--- a/rasoi/RasOI_PRD.docx
+++ b/rasoi/RasOI_PRD.docx
@@ -2457,6 +2457,95 @@
               <w:bottom w:val="single" w:color="CCCCCC" w:sz="1"/>
               <w:right w:val="single" w:color="CCCCCC" w:sz="1"/>
             </w:tcBorders>
+            <w:shd w:fill="E0F4F4" w:val="clear"/>
+            <w:tcMar>
+              <w:top w:type="dxa" w:w="80"/>
+              <w:left w:type="dxa" w:w="120"/>
+              <w:bottom w:type="dxa" w:w="80"/>
+              <w:right w:type="dxa" w:w="120"/>
+            </w:tcMar>
+          </w:tcPr>
+          <w:p>
+            <w:r>
+              <w:rPr>
+                <w:rFonts w:ascii="Arial" w:cs="Arial" w:eastAsia="Arial" w:hAnsi="Arial"/>
+                <w:color w:val="1A1A2E"/>
+                <w:sz w:val="20"/>
+                <w:szCs w:val="20"/>
+              </w:rPr>
+              <w:t xml:space="preserve">Database</w:t>
+            </w:r>
+          </w:p>
+        </w:tc>
+        <w:tc>
+          <w:tcPr>
+            <w:tcW w:type="dxa" w:w="3000"/>
+            <w:tcBorders>
+              <w:top w:val="single" w:color="CCCCCC" w:sz="1"/>
+              <w:left w:val="single" w:color="CCCCCC" w:sz="1"/>
+              <w:bottom w:val="single" w:color="CCCCCC" w:sz="1"/>
+              <w:right w:val="single" w:color="CCCCCC" w:sz="1"/>
+            </w:tcBorders>
+            <w:shd w:fill="E0F4F4" w:val="clear"/>
+            <w:tcMar>
+              <w:top w:type="dxa" w:w="80"/>
+              <w:left w:type="dxa" w:w="120"/>
+              <w:bottom w:type="dxa" w:w="80"/>
+              <w:right w:type="dxa" w:w="120"/>
+            </w:tcMar>
+          </w:tcPr>
+          <w:p>
+            <w:r>
+              <w:rPr>
+                <w:rFonts w:ascii="Arial" w:cs="Arial" w:eastAsia="Arial" w:hAnsi="Arial"/>
+                <w:color w:val="1A1A2E"/>
+                <w:sz w:val="20"/>
+                <w:szCs w:val="20"/>
+              </w:rPr>
+              <w:t xml:space="preserve">Supabase Postgres</w:t>
+            </w:r>
+          </w:p>
+        </w:tc>
+        <w:tc>
+          <w:tcPr>
+            <w:tcW w:type="dxa" w:w="4360"/>
+            <w:tcBorders>
+              <w:top w:val="single" w:color="CCCCCC" w:sz="1"/>
+              <w:left w:val="single" w:color="CCCCCC" w:sz="1"/>
+              <w:bottom w:val="single" w:color="CCCCCC" w:sz="1"/>
+              <w:right w:val="single" w:color="CCCCCC" w:sz="1"/>
+            </w:tcBorders>
+            <w:shd w:fill="E0F4F4" w:val="clear"/>
+            <w:tcMar>
+              <w:top w:type="dxa" w:w="80"/>
+              <w:left w:type="dxa" w:w="120"/>
+              <w:bottom w:type="dxa" w:w="80"/>
+              <w:right w:type="dxa" w:w="120"/>
+            </w:tcMar>
+          </w:tcPr>
+          <w:p>
+            <w:r>
+              <w:rPr>
+                <w:rFonts w:ascii="Arial" w:cs="Arial" w:eastAsia="Arial" w:hAnsi="Arial"/>
+                <w:color w:val="1A1A2E"/>
+                <w:sz w:val="20"/>
+                <w:szCs w:val="20"/>
+              </w:rPr>
+              <w:t xml:space="preserve">Pantry state, user profiles, scan history, preferences</w:t>
+            </w:r>
+          </w:p>
+        </w:tc>
+      </w:tr>
+      <w:tr>
+        <w:tc>
+          <w:tcPr>
+            <w:tcW w:type="dxa" w:w="2000"/>
+            <w:tcBorders>
+              <w:top w:val="single" w:color="CCCCCC" w:sz="1"/>
+              <w:left w:val="single" w:color="CCCCCC" w:sz="1"/>
+              <w:bottom w:val="single" w:color="CCCCCC" w:sz="1"/>
+              <w:right w:val="single" w:color="CCCCCC" w:sz="1"/>
+            </w:tcBorders>
             <w:shd w:fill="FFFFFF" w:val="clear"/>
             <w:tcMar>
               <w:top w:type="dxa" w:w="80"/>
@@ -2473,7 +2562,7 @@
                 <w:sz w:val="20"/>
                 <w:szCs w:val="20"/>
               </w:rPr>
-              <w:t xml:space="preserve">State</w:t>
+              <w:t xml:space="preserve">Image Storage</w:t>
             </w:r>
           </w:p>
         </w:tc>
@@ -2502,7 +2591,7 @@
                 <w:sz w:val="20"/>
                 <w:szCs w:val="20"/>
               </w:rPr>
-              <w:t xml:space="preserve">In-memory (Python dict)</w:t>
+              <w:t xml:space="preserve">Supabase Storage Buckets</w:t>
             </w:r>
           </w:p>
         </w:tc>
@@ -2531,7 +2620,185 @@
                 <w:sz w:val="20"/>
                 <w:szCs w:val="20"/>
               </w:rPr>
-              <w:t xml:space="preserve">Pantry inventory, session data</w:t>
+              <w:t xml:space="preserve">Fridge and receipt scan images, organised by user session</w:t>
+            </w:r>
+          </w:p>
+        </w:tc>
+      </w:tr>
+      <w:tr>
+        <w:tc>
+          <w:tcPr>
+            <w:tcW w:type="dxa" w:w="2000"/>
+            <w:tcBorders>
+              <w:top w:val="single" w:color="CCCCCC" w:sz="1"/>
+              <w:left w:val="single" w:color="CCCCCC" w:sz="1"/>
+              <w:bottom w:val="single" w:color="CCCCCC" w:sz="1"/>
+              <w:right w:val="single" w:color="CCCCCC" w:sz="1"/>
+            </w:tcBorders>
+            <w:shd w:fill="E0F4F4" w:val="clear"/>
+            <w:tcMar>
+              <w:top w:type="dxa" w:w="80"/>
+              <w:left w:type="dxa" w:w="120"/>
+              <w:bottom w:type="dxa" w:w="80"/>
+              <w:right w:type="dxa" w:w="120"/>
+            </w:tcMar>
+          </w:tcPr>
+          <w:p>
+            <w:r>
+              <w:rPr>
+                <w:rFonts w:ascii="Arial" w:cs="Arial" w:eastAsia="Arial" w:hAnsi="Arial"/>
+                <w:color w:val="1A1A2E"/>
+                <w:sz w:val="20"/>
+                <w:szCs w:val="20"/>
+              </w:rPr>
+              <w:t xml:space="preserve">Auth</w:t>
+            </w:r>
+          </w:p>
+        </w:tc>
+        <w:tc>
+          <w:tcPr>
+            <w:tcW w:type="dxa" w:w="3000"/>
+            <w:tcBorders>
+              <w:top w:val="single" w:color="CCCCCC" w:sz="1"/>
+              <w:left w:val="single" w:color="CCCCCC" w:sz="1"/>
+              <w:bottom w:val="single" w:color="CCCCCC" w:sz="1"/>
+              <w:right w:val="single" w:color="CCCCCC" w:sz="1"/>
+            </w:tcBorders>
+            <w:shd w:fill="E0F4F4" w:val="clear"/>
+            <w:tcMar>
+              <w:top w:type="dxa" w:w="80"/>
+              <w:left w:type="dxa" w:w="120"/>
+              <w:bottom w:type="dxa" w:w="80"/>
+              <w:right w:type="dxa" w:w="120"/>
+            </w:tcMar>
+          </w:tcPr>
+          <w:p>
+            <w:r>
+              <w:rPr>
+                <w:rFonts w:ascii="Arial" w:cs="Arial" w:eastAsia="Arial" w:hAnsi="Arial"/>
+                <w:color w:val="1A1A2E"/>
+                <w:sz w:val="20"/>
+                <w:szCs w:val="20"/>
+              </w:rPr>
+              <w:t xml:space="preserve">Supabase Auth</w:t>
+            </w:r>
+          </w:p>
+        </w:tc>
+        <w:tc>
+          <w:tcPr>
+            <w:tcW w:type="dxa" w:w="4360"/>
+            <w:tcBorders>
+              <w:top w:val="single" w:color="CCCCCC" w:sz="1"/>
+              <w:left w:val="single" w:color="CCCCCC" w:sz="1"/>
+              <w:bottom w:val="single" w:color="CCCCCC" w:sz="1"/>
+              <w:right w:val="single" w:color="CCCCCC" w:sz="1"/>
+            </w:tcBorders>
+            <w:shd w:fill="E0F4F4" w:val="clear"/>
+            <w:tcMar>
+              <w:top w:type="dxa" w:w="80"/>
+              <w:left w:type="dxa" w:w="120"/>
+              <w:bottom w:type="dxa" w:w="80"/>
+              <w:right w:type="dxa" w:w="120"/>
+            </w:tcMar>
+          </w:tcPr>
+          <w:p>
+            <w:r>
+              <w:rPr>
+                <w:rFonts w:ascii="Arial" w:cs="Arial" w:eastAsia="Arial" w:hAnsi="Arial"/>
+                <w:color w:val="1A1A2E"/>
+                <w:sz w:val="20"/>
+                <w:szCs w:val="20"/>
+              </w:rPr>
+              <w:t xml:space="preserve">Google and email login with guest session support</w:t>
+            </w:r>
+          </w:p>
+        </w:tc>
+      </w:tr>
+      <w:tr>
+        <w:tc>
+          <w:tcPr>
+            <w:tcW w:type="dxa" w:w="2000"/>
+            <w:tcBorders>
+              <w:top w:val="single" w:color="CCCCCC" w:sz="1"/>
+              <w:left w:val="single" w:color="CCCCCC" w:sz="1"/>
+              <w:bottom w:val="single" w:color="CCCCCC" w:sz="1"/>
+              <w:right w:val="single" w:color="CCCCCC" w:sz="1"/>
+            </w:tcBorders>
+            <w:shd w:fill="FFFFFF" w:val="clear"/>
+            <w:tcMar>
+              <w:top w:type="dxa" w:w="80"/>
+              <w:left w:type="dxa" w:w="120"/>
+              <w:bottom w:type="dxa" w:w="80"/>
+              <w:right w:type="dxa" w:w="120"/>
+            </w:tcMar>
+          </w:tcPr>
+          <w:p>
+            <w:r>
+              <w:rPr>
+                <w:rFonts w:ascii="Arial" w:cs="Arial" w:eastAsia="Arial" w:hAnsi="Arial"/>
+                <w:color w:val="1A1A2E"/>
+                <w:sz w:val="20"/>
+                <w:szCs w:val="20"/>
+              </w:rPr>
+              <w:t xml:space="preserve">Recipe API</w:t>
+            </w:r>
+          </w:p>
+        </w:tc>
+        <w:tc>
+          <w:tcPr>
+            <w:tcW w:type="dxa" w:w="3000"/>
+            <w:tcBorders>
+              <w:top w:val="single" w:color="CCCCCC" w:sz="1"/>
+              <w:left w:val="single" w:color="CCCCCC" w:sz="1"/>
+              <w:bottom w:val="single" w:color="CCCCCC" w:sz="1"/>
+              <w:right w:val="single" w:color="CCCCCC" w:sz="1"/>
+            </w:tcBorders>
+            <w:shd w:fill="FFFFFF" w:val="clear"/>
+            <w:tcMar>
+              <w:top w:type="dxa" w:w="80"/>
+              <w:left w:type="dxa" w:w="120"/>
+              <w:bottom w:type="dxa" w:w="80"/>
+              <w:right w:type="dxa" w:w="120"/>
+            </w:tcMar>
+          </w:tcPr>
+          <w:p>
+            <w:r>
+              <w:rPr>
+                <w:rFonts w:ascii="Arial" w:cs="Arial" w:eastAsia="Arial" w:hAnsi="Arial"/>
+                <w:color w:val="1A1A2E"/>
+                <w:sz w:val="20"/>
+                <w:szCs w:val="20"/>
+              </w:rPr>
+              <w:t xml:space="preserve">Spoonacular → Edamam → Claude</w:t>
+            </w:r>
+          </w:p>
+        </w:tc>
+        <w:tc>
+          <w:tcPr>
+            <w:tcW w:type="dxa" w:w="4360"/>
+            <w:tcBorders>
+              <w:top w:val="single" w:color="CCCCCC" w:sz="1"/>
+              <w:left w:val="single" w:color="CCCCCC" w:sz="1"/>
+              <w:bottom w:val="single" w:color="CCCCCC" w:sz="1"/>
+              <w:right w:val="single" w:color="CCCCCC" w:sz="1"/>
+            </w:tcBorders>
+            <w:shd w:fill="FFFFFF" w:val="clear"/>
+            <w:tcMar>
+              <w:top w:type="dxa" w:w="80"/>
+              <w:left w:type="dxa" w:w="120"/>
+              <w:bottom w:type="dxa" w:w="80"/>
+              <w:right w:type="dxa" w:w="120"/>
+            </w:tcMar>
+          </w:tcPr>
+          <w:p>
+            <w:r>
+              <w:rPr>
+                <w:rFonts w:ascii="Arial" w:cs="Arial" w:eastAsia="Arial" w:hAnsi="Arial"/>
+                <w:color w:val="1A1A2E"/>
+                <w:sz w:val="20"/>
+                <w:szCs w:val="20"/>
+              </w:rPr>
+              <w:t xml:space="preserve">Auto-failover recipe source with normalised response shape</w:t>
             </w:r>
           </w:p>
         </w:tc>
@@ -2755,6 +3022,3593 @@
           <w:szCs w:val="22"/>
         </w:rPr>
         <w:t xml:space="preserve">POST /api/substitute {recipe_ingredient, pantry_items} → Claude identifies best match → Returns substitute + explanation → User accepts or rejects</w:t>
+      </w:r>
+    </w:p>
+    <w:p>
+      <w:pPr>
+        <w:spacing w:after="0" w:before="80"/>
+      </w:pPr>
+      <w:r>
+        <w:t xml:space="preserve"/>
+      </w:r>
+    </w:p>
+    <w:p>
+      <w:pPr>
+        <w:spacing w:after="80" w:before="160"/>
+      </w:pPr>
+      <w:r>
+        <w:rPr>
+          <w:rFonts w:ascii="Arial" w:cs="Arial" w:eastAsia="Arial" w:hAnsi="Arial"/>
+          <w:b/>
+          <w:bCs/>
+          <w:color w:val="007B7F"/>
+          <w:sz w:val="22"/>
+          <w:szCs w:val="22"/>
+        </w:rPr>
+        <w:t xml:space="preserve">Image Storage Flow</w:t>
+      </w:r>
+    </w:p>
+    <w:p>
+      <w:pPr>
+        <w:spacing w:after="80" w:before="80"/>
+      </w:pPr>
+      <w:r>
+        <w:rPr>
+          <w:rFonts w:ascii="Arial" w:cs="Arial" w:eastAsia="Arial" w:hAnsi="Arial"/>
+          <w:color w:val="1A1A2E"/>
+          <w:sz w:val="22"/>
+          <w:szCs w:val="22"/>
+        </w:rPr>
+        <w:t xml:space="preserve">User uploads image → FastAPI receives file → Upload to Supabase Storage bucket rasoi-scans/{user_id}/{timestamp}.jpg → Return public URL → Store URL in Supabase pantry_scans table → Send image to Claude Vision for extraction</w:t>
+      </w:r>
+    </w:p>
+    <w:p>
+      <w:pPr>
+        <w:pBdr>
+          <w:bottom w:val="single" w:color="007B7F" w:sz="6" w:space="1"/>
+        </w:pBdr>
+        <w:spacing w:after="160" w:before="160"/>
+      </w:pPr>
+      <w:r>
+        <w:t xml:space="preserve"/>
+      </w:r>
+    </w:p>
+    <w:p>
+      <w:pPr>
+        <w:pStyle w:val="Heading1"/>
+        <w:spacing w:after="160" w:before="320"/>
+      </w:pPr>
+      <w:r>
+        <w:rPr>
+          <w:rFonts w:ascii="Arial" w:cs="Arial" w:eastAsia="Arial" w:hAnsi="Arial"/>
+          <w:b/>
+          <w:bCs/>
+          <w:color w:val="007B7F"/>
+          <w:sz w:val="32"/>
+          <w:szCs w:val="32"/>
+        </w:rPr>
+        <w:t xml:space="preserve">6a. Recipe API Strategy</w:t>
+      </w:r>
+    </w:p>
+    <w:p>
+      <w:pPr>
+        <w:spacing w:after="80" w:before="80"/>
+      </w:pPr>
+      <w:r>
+        <w:rPr>
+          <w:rFonts w:ascii="Arial" w:cs="Arial" w:eastAsia="Arial" w:hAnsi="Arial"/>
+          <w:color w:val="1A1A2E"/>
+          <w:sz w:val="22"/>
+          <w:szCs w:val="22"/>
+        </w:rPr>
+        <w:t xml:space="preserve">RasOI uses a three-tier auto-failover recipe system. The app always tries Spoonacular first. If the daily quota is exhausted, it silently switches to Edamam. If both are unavailable, Claude generates recipes on-the-fly. The user experience remains uninterrupted across all three tiers.</w:t>
+      </w:r>
+    </w:p>
+    <w:p>
+      <w:pPr>
+        <w:spacing w:after="0" w:before="80"/>
+      </w:pPr>
+      <w:r>
+        <w:t xml:space="preserve"/>
+      </w:r>
+    </w:p>
+    <w:tbl>
+      <w:tblPr>
+        <w:tblW w:type="dxa" w:w="9360"/>
+        <w:tblBorders>
+          <w:top w:val="single" w:color="auto" w:sz="4"/>
+          <w:left w:val="single" w:color="auto" w:sz="4"/>
+          <w:bottom w:val="single" w:color="auto" w:sz="4"/>
+          <w:right w:val="single" w:color="auto" w:sz="4"/>
+          <w:insideH w:val="single" w:color="auto" w:sz="4"/>
+          <w:insideV w:val="single" w:color="auto" w:sz="4"/>
+        </w:tblBorders>
+      </w:tblPr>
+      <w:tblGrid>
+        <w:gridCol w:w="1400"/>
+        <w:gridCol w:w="1800"/>
+        <w:gridCol w:w="2200"/>
+        <w:gridCol w:w="2200"/>
+        <w:gridCol w:w="1760"/>
+      </w:tblGrid>
+      <w:tr>
+        <w:tc>
+          <w:tcPr>
+            <w:tcW w:type="dxa" w:w="1400"/>
+            <w:tcBorders>
+              <w:top w:val="single" w:color="CCCCCC" w:sz="1"/>
+              <w:left w:val="single" w:color="CCCCCC" w:sz="1"/>
+              <w:bottom w:val="single" w:color="CCCCCC" w:sz="1"/>
+              <w:right w:val="single" w:color="CCCCCC" w:sz="1"/>
+            </w:tcBorders>
+            <w:shd w:fill="007B7F" w:val="clear"/>
+            <w:tcMar>
+              <w:top w:type="dxa" w:w="80"/>
+              <w:left w:type="dxa" w:w="120"/>
+              <w:bottom w:type="dxa" w:w="80"/>
+              <w:right w:type="dxa" w:w="120"/>
+            </w:tcMar>
+          </w:tcPr>
+          <w:p>
+            <w:r>
+              <w:rPr>
+                <w:rFonts w:ascii="Arial" w:cs="Arial" w:eastAsia="Arial" w:hAnsi="Arial"/>
+                <w:b/>
+                <w:bCs/>
+                <w:color w:val="FFFFFF"/>
+                <w:sz w:val="20"/>
+                <w:szCs w:val="20"/>
+              </w:rPr>
+              <w:t xml:space="preserve">Tier</w:t>
+            </w:r>
+          </w:p>
+        </w:tc>
+        <w:tc>
+          <w:tcPr>
+            <w:tcW w:type="dxa" w:w="1800"/>
+            <w:tcBorders>
+              <w:top w:val="single" w:color="CCCCCC" w:sz="1"/>
+              <w:left w:val="single" w:color="CCCCCC" w:sz="1"/>
+              <w:bottom w:val="single" w:color="CCCCCC" w:sz="1"/>
+              <w:right w:val="single" w:color="CCCCCC" w:sz="1"/>
+            </w:tcBorders>
+            <w:shd w:fill="007B7F" w:val="clear"/>
+            <w:tcMar>
+              <w:top w:type="dxa" w:w="80"/>
+              <w:left w:type="dxa" w:w="120"/>
+              <w:bottom w:type="dxa" w:w="80"/>
+              <w:right w:type="dxa" w:w="120"/>
+            </w:tcMar>
+          </w:tcPr>
+          <w:p>
+            <w:r>
+              <w:rPr>
+                <w:rFonts w:ascii="Arial" w:cs="Arial" w:eastAsia="Arial" w:hAnsi="Arial"/>
+                <w:b/>
+                <w:bCs/>
+                <w:color w:val="FFFFFF"/>
+                <w:sz w:val="20"/>
+                <w:szCs w:val="20"/>
+              </w:rPr>
+              <w:t xml:space="preserve">Provider</w:t>
+            </w:r>
+          </w:p>
+        </w:tc>
+        <w:tc>
+          <w:tcPr>
+            <w:tcW w:type="dxa" w:w="2200"/>
+            <w:tcBorders>
+              <w:top w:val="single" w:color="CCCCCC" w:sz="1"/>
+              <w:left w:val="single" w:color="CCCCCC" w:sz="1"/>
+              <w:bottom w:val="single" w:color="CCCCCC" w:sz="1"/>
+              <w:right w:val="single" w:color="CCCCCC" w:sz="1"/>
+            </w:tcBorders>
+            <w:shd w:fill="007B7F" w:val="clear"/>
+            <w:tcMar>
+              <w:top w:type="dxa" w:w="80"/>
+              <w:left w:type="dxa" w:w="120"/>
+              <w:bottom w:type="dxa" w:w="80"/>
+              <w:right w:type="dxa" w:w="120"/>
+            </w:tcMar>
+          </w:tcPr>
+          <w:p>
+            <w:r>
+              <w:rPr>
+                <w:rFonts w:ascii="Arial" w:cs="Arial" w:eastAsia="Arial" w:hAnsi="Arial"/>
+                <w:b/>
+                <w:bCs/>
+                <w:color w:val="FFFFFF"/>
+                <w:sz w:val="20"/>
+                <w:szCs w:val="20"/>
+              </w:rPr>
+              <w:t xml:space="preserve">Free Limit</w:t>
+            </w:r>
+          </w:p>
+        </w:tc>
+        <w:tc>
+          <w:tcPr>
+            <w:tcW w:type="dxa" w:w="2200"/>
+            <w:tcBorders>
+              <w:top w:val="single" w:color="CCCCCC" w:sz="1"/>
+              <w:left w:val="single" w:color="CCCCCC" w:sz="1"/>
+              <w:bottom w:val="single" w:color="CCCCCC" w:sz="1"/>
+              <w:right w:val="single" w:color="CCCCCC" w:sz="1"/>
+            </w:tcBorders>
+            <w:shd w:fill="007B7F" w:val="clear"/>
+            <w:tcMar>
+              <w:top w:type="dxa" w:w="80"/>
+              <w:left w:type="dxa" w:w="120"/>
+              <w:bottom w:type="dxa" w:w="80"/>
+              <w:right w:type="dxa" w:w="120"/>
+            </w:tcMar>
+          </w:tcPr>
+          <w:p>
+            <w:r>
+              <w:rPr>
+                <w:rFonts w:ascii="Arial" w:cs="Arial" w:eastAsia="Arial" w:hAnsi="Arial"/>
+                <w:b/>
+                <w:bCs/>
+                <w:color w:val="FFFFFF"/>
+                <w:sz w:val="20"/>
+                <w:szCs w:val="20"/>
+              </w:rPr>
+              <w:t xml:space="preserve">Strengths</w:t>
+            </w:r>
+          </w:p>
+        </w:tc>
+        <w:tc>
+          <w:tcPr>
+            <w:tcW w:type="dxa" w:w="1760"/>
+            <w:tcBorders>
+              <w:top w:val="single" w:color="CCCCCC" w:sz="1"/>
+              <w:left w:val="single" w:color="CCCCCC" w:sz="1"/>
+              <w:bottom w:val="single" w:color="CCCCCC" w:sz="1"/>
+              <w:right w:val="single" w:color="CCCCCC" w:sz="1"/>
+            </w:tcBorders>
+            <w:shd w:fill="007B7F" w:val="clear"/>
+            <w:tcMar>
+              <w:top w:type="dxa" w:w="80"/>
+              <w:left w:type="dxa" w:w="120"/>
+              <w:bottom w:type="dxa" w:w="80"/>
+              <w:right w:type="dxa" w:w="120"/>
+            </w:tcMar>
+          </w:tcPr>
+          <w:p>
+            <w:r>
+              <w:rPr>
+                <w:rFonts w:ascii="Arial" w:cs="Arial" w:eastAsia="Arial" w:hAnsi="Arial"/>
+                <w:b/>
+                <w:bCs/>
+                <w:color w:val="FFFFFF"/>
+                <w:sz w:val="20"/>
+                <w:szCs w:val="20"/>
+              </w:rPr>
+              <w:t xml:space="preserve">Weakness</w:t>
+            </w:r>
+          </w:p>
+        </w:tc>
+      </w:tr>
+      <w:tr>
+        <w:tc>
+          <w:tcPr>
+            <w:tcW w:type="dxa" w:w="1400"/>
+            <w:tcBorders>
+              <w:top w:val="single" w:color="CCCCCC" w:sz="1"/>
+              <w:left w:val="single" w:color="CCCCCC" w:sz="1"/>
+              <w:bottom w:val="single" w:color="CCCCCC" w:sz="1"/>
+              <w:right w:val="single" w:color="CCCCCC" w:sz="1"/>
+            </w:tcBorders>
+            <w:shd w:fill="E0F4F4" w:val="clear"/>
+            <w:tcMar>
+              <w:top w:type="dxa" w:w="80"/>
+              <w:left w:type="dxa" w:w="120"/>
+              <w:bottom w:type="dxa" w:w="80"/>
+              <w:right w:type="dxa" w:w="120"/>
+            </w:tcMar>
+          </w:tcPr>
+          <w:p>
+            <w:r>
+              <w:rPr>
+                <w:rFonts w:ascii="Arial" w:cs="Arial" w:eastAsia="Arial" w:hAnsi="Arial"/>
+                <w:color w:val="1A1A2E"/>
+                <w:sz w:val="20"/>
+                <w:szCs w:val="20"/>
+              </w:rPr>
+              <w:t xml:space="preserve">1 (Primary)</w:t>
+            </w:r>
+          </w:p>
+        </w:tc>
+        <w:tc>
+          <w:tcPr>
+            <w:tcW w:type="dxa" w:w="1800"/>
+            <w:tcBorders>
+              <w:top w:val="single" w:color="CCCCCC" w:sz="1"/>
+              <w:left w:val="single" w:color="CCCCCC" w:sz="1"/>
+              <w:bottom w:val="single" w:color="CCCCCC" w:sz="1"/>
+              <w:right w:val="single" w:color="CCCCCC" w:sz="1"/>
+            </w:tcBorders>
+            <w:shd w:fill="E0F4F4" w:val="clear"/>
+            <w:tcMar>
+              <w:top w:type="dxa" w:w="80"/>
+              <w:left w:type="dxa" w:w="120"/>
+              <w:bottom w:type="dxa" w:w="80"/>
+              <w:right w:type="dxa" w:w="120"/>
+            </w:tcMar>
+          </w:tcPr>
+          <w:p>
+            <w:r>
+              <w:rPr>
+                <w:rFonts w:ascii="Arial" w:cs="Arial" w:eastAsia="Arial" w:hAnsi="Arial"/>
+                <w:color w:val="1A1A2E"/>
+                <w:sz w:val="20"/>
+                <w:szCs w:val="20"/>
+              </w:rPr>
+              <w:t xml:space="preserve">Spoonacular</w:t>
+            </w:r>
+          </w:p>
+        </w:tc>
+        <w:tc>
+          <w:tcPr>
+            <w:tcW w:type="dxa" w:w="2200"/>
+            <w:tcBorders>
+              <w:top w:val="single" w:color="CCCCCC" w:sz="1"/>
+              <w:left w:val="single" w:color="CCCCCC" w:sz="1"/>
+              <w:bottom w:val="single" w:color="CCCCCC" w:sz="1"/>
+              <w:right w:val="single" w:color="CCCCCC" w:sz="1"/>
+            </w:tcBorders>
+            <w:shd w:fill="E0F4F4" w:val="clear"/>
+            <w:tcMar>
+              <w:top w:type="dxa" w:w="80"/>
+              <w:left w:type="dxa" w:w="120"/>
+              <w:bottom w:type="dxa" w:w="80"/>
+              <w:right w:type="dxa" w:w="120"/>
+            </w:tcMar>
+          </w:tcPr>
+          <w:p>
+            <w:r>
+              <w:rPr>
+                <w:rFonts w:ascii="Arial" w:cs="Arial" w:eastAsia="Arial" w:hAnsi="Arial"/>
+                <w:color w:val="1A1A2E"/>
+                <w:sz w:val="20"/>
+                <w:szCs w:val="20"/>
+              </w:rPr>
+              <w:t xml:space="preserve">150 req/day</w:t>
+            </w:r>
+          </w:p>
+        </w:tc>
+        <w:tc>
+          <w:tcPr>
+            <w:tcW w:type="dxa" w:w="2200"/>
+            <w:tcBorders>
+              <w:top w:val="single" w:color="CCCCCC" w:sz="1"/>
+              <w:left w:val="single" w:color="CCCCCC" w:sz="1"/>
+              <w:bottom w:val="single" w:color="CCCCCC" w:sz="1"/>
+              <w:right w:val="single" w:color="CCCCCC" w:sz="1"/>
+            </w:tcBorders>
+            <w:shd w:fill="E0F4F4" w:val="clear"/>
+            <w:tcMar>
+              <w:top w:type="dxa" w:w="80"/>
+              <w:left w:type="dxa" w:w="120"/>
+              <w:bottom w:type="dxa" w:w="80"/>
+              <w:right w:type="dxa" w:w="120"/>
+            </w:tcMar>
+          </w:tcPr>
+          <w:p>
+            <w:r>
+              <w:rPr>
+                <w:rFonts w:ascii="Arial" w:cs="Arial" w:eastAsia="Arial" w:hAnsi="Arial"/>
+                <w:color w:val="1A1A2E"/>
+                <w:sz w:val="20"/>
+                <w:szCs w:val="20"/>
+              </w:rPr>
+              <w:t xml:space="preserve">Rich data, photos, nutrition, steps</w:t>
+            </w:r>
+          </w:p>
+        </w:tc>
+        <w:tc>
+          <w:tcPr>
+            <w:tcW w:type="dxa" w:w="1760"/>
+            <w:tcBorders>
+              <w:top w:val="single" w:color="CCCCCC" w:sz="1"/>
+              <w:left w:val="single" w:color="CCCCCC" w:sz="1"/>
+              <w:bottom w:val="single" w:color="CCCCCC" w:sz="1"/>
+              <w:right w:val="single" w:color="CCCCCC" w:sz="1"/>
+            </w:tcBorders>
+            <w:shd w:fill="E0F4F4" w:val="clear"/>
+            <w:tcMar>
+              <w:top w:type="dxa" w:w="80"/>
+              <w:left w:type="dxa" w:w="120"/>
+              <w:bottom w:type="dxa" w:w="80"/>
+              <w:right w:type="dxa" w:w="120"/>
+            </w:tcMar>
+          </w:tcPr>
+          <w:p>
+            <w:r>
+              <w:rPr>
+                <w:rFonts w:ascii="Arial" w:cs="Arial" w:eastAsia="Arial" w:hAnsi="Arial"/>
+                <w:color w:val="1A1A2E"/>
+                <w:sz w:val="20"/>
+                <w:szCs w:val="20"/>
+              </w:rPr>
+              <w:t xml:space="preserve">Low daily quota</w:t>
+            </w:r>
+          </w:p>
+        </w:tc>
+      </w:tr>
+      <w:tr>
+        <w:tc>
+          <w:tcPr>
+            <w:tcW w:type="dxa" w:w="1400"/>
+            <w:tcBorders>
+              <w:top w:val="single" w:color="CCCCCC" w:sz="1"/>
+              <w:left w:val="single" w:color="CCCCCC" w:sz="1"/>
+              <w:bottom w:val="single" w:color="CCCCCC" w:sz="1"/>
+              <w:right w:val="single" w:color="CCCCCC" w:sz="1"/>
+            </w:tcBorders>
+            <w:shd w:fill="FFFFFF" w:val="clear"/>
+            <w:tcMar>
+              <w:top w:type="dxa" w:w="80"/>
+              <w:left w:type="dxa" w:w="120"/>
+              <w:bottom w:type="dxa" w:w="80"/>
+              <w:right w:type="dxa" w:w="120"/>
+            </w:tcMar>
+          </w:tcPr>
+          <w:p>
+            <w:r>
+              <w:rPr>
+                <w:rFonts w:ascii="Arial" w:cs="Arial" w:eastAsia="Arial" w:hAnsi="Arial"/>
+                <w:color w:val="1A1A2E"/>
+                <w:sz w:val="20"/>
+                <w:szCs w:val="20"/>
+              </w:rPr>
+              <w:t xml:space="preserve">2 (Fallback)</w:t>
+            </w:r>
+          </w:p>
+        </w:tc>
+        <w:tc>
+          <w:tcPr>
+            <w:tcW w:type="dxa" w:w="1800"/>
+            <w:tcBorders>
+              <w:top w:val="single" w:color="CCCCCC" w:sz="1"/>
+              <w:left w:val="single" w:color="CCCCCC" w:sz="1"/>
+              <w:bottom w:val="single" w:color="CCCCCC" w:sz="1"/>
+              <w:right w:val="single" w:color="CCCCCC" w:sz="1"/>
+            </w:tcBorders>
+            <w:shd w:fill="FFFFFF" w:val="clear"/>
+            <w:tcMar>
+              <w:top w:type="dxa" w:w="80"/>
+              <w:left w:type="dxa" w:w="120"/>
+              <w:bottom w:type="dxa" w:w="80"/>
+              <w:right w:type="dxa" w:w="120"/>
+            </w:tcMar>
+          </w:tcPr>
+          <w:p>
+            <w:r>
+              <w:rPr>
+                <w:rFonts w:ascii="Arial" w:cs="Arial" w:eastAsia="Arial" w:hAnsi="Arial"/>
+                <w:color w:val="1A1A2E"/>
+                <w:sz w:val="20"/>
+                <w:szCs w:val="20"/>
+              </w:rPr>
+              <w:t xml:space="preserve">Edamam</w:t>
+            </w:r>
+          </w:p>
+        </w:tc>
+        <w:tc>
+          <w:tcPr>
+            <w:tcW w:type="dxa" w:w="2200"/>
+            <w:tcBorders>
+              <w:top w:val="single" w:color="CCCCCC" w:sz="1"/>
+              <w:left w:val="single" w:color="CCCCCC" w:sz="1"/>
+              <w:bottom w:val="single" w:color="CCCCCC" w:sz="1"/>
+              <w:right w:val="single" w:color="CCCCCC" w:sz="1"/>
+            </w:tcBorders>
+            <w:shd w:fill="FFFFFF" w:val="clear"/>
+            <w:tcMar>
+              <w:top w:type="dxa" w:w="80"/>
+              <w:left w:type="dxa" w:w="120"/>
+              <w:bottom w:type="dxa" w:w="80"/>
+              <w:right w:type="dxa" w:w="120"/>
+            </w:tcMar>
+          </w:tcPr>
+          <w:p>
+            <w:r>
+              <w:rPr>
+                <w:rFonts w:ascii="Arial" w:cs="Arial" w:eastAsia="Arial" w:hAnsi="Arial"/>
+                <w:color w:val="1A1A2E"/>
+                <w:sz w:val="20"/>
+                <w:szCs w:val="20"/>
+              </w:rPr>
+              <w:t xml:space="preserve">10,000 req/month</w:t>
+            </w:r>
+          </w:p>
+        </w:tc>
+        <w:tc>
+          <w:tcPr>
+            <w:tcW w:type="dxa" w:w="2200"/>
+            <w:tcBorders>
+              <w:top w:val="single" w:color="CCCCCC" w:sz="1"/>
+              <w:left w:val="single" w:color="CCCCCC" w:sz="1"/>
+              <w:bottom w:val="single" w:color="CCCCCC" w:sz="1"/>
+              <w:right w:val="single" w:color="CCCCCC" w:sz="1"/>
+            </w:tcBorders>
+            <w:shd w:fill="FFFFFF" w:val="clear"/>
+            <w:tcMar>
+              <w:top w:type="dxa" w:w="80"/>
+              <w:left w:type="dxa" w:w="120"/>
+              <w:bottom w:type="dxa" w:w="80"/>
+              <w:right w:type="dxa" w:w="120"/>
+            </w:tcMar>
+          </w:tcPr>
+          <w:p>
+            <w:r>
+              <w:rPr>
+                <w:rFonts w:ascii="Arial" w:cs="Arial" w:eastAsia="Arial" w:hAnsi="Arial"/>
+                <w:color w:val="1A1A2E"/>
+                <w:sz w:val="20"/>
+                <w:szCs w:val="20"/>
+              </w:rPr>
+              <w:t xml:space="preserve">High quota, nutrition-focused</w:t>
+            </w:r>
+          </w:p>
+        </w:tc>
+        <w:tc>
+          <w:tcPr>
+            <w:tcW w:type="dxa" w:w="1760"/>
+            <w:tcBorders>
+              <w:top w:val="single" w:color="CCCCCC" w:sz="1"/>
+              <w:left w:val="single" w:color="CCCCCC" w:sz="1"/>
+              <w:bottom w:val="single" w:color="CCCCCC" w:sz="1"/>
+              <w:right w:val="single" w:color="CCCCCC" w:sz="1"/>
+            </w:tcBorders>
+            <w:shd w:fill="FFFFFF" w:val="clear"/>
+            <w:tcMar>
+              <w:top w:type="dxa" w:w="80"/>
+              <w:left w:type="dxa" w:w="120"/>
+              <w:bottom w:type="dxa" w:w="80"/>
+              <w:right w:type="dxa" w:w="120"/>
+            </w:tcMar>
+          </w:tcPr>
+          <w:p>
+            <w:r>
+              <w:rPr>
+                <w:rFonts w:ascii="Arial" w:cs="Arial" w:eastAsia="Arial" w:hAnsi="Arial"/>
+                <w:color w:val="1A1A2E"/>
+                <w:sz w:val="20"/>
+                <w:szCs w:val="20"/>
+              </w:rPr>
+              <w:t xml:space="preserve">No steps on free tier</w:t>
+            </w:r>
+          </w:p>
+        </w:tc>
+      </w:tr>
+      <w:tr>
+        <w:tc>
+          <w:tcPr>
+            <w:tcW w:type="dxa" w:w="1400"/>
+            <w:tcBorders>
+              <w:top w:val="single" w:color="CCCCCC" w:sz="1"/>
+              <w:left w:val="single" w:color="CCCCCC" w:sz="1"/>
+              <w:bottom w:val="single" w:color="CCCCCC" w:sz="1"/>
+              <w:right w:val="single" w:color="CCCCCC" w:sz="1"/>
+            </w:tcBorders>
+            <w:shd w:fill="E0F4F4" w:val="clear"/>
+            <w:tcMar>
+              <w:top w:type="dxa" w:w="80"/>
+              <w:left w:type="dxa" w:w="120"/>
+              <w:bottom w:type="dxa" w:w="80"/>
+              <w:right w:type="dxa" w:w="120"/>
+            </w:tcMar>
+          </w:tcPr>
+          <w:p>
+            <w:r>
+              <w:rPr>
+                <w:rFonts w:ascii="Arial" w:cs="Arial" w:eastAsia="Arial" w:hAnsi="Arial"/>
+                <w:color w:val="1A1A2E"/>
+                <w:sz w:val="20"/>
+                <w:szCs w:val="20"/>
+              </w:rPr>
+              <w:t xml:space="preserve">3 (Last resort)</w:t>
+            </w:r>
+          </w:p>
+        </w:tc>
+        <w:tc>
+          <w:tcPr>
+            <w:tcW w:type="dxa" w:w="1800"/>
+            <w:tcBorders>
+              <w:top w:val="single" w:color="CCCCCC" w:sz="1"/>
+              <w:left w:val="single" w:color="CCCCCC" w:sz="1"/>
+              <w:bottom w:val="single" w:color="CCCCCC" w:sz="1"/>
+              <w:right w:val="single" w:color="CCCCCC" w:sz="1"/>
+            </w:tcBorders>
+            <w:shd w:fill="E0F4F4" w:val="clear"/>
+            <w:tcMar>
+              <w:top w:type="dxa" w:w="80"/>
+              <w:left w:type="dxa" w:w="120"/>
+              <w:bottom w:type="dxa" w:w="80"/>
+              <w:right w:type="dxa" w:w="120"/>
+            </w:tcMar>
+          </w:tcPr>
+          <w:p>
+            <w:r>
+              <w:rPr>
+                <w:rFonts w:ascii="Arial" w:cs="Arial" w:eastAsia="Arial" w:hAnsi="Arial"/>
+                <w:color w:val="1A1A2E"/>
+                <w:sz w:val="20"/>
+                <w:szCs w:val="20"/>
+              </w:rPr>
+              <w:t xml:space="preserve">Claude AI</w:t>
+            </w:r>
+          </w:p>
+        </w:tc>
+        <w:tc>
+          <w:tcPr>
+            <w:tcW w:type="dxa" w:w="2200"/>
+            <w:tcBorders>
+              <w:top w:val="single" w:color="CCCCCC" w:sz="1"/>
+              <w:left w:val="single" w:color="CCCCCC" w:sz="1"/>
+              <w:bottom w:val="single" w:color="CCCCCC" w:sz="1"/>
+              <w:right w:val="single" w:color="CCCCCC" w:sz="1"/>
+            </w:tcBorders>
+            <w:shd w:fill="E0F4F4" w:val="clear"/>
+            <w:tcMar>
+              <w:top w:type="dxa" w:w="80"/>
+              <w:left w:type="dxa" w:w="120"/>
+              <w:bottom w:type="dxa" w:w="80"/>
+              <w:right w:type="dxa" w:w="120"/>
+            </w:tcMar>
+          </w:tcPr>
+          <w:p>
+            <w:r>
+              <w:rPr>
+                <w:rFonts w:ascii="Arial" w:cs="Arial" w:eastAsia="Arial" w:hAnsi="Arial"/>
+                <w:color w:val="1A1A2E"/>
+                <w:sz w:val="20"/>
+                <w:szCs w:val="20"/>
+              </w:rPr>
+              <w:t xml:space="preserve">Unlimited (API cost)</w:t>
+            </w:r>
+          </w:p>
+        </w:tc>
+        <w:tc>
+          <w:tcPr>
+            <w:tcW w:type="dxa" w:w="2200"/>
+            <w:tcBorders>
+              <w:top w:val="single" w:color="CCCCCC" w:sz="1"/>
+              <w:left w:val="single" w:color="CCCCCC" w:sz="1"/>
+              <w:bottom w:val="single" w:color="CCCCCC" w:sz="1"/>
+              <w:right w:val="single" w:color="CCCCCC" w:sz="1"/>
+            </w:tcBorders>
+            <w:shd w:fill="E0F4F4" w:val="clear"/>
+            <w:tcMar>
+              <w:top w:type="dxa" w:w="80"/>
+              <w:left w:type="dxa" w:w="120"/>
+              <w:bottom w:type="dxa" w:w="80"/>
+              <w:right w:type="dxa" w:w="120"/>
+            </w:tcMar>
+          </w:tcPr>
+          <w:p>
+            <w:r>
+              <w:rPr>
+                <w:rFonts w:ascii="Arial" w:cs="Arial" w:eastAsia="Arial" w:hAnsi="Arial"/>
+                <w:color w:val="1A1A2E"/>
+                <w:sz w:val="20"/>
+                <w:szCs w:val="20"/>
+              </w:rPr>
+              <w:t xml:space="preserve">Expiry-aware, Indian cuisine, substitution-aware</w:t>
+            </w:r>
+          </w:p>
+        </w:tc>
+        <w:tc>
+          <w:tcPr>
+            <w:tcW w:type="dxa" w:w="1760"/>
+            <w:tcBorders>
+              <w:top w:val="single" w:color="CCCCCC" w:sz="1"/>
+              <w:left w:val="single" w:color="CCCCCC" w:sz="1"/>
+              <w:bottom w:val="single" w:color="CCCCCC" w:sz="1"/>
+              <w:right w:val="single" w:color="CCCCCC" w:sz="1"/>
+            </w:tcBorders>
+            <w:shd w:fill="E0F4F4" w:val="clear"/>
+            <w:tcMar>
+              <w:top w:type="dxa" w:w="80"/>
+              <w:left w:type="dxa" w:w="120"/>
+              <w:bottom w:type="dxa" w:w="80"/>
+              <w:right w:type="dxa" w:w="120"/>
+            </w:tcMar>
+          </w:tcPr>
+          <w:p>
+            <w:r>
+              <w:rPr>
+                <w:rFonts w:ascii="Arial" w:cs="Arial" w:eastAsia="Arial" w:hAnsi="Arial"/>
+                <w:color w:val="1A1A2E"/>
+                <w:sz w:val="20"/>
+                <w:szCs w:val="20"/>
+              </w:rPr>
+              <w:t xml:space="preserve">No recipe photos</w:t>
+            </w:r>
+          </w:p>
+        </w:tc>
+      </w:tr>
+    </w:tbl>
+    <w:p>
+      <w:pPr>
+        <w:spacing w:after="0" w:before="80"/>
+      </w:pPr>
+      <w:r>
+        <w:t xml:space="preserve"/>
+      </w:r>
+    </w:p>
+    <w:p>
+      <w:pPr>
+        <w:pStyle w:val="Heading2"/>
+        <w:spacing w:after="120" w:before="240"/>
+      </w:pPr>
+      <w:r>
+        <w:rPr>
+          <w:rFonts w:ascii="Arial" w:cs="Arial" w:eastAsia="Arial" w:hAnsi="Arial"/>
+          <w:b/>
+          <w:bCs/>
+          <w:color w:val="1A1A2E"/>
+          <w:sz w:val="26"/>
+          <w:szCs w:val="26"/>
+        </w:rPr>
+        <w:t xml:space="preserve">6a.1 Failover Logic</w:t>
+      </w:r>
+    </w:p>
+    <w:p>
+      <w:pPr>
+        <w:pStyle w:val="ListParagraph"/>
+        <w:numPr>
+          <w:ilvl w:val="0"/>
+          <w:numId w:val="2"/>
+        </w:numPr>
+        <w:spacing w:after="60" w:before="60"/>
+      </w:pPr>
+      <w:r>
+        <w:rPr>
+          <w:rFonts w:ascii="Arial" w:cs="Arial" w:eastAsia="Arial" w:hAnsi="Arial"/>
+          <w:b w:val="false"/>
+          <w:bCs w:val="false"/>
+          <w:color w:val="1A1A2E"/>
+          <w:sz w:val="22"/>
+          <w:szCs w:val="22"/>
+        </w:rPr>
+        <w:t xml:space="preserve">Spoonacular returns HTTP 402 → mark failed → switch to Edamam immediately</w:t>
+      </w:r>
+    </w:p>
+    <w:p>
+      <w:pPr>
+        <w:pStyle w:val="ListParagraph"/>
+        <w:numPr>
+          <w:ilvl w:val="0"/>
+          <w:numId w:val="2"/>
+        </w:numPr>
+        <w:spacing w:after="60" w:before="60"/>
+      </w:pPr>
+      <w:r>
+        <w:rPr>
+          <w:rFonts w:ascii="Arial" w:cs="Arial" w:eastAsia="Arial" w:hAnsi="Arial"/>
+          <w:b w:val="false"/>
+          <w:bCs w:val="false"/>
+          <w:color w:val="1A1A2E"/>
+          <w:sz w:val="22"/>
+          <w:szCs w:val="22"/>
+        </w:rPr>
+        <w:t xml:space="preserve">Edamam returns HTTP 429 → mark rate-limited → switch to Claude immediately</w:t>
+      </w:r>
+    </w:p>
+    <w:p>
+      <w:pPr>
+        <w:pStyle w:val="ListParagraph"/>
+        <w:numPr>
+          <w:ilvl w:val="0"/>
+          <w:numId w:val="2"/>
+        </w:numPr>
+        <w:spacing w:after="60" w:before="60"/>
+      </w:pPr>
+      <w:r>
+        <w:rPr>
+          <w:rFonts w:ascii="Arial" w:cs="Arial" w:eastAsia="Arial" w:hAnsi="Arial"/>
+          <w:b w:val="false"/>
+          <w:bCs w:val="false"/>
+          <w:color w:val="1A1A2E"/>
+          <w:sz w:val="22"/>
+          <w:szCs w:val="22"/>
+        </w:rPr>
+        <w:t xml:space="preserve">Both APIs unavailable → Claude generates structured recipe JSON with steps</w:t>
+      </w:r>
+    </w:p>
+    <w:p>
+      <w:pPr>
+        <w:pStyle w:val="ListParagraph"/>
+        <w:numPr>
+          <w:ilvl w:val="0"/>
+          <w:numId w:val="2"/>
+        </w:numPr>
+        <w:spacing w:after="60" w:before="60"/>
+      </w:pPr>
+      <w:r>
+        <w:rPr>
+          <w:rFonts w:ascii="Arial" w:cs="Arial" w:eastAsia="Arial" w:hAnsi="Arial"/>
+          <w:b w:val="false"/>
+          <w:bCs w:val="false"/>
+          <w:color w:val="1A1A2E"/>
+          <w:sz w:val="22"/>
+          <w:szCs w:val="22"/>
+        </w:rPr>
+        <w:t xml:space="preserve">Provider status resets on server restart — no manual intervention needed</w:t>
+      </w:r>
+    </w:p>
+    <w:p>
+      <w:pPr>
+        <w:pStyle w:val="ListParagraph"/>
+        <w:numPr>
+          <w:ilvl w:val="0"/>
+          <w:numId w:val="2"/>
+        </w:numPr>
+        <w:spacing w:after="60" w:before="60"/>
+      </w:pPr>
+      <w:r>
+        <w:rPr>
+          <w:rFonts w:ascii="Arial" w:cs="Arial" w:eastAsia="Arial" w:hAnsi="Arial"/>
+          <w:b w:val="false"/>
+          <w:bCs w:val="false"/>
+          <w:color w:val="1A1A2E"/>
+          <w:sz w:val="22"/>
+          <w:szCs w:val="22"/>
+        </w:rPr>
+        <w:t xml:space="preserve">Active provider is exposed via GET /api/recipe/provider-status for monitoring</w:t>
+      </w:r>
+    </w:p>
+    <w:p>
+      <w:pPr>
+        <w:spacing w:after="0" w:before="80"/>
+      </w:pPr>
+      <w:r>
+        <w:t xml:space="preserve"/>
+      </w:r>
+    </w:p>
+    <w:p>
+      <w:pPr>
+        <w:pStyle w:val="Heading2"/>
+        <w:spacing w:after="120" w:before="240"/>
+      </w:pPr>
+      <w:r>
+        <w:rPr>
+          <w:rFonts w:ascii="Arial" w:cs="Arial" w:eastAsia="Arial" w:hAnsi="Arial"/>
+          <w:b/>
+          <w:bCs/>
+          <w:color w:val="1A1A2E"/>
+          <w:sz w:val="26"/>
+          <w:szCs w:val="26"/>
+        </w:rPr>
+        <w:t xml:space="preserve">6a.2 Normalised Recipe Shape</w:t>
+      </w:r>
+    </w:p>
+    <w:p>
+      <w:pPr>
+        <w:spacing w:after="80" w:before="80"/>
+      </w:pPr>
+      <w:r>
+        <w:rPr>
+          <w:rFonts w:ascii="Arial" w:cs="Arial" w:eastAsia="Arial" w:hAnsi="Arial"/>
+          <w:color w:val="1A1A2E"/>
+          <w:sz w:val="22"/>
+          <w:szCs w:val="22"/>
+        </w:rPr>
+        <w:t xml:space="preserve">All three providers return different response structures. The recipe service normalises every response into one consistent shape before sending to the frontend:</w:t>
+      </w:r>
+    </w:p>
+    <w:p>
+      <w:pPr>
+        <w:spacing w:after="0" w:before="80"/>
+      </w:pPr>
+      <w:r>
+        <w:t xml:space="preserve"/>
+      </w:r>
+    </w:p>
+    <w:tbl>
+      <w:tblPr>
+        <w:tblW w:type="dxa" w:w="9360"/>
+        <w:tblBorders>
+          <w:top w:val="single" w:color="auto" w:sz="4"/>
+          <w:left w:val="single" w:color="auto" w:sz="4"/>
+          <w:bottom w:val="single" w:color="auto" w:sz="4"/>
+          <w:right w:val="single" w:color="auto" w:sz="4"/>
+          <w:insideH w:val="single" w:color="auto" w:sz="4"/>
+          <w:insideV w:val="single" w:color="auto" w:sz="4"/>
+        </w:tblBorders>
+      </w:tblPr>
+      <w:tblGrid>
+        <w:gridCol w:w="2000"/>
+        <w:gridCol w:w="1800"/>
+        <w:gridCol w:w="5560"/>
+      </w:tblGrid>
+      <w:tr>
+        <w:tc>
+          <w:tcPr>
+            <w:tcW w:type="dxa" w:w="2000"/>
+            <w:tcBorders>
+              <w:top w:val="single" w:color="CCCCCC" w:sz="1"/>
+              <w:left w:val="single" w:color="CCCCCC" w:sz="1"/>
+              <w:bottom w:val="single" w:color="CCCCCC" w:sz="1"/>
+              <w:right w:val="single" w:color="CCCCCC" w:sz="1"/>
+            </w:tcBorders>
+            <w:shd w:fill="007B7F" w:val="clear"/>
+            <w:tcMar>
+              <w:top w:type="dxa" w:w="80"/>
+              <w:left w:type="dxa" w:w="120"/>
+              <w:bottom w:type="dxa" w:w="80"/>
+              <w:right w:type="dxa" w:w="120"/>
+            </w:tcMar>
+          </w:tcPr>
+          <w:p>
+            <w:r>
+              <w:rPr>
+                <w:rFonts w:ascii="Arial" w:cs="Arial" w:eastAsia="Arial" w:hAnsi="Arial"/>
+                <w:b/>
+                <w:bCs/>
+                <w:color w:val="FFFFFF"/>
+                <w:sz w:val="20"/>
+                <w:szCs w:val="20"/>
+              </w:rPr>
+              <w:t xml:space="preserve">Field</w:t>
+            </w:r>
+          </w:p>
+        </w:tc>
+        <w:tc>
+          <w:tcPr>
+            <w:tcW w:type="dxa" w:w="1800"/>
+            <w:tcBorders>
+              <w:top w:val="single" w:color="CCCCCC" w:sz="1"/>
+              <w:left w:val="single" w:color="CCCCCC" w:sz="1"/>
+              <w:bottom w:val="single" w:color="CCCCCC" w:sz="1"/>
+              <w:right w:val="single" w:color="CCCCCC" w:sz="1"/>
+            </w:tcBorders>
+            <w:shd w:fill="007B7F" w:val="clear"/>
+            <w:tcMar>
+              <w:top w:type="dxa" w:w="80"/>
+              <w:left w:type="dxa" w:w="120"/>
+              <w:bottom w:type="dxa" w:w="80"/>
+              <w:right w:type="dxa" w:w="120"/>
+            </w:tcMar>
+          </w:tcPr>
+          <w:p>
+            <w:r>
+              <w:rPr>
+                <w:rFonts w:ascii="Arial" w:cs="Arial" w:eastAsia="Arial" w:hAnsi="Arial"/>
+                <w:b/>
+                <w:bCs/>
+                <w:color w:val="FFFFFF"/>
+                <w:sz w:val="20"/>
+                <w:szCs w:val="20"/>
+              </w:rPr>
+              <w:t xml:space="preserve">Type</w:t>
+            </w:r>
+          </w:p>
+        </w:tc>
+        <w:tc>
+          <w:tcPr>
+            <w:tcW w:type="dxa" w:w="5560"/>
+            <w:tcBorders>
+              <w:top w:val="single" w:color="CCCCCC" w:sz="1"/>
+              <w:left w:val="single" w:color="CCCCCC" w:sz="1"/>
+              <w:bottom w:val="single" w:color="CCCCCC" w:sz="1"/>
+              <w:right w:val="single" w:color="CCCCCC" w:sz="1"/>
+            </w:tcBorders>
+            <w:shd w:fill="007B7F" w:val="clear"/>
+            <w:tcMar>
+              <w:top w:type="dxa" w:w="80"/>
+              <w:left w:type="dxa" w:w="120"/>
+              <w:bottom w:type="dxa" w:w="80"/>
+              <w:right w:type="dxa" w:w="120"/>
+            </w:tcMar>
+          </w:tcPr>
+          <w:p>
+            <w:r>
+              <w:rPr>
+                <w:rFonts w:ascii="Arial" w:cs="Arial" w:eastAsia="Arial" w:hAnsi="Arial"/>
+                <w:b/>
+                <w:bCs/>
+                <w:color w:val="FFFFFF"/>
+                <w:sz w:val="20"/>
+                <w:szCs w:val="20"/>
+              </w:rPr>
+              <w:t xml:space="preserve">Description</w:t>
+            </w:r>
+          </w:p>
+        </w:tc>
+      </w:tr>
+      <w:tr>
+        <w:tc>
+          <w:tcPr>
+            <w:tcW w:type="dxa" w:w="2000"/>
+            <w:tcBorders>
+              <w:top w:val="single" w:color="CCCCCC" w:sz="1"/>
+              <w:left w:val="single" w:color="CCCCCC" w:sz="1"/>
+              <w:bottom w:val="single" w:color="CCCCCC" w:sz="1"/>
+              <w:right w:val="single" w:color="CCCCCC" w:sz="1"/>
+            </w:tcBorders>
+            <w:shd w:fill="E0F4F4" w:val="clear"/>
+            <w:tcMar>
+              <w:top w:type="dxa" w:w="80"/>
+              <w:left w:type="dxa" w:w="120"/>
+              <w:bottom w:type="dxa" w:w="80"/>
+              <w:right w:type="dxa" w:w="120"/>
+            </w:tcMar>
+          </w:tcPr>
+          <w:p>
+            <w:r>
+              <w:rPr>
+                <w:rFonts w:ascii="Arial" w:cs="Arial" w:eastAsia="Arial" w:hAnsi="Arial"/>
+                <w:color w:val="1A1A2E"/>
+                <w:sz w:val="20"/>
+                <w:szCs w:val="20"/>
+              </w:rPr>
+              <w:t xml:space="preserve">id</w:t>
+            </w:r>
+          </w:p>
+        </w:tc>
+        <w:tc>
+          <w:tcPr>
+            <w:tcW w:type="dxa" w:w="1800"/>
+            <w:tcBorders>
+              <w:top w:val="single" w:color="CCCCCC" w:sz="1"/>
+              <w:left w:val="single" w:color="CCCCCC" w:sz="1"/>
+              <w:bottom w:val="single" w:color="CCCCCC" w:sz="1"/>
+              <w:right w:val="single" w:color="CCCCCC" w:sz="1"/>
+            </w:tcBorders>
+            <w:shd w:fill="E0F4F4" w:val="clear"/>
+            <w:tcMar>
+              <w:top w:type="dxa" w:w="80"/>
+              <w:left w:type="dxa" w:w="120"/>
+              <w:bottom w:type="dxa" w:w="80"/>
+              <w:right w:type="dxa" w:w="120"/>
+            </w:tcMar>
+          </w:tcPr>
+          <w:p>
+            <w:r>
+              <w:rPr>
+                <w:rFonts w:ascii="Arial" w:cs="Arial" w:eastAsia="Arial" w:hAnsi="Arial"/>
+                <w:color w:val="1A1A2E"/>
+                <w:sz w:val="20"/>
+                <w:szCs w:val="20"/>
+              </w:rPr>
+              <w:t xml:space="preserve">string</w:t>
+            </w:r>
+          </w:p>
+        </w:tc>
+        <w:tc>
+          <w:tcPr>
+            <w:tcW w:type="dxa" w:w="5560"/>
+            <w:tcBorders>
+              <w:top w:val="single" w:color="CCCCCC" w:sz="1"/>
+              <w:left w:val="single" w:color="CCCCCC" w:sz="1"/>
+              <w:bottom w:val="single" w:color="CCCCCC" w:sz="1"/>
+              <w:right w:val="single" w:color="CCCCCC" w:sz="1"/>
+            </w:tcBorders>
+            <w:shd w:fill="E0F4F4" w:val="clear"/>
+            <w:tcMar>
+              <w:top w:type="dxa" w:w="80"/>
+              <w:left w:type="dxa" w:w="120"/>
+              <w:bottom w:type="dxa" w:w="80"/>
+              <w:right w:type="dxa" w:w="120"/>
+            </w:tcMar>
+          </w:tcPr>
+          <w:p>
+            <w:r>
+              <w:rPr>
+                <w:rFonts w:ascii="Arial" w:cs="Arial" w:eastAsia="Arial" w:hAnsi="Arial"/>
+                <w:color w:val="1A1A2E"/>
+                <w:sz w:val="20"/>
+                <w:szCs w:val="20"/>
+              </w:rPr>
+              <w:t xml:space="preserve">Unique recipe identifier</w:t>
+            </w:r>
+          </w:p>
+        </w:tc>
+      </w:tr>
+      <w:tr>
+        <w:tc>
+          <w:tcPr>
+            <w:tcW w:type="dxa" w:w="2000"/>
+            <w:tcBorders>
+              <w:top w:val="single" w:color="CCCCCC" w:sz="1"/>
+              <w:left w:val="single" w:color="CCCCCC" w:sz="1"/>
+              <w:bottom w:val="single" w:color="CCCCCC" w:sz="1"/>
+              <w:right w:val="single" w:color="CCCCCC" w:sz="1"/>
+            </w:tcBorders>
+            <w:shd w:fill="FFFFFF" w:val="clear"/>
+            <w:tcMar>
+              <w:top w:type="dxa" w:w="80"/>
+              <w:left w:type="dxa" w:w="120"/>
+              <w:bottom w:type="dxa" w:w="80"/>
+              <w:right w:type="dxa" w:w="120"/>
+            </w:tcMar>
+          </w:tcPr>
+          <w:p>
+            <w:r>
+              <w:rPr>
+                <w:rFonts w:ascii="Arial" w:cs="Arial" w:eastAsia="Arial" w:hAnsi="Arial"/>
+                <w:color w:val="1A1A2E"/>
+                <w:sz w:val="20"/>
+                <w:szCs w:val="20"/>
+              </w:rPr>
+              <w:t xml:space="preserve">title</w:t>
+            </w:r>
+          </w:p>
+        </w:tc>
+        <w:tc>
+          <w:tcPr>
+            <w:tcW w:type="dxa" w:w="1800"/>
+            <w:tcBorders>
+              <w:top w:val="single" w:color="CCCCCC" w:sz="1"/>
+              <w:left w:val="single" w:color="CCCCCC" w:sz="1"/>
+              <w:bottom w:val="single" w:color="CCCCCC" w:sz="1"/>
+              <w:right w:val="single" w:color="CCCCCC" w:sz="1"/>
+            </w:tcBorders>
+            <w:shd w:fill="FFFFFF" w:val="clear"/>
+            <w:tcMar>
+              <w:top w:type="dxa" w:w="80"/>
+              <w:left w:type="dxa" w:w="120"/>
+              <w:bottom w:type="dxa" w:w="80"/>
+              <w:right w:type="dxa" w:w="120"/>
+            </w:tcMar>
+          </w:tcPr>
+          <w:p>
+            <w:r>
+              <w:rPr>
+                <w:rFonts w:ascii="Arial" w:cs="Arial" w:eastAsia="Arial" w:hAnsi="Arial"/>
+                <w:color w:val="1A1A2E"/>
+                <w:sz w:val="20"/>
+                <w:szCs w:val="20"/>
+              </w:rPr>
+              <w:t xml:space="preserve">string</w:t>
+            </w:r>
+          </w:p>
+        </w:tc>
+        <w:tc>
+          <w:tcPr>
+            <w:tcW w:type="dxa" w:w="5560"/>
+            <w:tcBorders>
+              <w:top w:val="single" w:color="CCCCCC" w:sz="1"/>
+              <w:left w:val="single" w:color="CCCCCC" w:sz="1"/>
+              <w:bottom w:val="single" w:color="CCCCCC" w:sz="1"/>
+              <w:right w:val="single" w:color="CCCCCC" w:sz="1"/>
+            </w:tcBorders>
+            <w:shd w:fill="FFFFFF" w:val="clear"/>
+            <w:tcMar>
+              <w:top w:type="dxa" w:w="80"/>
+              <w:left w:type="dxa" w:w="120"/>
+              <w:bottom w:type="dxa" w:w="80"/>
+              <w:right w:type="dxa" w:w="120"/>
+            </w:tcMar>
+          </w:tcPr>
+          <w:p>
+            <w:r>
+              <w:rPr>
+                <w:rFonts w:ascii="Arial" w:cs="Arial" w:eastAsia="Arial" w:hAnsi="Arial"/>
+                <w:color w:val="1A1A2E"/>
+                <w:sz w:val="20"/>
+                <w:szCs w:val="20"/>
+              </w:rPr>
+              <w:t xml:space="preserve">Recipe display name</w:t>
+            </w:r>
+          </w:p>
+        </w:tc>
+      </w:tr>
+      <w:tr>
+        <w:tc>
+          <w:tcPr>
+            <w:tcW w:type="dxa" w:w="2000"/>
+            <w:tcBorders>
+              <w:top w:val="single" w:color="CCCCCC" w:sz="1"/>
+              <w:left w:val="single" w:color="CCCCCC" w:sz="1"/>
+              <w:bottom w:val="single" w:color="CCCCCC" w:sz="1"/>
+              <w:right w:val="single" w:color="CCCCCC" w:sz="1"/>
+            </w:tcBorders>
+            <w:shd w:fill="E0F4F4" w:val="clear"/>
+            <w:tcMar>
+              <w:top w:type="dxa" w:w="80"/>
+              <w:left w:type="dxa" w:w="120"/>
+              <w:bottom w:type="dxa" w:w="80"/>
+              <w:right w:type="dxa" w:w="120"/>
+            </w:tcMar>
+          </w:tcPr>
+          <w:p>
+            <w:r>
+              <w:rPr>
+                <w:rFonts w:ascii="Arial" w:cs="Arial" w:eastAsia="Arial" w:hAnsi="Arial"/>
+                <w:color w:val="1A1A2E"/>
+                <w:sz w:val="20"/>
+                <w:szCs w:val="20"/>
+              </w:rPr>
+              <w:t xml:space="preserve">image</w:t>
+            </w:r>
+          </w:p>
+        </w:tc>
+        <w:tc>
+          <w:tcPr>
+            <w:tcW w:type="dxa" w:w="1800"/>
+            <w:tcBorders>
+              <w:top w:val="single" w:color="CCCCCC" w:sz="1"/>
+              <w:left w:val="single" w:color="CCCCCC" w:sz="1"/>
+              <w:bottom w:val="single" w:color="CCCCCC" w:sz="1"/>
+              <w:right w:val="single" w:color="CCCCCC" w:sz="1"/>
+            </w:tcBorders>
+            <w:shd w:fill="E0F4F4" w:val="clear"/>
+            <w:tcMar>
+              <w:top w:type="dxa" w:w="80"/>
+              <w:left w:type="dxa" w:w="120"/>
+              <w:bottom w:type="dxa" w:w="80"/>
+              <w:right w:type="dxa" w:w="120"/>
+            </w:tcMar>
+          </w:tcPr>
+          <w:p>
+            <w:r>
+              <w:rPr>
+                <w:rFonts w:ascii="Arial" w:cs="Arial" w:eastAsia="Arial" w:hAnsi="Arial"/>
+                <w:color w:val="1A1A2E"/>
+                <w:sz w:val="20"/>
+                <w:szCs w:val="20"/>
+              </w:rPr>
+              <w:t xml:space="preserve">string</w:t>
+            </w:r>
+          </w:p>
+        </w:tc>
+        <w:tc>
+          <w:tcPr>
+            <w:tcW w:type="dxa" w:w="5560"/>
+            <w:tcBorders>
+              <w:top w:val="single" w:color="CCCCCC" w:sz="1"/>
+              <w:left w:val="single" w:color="CCCCCC" w:sz="1"/>
+              <w:bottom w:val="single" w:color="CCCCCC" w:sz="1"/>
+              <w:right w:val="single" w:color="CCCCCC" w:sz="1"/>
+            </w:tcBorders>
+            <w:shd w:fill="E0F4F4" w:val="clear"/>
+            <w:tcMar>
+              <w:top w:type="dxa" w:w="80"/>
+              <w:left w:type="dxa" w:w="120"/>
+              <w:bottom w:type="dxa" w:w="80"/>
+              <w:right w:type="dxa" w:w="120"/>
+            </w:tcMar>
+          </w:tcPr>
+          <w:p>
+            <w:r>
+              <w:rPr>
+                <w:rFonts w:ascii="Arial" w:cs="Arial" w:eastAsia="Arial" w:hAnsi="Arial"/>
+                <w:color w:val="1A1A2E"/>
+                <w:sz w:val="20"/>
+                <w:szCs w:val="20"/>
+              </w:rPr>
+              <w:t xml:space="preserve">Photo URL (empty string for Claude-generated recipes)</w:t>
+            </w:r>
+          </w:p>
+        </w:tc>
+      </w:tr>
+      <w:tr>
+        <w:tc>
+          <w:tcPr>
+            <w:tcW w:type="dxa" w:w="2000"/>
+            <w:tcBorders>
+              <w:top w:val="single" w:color="CCCCCC" w:sz="1"/>
+              <w:left w:val="single" w:color="CCCCCC" w:sz="1"/>
+              <w:bottom w:val="single" w:color="CCCCCC" w:sz="1"/>
+              <w:right w:val="single" w:color="CCCCCC" w:sz="1"/>
+            </w:tcBorders>
+            <w:shd w:fill="FFFFFF" w:val="clear"/>
+            <w:tcMar>
+              <w:top w:type="dxa" w:w="80"/>
+              <w:left w:type="dxa" w:w="120"/>
+              <w:bottom w:type="dxa" w:w="80"/>
+              <w:right w:type="dxa" w:w="120"/>
+            </w:tcMar>
+          </w:tcPr>
+          <w:p>
+            <w:r>
+              <w:rPr>
+                <w:rFonts w:ascii="Arial" w:cs="Arial" w:eastAsia="Arial" w:hAnsi="Arial"/>
+                <w:color w:val="1A1A2E"/>
+                <w:sz w:val="20"/>
+                <w:szCs w:val="20"/>
+              </w:rPr>
+              <w:t xml:space="preserve">source</w:t>
+            </w:r>
+          </w:p>
+        </w:tc>
+        <w:tc>
+          <w:tcPr>
+            <w:tcW w:type="dxa" w:w="1800"/>
+            <w:tcBorders>
+              <w:top w:val="single" w:color="CCCCCC" w:sz="1"/>
+              <w:left w:val="single" w:color="CCCCCC" w:sz="1"/>
+              <w:bottom w:val="single" w:color="CCCCCC" w:sz="1"/>
+              <w:right w:val="single" w:color="CCCCCC" w:sz="1"/>
+            </w:tcBorders>
+            <w:shd w:fill="FFFFFF" w:val="clear"/>
+            <w:tcMar>
+              <w:top w:type="dxa" w:w="80"/>
+              <w:left w:type="dxa" w:w="120"/>
+              <w:bottom w:type="dxa" w:w="80"/>
+              <w:right w:type="dxa" w:w="120"/>
+            </w:tcMar>
+          </w:tcPr>
+          <w:p>
+            <w:r>
+              <w:rPr>
+                <w:rFonts w:ascii="Arial" w:cs="Arial" w:eastAsia="Arial" w:hAnsi="Arial"/>
+                <w:color w:val="1A1A2E"/>
+                <w:sz w:val="20"/>
+                <w:szCs w:val="20"/>
+              </w:rPr>
+              <w:t xml:space="preserve">string</w:t>
+            </w:r>
+          </w:p>
+        </w:tc>
+        <w:tc>
+          <w:tcPr>
+            <w:tcW w:type="dxa" w:w="5560"/>
+            <w:tcBorders>
+              <w:top w:val="single" w:color="CCCCCC" w:sz="1"/>
+              <w:left w:val="single" w:color="CCCCCC" w:sz="1"/>
+              <w:bottom w:val="single" w:color="CCCCCC" w:sz="1"/>
+              <w:right w:val="single" w:color="CCCCCC" w:sz="1"/>
+            </w:tcBorders>
+            <w:shd w:fill="FFFFFF" w:val="clear"/>
+            <w:tcMar>
+              <w:top w:type="dxa" w:w="80"/>
+              <w:left w:type="dxa" w:w="120"/>
+              <w:bottom w:type="dxa" w:w="80"/>
+              <w:right w:type="dxa" w:w="120"/>
+            </w:tcMar>
+          </w:tcPr>
+          <w:p>
+            <w:r>
+              <w:rPr>
+                <w:rFonts w:ascii="Arial" w:cs="Arial" w:eastAsia="Arial" w:hAnsi="Arial"/>
+                <w:color w:val="1A1A2E"/>
+                <w:sz w:val="20"/>
+                <w:szCs w:val="20"/>
+              </w:rPr>
+              <w:t xml:space="preserve">Which provider served this recipe: spoonacular | edamam | claude</w:t>
+            </w:r>
+          </w:p>
+        </w:tc>
+      </w:tr>
+      <w:tr>
+        <w:tc>
+          <w:tcPr>
+            <w:tcW w:type="dxa" w:w="2000"/>
+            <w:tcBorders>
+              <w:top w:val="single" w:color="CCCCCC" w:sz="1"/>
+              <w:left w:val="single" w:color="CCCCCC" w:sz="1"/>
+              <w:bottom w:val="single" w:color="CCCCCC" w:sz="1"/>
+              <w:right w:val="single" w:color="CCCCCC" w:sz="1"/>
+            </w:tcBorders>
+            <w:shd w:fill="E0F4F4" w:val="clear"/>
+            <w:tcMar>
+              <w:top w:type="dxa" w:w="80"/>
+              <w:left w:type="dxa" w:w="120"/>
+              <w:bottom w:type="dxa" w:w="80"/>
+              <w:right w:type="dxa" w:w="120"/>
+            </w:tcMar>
+          </w:tcPr>
+          <w:p>
+            <w:r>
+              <w:rPr>
+                <w:rFonts w:ascii="Arial" w:cs="Arial" w:eastAsia="Arial" w:hAnsi="Arial"/>
+                <w:color w:val="1A1A2E"/>
+                <w:sz w:val="20"/>
+                <w:szCs w:val="20"/>
+              </w:rPr>
+              <w:t xml:space="preserve">ready_in_min</w:t>
+            </w:r>
+          </w:p>
+        </w:tc>
+        <w:tc>
+          <w:tcPr>
+            <w:tcW w:type="dxa" w:w="1800"/>
+            <w:tcBorders>
+              <w:top w:val="single" w:color="CCCCCC" w:sz="1"/>
+              <w:left w:val="single" w:color="CCCCCC" w:sz="1"/>
+              <w:bottom w:val="single" w:color="CCCCCC" w:sz="1"/>
+              <w:right w:val="single" w:color="CCCCCC" w:sz="1"/>
+            </w:tcBorders>
+            <w:shd w:fill="E0F4F4" w:val="clear"/>
+            <w:tcMar>
+              <w:top w:type="dxa" w:w="80"/>
+              <w:left w:type="dxa" w:w="120"/>
+              <w:bottom w:type="dxa" w:w="80"/>
+              <w:right w:type="dxa" w:w="120"/>
+            </w:tcMar>
+          </w:tcPr>
+          <w:p>
+            <w:r>
+              <w:rPr>
+                <w:rFonts w:ascii="Arial" w:cs="Arial" w:eastAsia="Arial" w:hAnsi="Arial"/>
+                <w:color w:val="1A1A2E"/>
+                <w:sz w:val="20"/>
+                <w:szCs w:val="20"/>
+              </w:rPr>
+              <w:t xml:space="preserve">number</w:t>
+            </w:r>
+          </w:p>
+        </w:tc>
+        <w:tc>
+          <w:tcPr>
+            <w:tcW w:type="dxa" w:w="5560"/>
+            <w:tcBorders>
+              <w:top w:val="single" w:color="CCCCCC" w:sz="1"/>
+              <w:left w:val="single" w:color="CCCCCC" w:sz="1"/>
+              <w:bottom w:val="single" w:color="CCCCCC" w:sz="1"/>
+              <w:right w:val="single" w:color="CCCCCC" w:sz="1"/>
+            </w:tcBorders>
+            <w:shd w:fill="E0F4F4" w:val="clear"/>
+            <w:tcMar>
+              <w:top w:type="dxa" w:w="80"/>
+              <w:left w:type="dxa" w:w="120"/>
+              <w:bottom w:type="dxa" w:w="80"/>
+              <w:right w:type="dxa" w:w="120"/>
+            </w:tcMar>
+          </w:tcPr>
+          <w:p>
+            <w:r>
+              <w:rPr>
+                <w:rFonts w:ascii="Arial" w:cs="Arial" w:eastAsia="Arial" w:hAnsi="Arial"/>
+                <w:color w:val="1A1A2E"/>
+                <w:sz w:val="20"/>
+                <w:szCs w:val="20"/>
+              </w:rPr>
+              <w:t xml:space="preserve">Total preparation and cook time in minutes</w:t>
+            </w:r>
+          </w:p>
+        </w:tc>
+      </w:tr>
+      <w:tr>
+        <w:tc>
+          <w:tcPr>
+            <w:tcW w:type="dxa" w:w="2000"/>
+            <w:tcBorders>
+              <w:top w:val="single" w:color="CCCCCC" w:sz="1"/>
+              <w:left w:val="single" w:color="CCCCCC" w:sz="1"/>
+              <w:bottom w:val="single" w:color="CCCCCC" w:sz="1"/>
+              <w:right w:val="single" w:color="CCCCCC" w:sz="1"/>
+            </w:tcBorders>
+            <w:shd w:fill="FFFFFF" w:val="clear"/>
+            <w:tcMar>
+              <w:top w:type="dxa" w:w="80"/>
+              <w:left w:type="dxa" w:w="120"/>
+              <w:bottom w:type="dxa" w:w="80"/>
+              <w:right w:type="dxa" w:w="120"/>
+            </w:tcMar>
+          </w:tcPr>
+          <w:p>
+            <w:r>
+              <w:rPr>
+                <w:rFonts w:ascii="Arial" w:cs="Arial" w:eastAsia="Arial" w:hAnsi="Arial"/>
+                <w:color w:val="1A1A2E"/>
+                <w:sz w:val="20"/>
+                <w:szCs w:val="20"/>
+              </w:rPr>
+              <w:t xml:space="preserve">ingredients</w:t>
+            </w:r>
+          </w:p>
+        </w:tc>
+        <w:tc>
+          <w:tcPr>
+            <w:tcW w:type="dxa" w:w="1800"/>
+            <w:tcBorders>
+              <w:top w:val="single" w:color="CCCCCC" w:sz="1"/>
+              <w:left w:val="single" w:color="CCCCCC" w:sz="1"/>
+              <w:bottom w:val="single" w:color="CCCCCC" w:sz="1"/>
+              <w:right w:val="single" w:color="CCCCCC" w:sz="1"/>
+            </w:tcBorders>
+            <w:shd w:fill="FFFFFF" w:val="clear"/>
+            <w:tcMar>
+              <w:top w:type="dxa" w:w="80"/>
+              <w:left w:type="dxa" w:w="120"/>
+              <w:bottom w:type="dxa" w:w="80"/>
+              <w:right w:type="dxa" w:w="120"/>
+            </w:tcMar>
+          </w:tcPr>
+          <w:p>
+            <w:r>
+              <w:rPr>
+                <w:rFonts w:ascii="Arial" w:cs="Arial" w:eastAsia="Arial" w:hAnsi="Arial"/>
+                <w:color w:val="1A1A2E"/>
+                <w:sz w:val="20"/>
+                <w:szCs w:val="20"/>
+              </w:rPr>
+              <w:t xml:space="preserve">string[]</w:t>
+            </w:r>
+          </w:p>
+        </w:tc>
+        <w:tc>
+          <w:tcPr>
+            <w:tcW w:type="dxa" w:w="5560"/>
+            <w:tcBorders>
+              <w:top w:val="single" w:color="CCCCCC" w:sz="1"/>
+              <w:left w:val="single" w:color="CCCCCC" w:sz="1"/>
+              <w:bottom w:val="single" w:color="CCCCCC" w:sz="1"/>
+              <w:right w:val="single" w:color="CCCCCC" w:sz="1"/>
+            </w:tcBorders>
+            <w:shd w:fill="FFFFFF" w:val="clear"/>
+            <w:tcMar>
+              <w:top w:type="dxa" w:w="80"/>
+              <w:left w:type="dxa" w:w="120"/>
+              <w:bottom w:type="dxa" w:w="80"/>
+              <w:right w:type="dxa" w:w="120"/>
+            </w:tcMar>
+          </w:tcPr>
+          <w:p>
+            <w:r>
+              <w:rPr>
+                <w:rFonts w:ascii="Arial" w:cs="Arial" w:eastAsia="Arial" w:hAnsi="Arial"/>
+                <w:color w:val="1A1A2E"/>
+                <w:sz w:val="20"/>
+                <w:szCs w:val="20"/>
+              </w:rPr>
+              <w:t xml:space="preserve">List of ingredient strings with quantities</w:t>
+            </w:r>
+          </w:p>
+        </w:tc>
+      </w:tr>
+      <w:tr>
+        <w:tc>
+          <w:tcPr>
+            <w:tcW w:type="dxa" w:w="2000"/>
+            <w:tcBorders>
+              <w:top w:val="single" w:color="CCCCCC" w:sz="1"/>
+              <w:left w:val="single" w:color="CCCCCC" w:sz="1"/>
+              <w:bottom w:val="single" w:color="CCCCCC" w:sz="1"/>
+              <w:right w:val="single" w:color="CCCCCC" w:sz="1"/>
+            </w:tcBorders>
+            <w:shd w:fill="E0F4F4" w:val="clear"/>
+            <w:tcMar>
+              <w:top w:type="dxa" w:w="80"/>
+              <w:left w:type="dxa" w:w="120"/>
+              <w:bottom w:type="dxa" w:w="80"/>
+              <w:right w:type="dxa" w:w="120"/>
+            </w:tcMar>
+          </w:tcPr>
+          <w:p>
+            <w:r>
+              <w:rPr>
+                <w:rFonts w:ascii="Arial" w:cs="Arial" w:eastAsia="Arial" w:hAnsi="Arial"/>
+                <w:color w:val="1A1A2E"/>
+                <w:sz w:val="20"/>
+                <w:szCs w:val="20"/>
+              </w:rPr>
+              <w:t xml:space="preserve">steps</w:t>
+            </w:r>
+          </w:p>
+        </w:tc>
+        <w:tc>
+          <w:tcPr>
+            <w:tcW w:type="dxa" w:w="1800"/>
+            <w:tcBorders>
+              <w:top w:val="single" w:color="CCCCCC" w:sz="1"/>
+              <w:left w:val="single" w:color="CCCCCC" w:sz="1"/>
+              <w:bottom w:val="single" w:color="CCCCCC" w:sz="1"/>
+              <w:right w:val="single" w:color="CCCCCC" w:sz="1"/>
+            </w:tcBorders>
+            <w:shd w:fill="E0F4F4" w:val="clear"/>
+            <w:tcMar>
+              <w:top w:type="dxa" w:w="80"/>
+              <w:left w:type="dxa" w:w="120"/>
+              <w:bottom w:type="dxa" w:w="80"/>
+              <w:right w:type="dxa" w:w="120"/>
+            </w:tcMar>
+          </w:tcPr>
+          <w:p>
+            <w:r>
+              <w:rPr>
+                <w:rFonts w:ascii="Arial" w:cs="Arial" w:eastAsia="Arial" w:hAnsi="Arial"/>
+                <w:color w:val="1A1A2E"/>
+                <w:sz w:val="20"/>
+                <w:szCs w:val="20"/>
+              </w:rPr>
+              <w:t xml:space="preserve">string[]</w:t>
+            </w:r>
+          </w:p>
+        </w:tc>
+        <w:tc>
+          <w:tcPr>
+            <w:tcW w:type="dxa" w:w="5560"/>
+            <w:tcBorders>
+              <w:top w:val="single" w:color="CCCCCC" w:sz="1"/>
+              <w:left w:val="single" w:color="CCCCCC" w:sz="1"/>
+              <w:bottom w:val="single" w:color="CCCCCC" w:sz="1"/>
+              <w:right w:val="single" w:color="CCCCCC" w:sz="1"/>
+            </w:tcBorders>
+            <w:shd w:fill="E0F4F4" w:val="clear"/>
+            <w:tcMar>
+              <w:top w:type="dxa" w:w="80"/>
+              <w:left w:type="dxa" w:w="120"/>
+              <w:bottom w:type="dxa" w:w="80"/>
+              <w:right w:type="dxa" w:w="120"/>
+            </w:tcMar>
+          </w:tcPr>
+          <w:p>
+            <w:r>
+              <w:rPr>
+                <w:rFonts w:ascii="Arial" w:cs="Arial" w:eastAsia="Arial" w:hAnsi="Arial"/>
+                <w:color w:val="1A1A2E"/>
+                <w:sz w:val="20"/>
+                <w:szCs w:val="20"/>
+              </w:rPr>
+              <w:t xml:space="preserve">Ordered cooking instructions (empty for Edamam free tier)</w:t>
+            </w:r>
+          </w:p>
+        </w:tc>
+      </w:tr>
+      <w:tr>
+        <w:tc>
+          <w:tcPr>
+            <w:tcW w:type="dxa" w:w="2000"/>
+            <w:tcBorders>
+              <w:top w:val="single" w:color="CCCCCC" w:sz="1"/>
+              <w:left w:val="single" w:color="CCCCCC" w:sz="1"/>
+              <w:bottom w:val="single" w:color="CCCCCC" w:sz="1"/>
+              <w:right w:val="single" w:color="CCCCCC" w:sz="1"/>
+            </w:tcBorders>
+            <w:shd w:fill="FFFFFF" w:val="clear"/>
+            <w:tcMar>
+              <w:top w:type="dxa" w:w="80"/>
+              <w:left w:type="dxa" w:w="120"/>
+              <w:bottom w:type="dxa" w:w="80"/>
+              <w:right w:type="dxa" w:w="120"/>
+            </w:tcMar>
+          </w:tcPr>
+          <w:p>
+            <w:r>
+              <w:rPr>
+                <w:rFonts w:ascii="Arial" w:cs="Arial" w:eastAsia="Arial" w:hAnsi="Arial"/>
+                <w:color w:val="1A1A2E"/>
+                <w:sz w:val="20"/>
+                <w:szCs w:val="20"/>
+              </w:rPr>
+              <w:t xml:space="preserve">used_count</w:t>
+            </w:r>
+          </w:p>
+        </w:tc>
+        <w:tc>
+          <w:tcPr>
+            <w:tcW w:type="dxa" w:w="1800"/>
+            <w:tcBorders>
+              <w:top w:val="single" w:color="CCCCCC" w:sz="1"/>
+              <w:left w:val="single" w:color="CCCCCC" w:sz="1"/>
+              <w:bottom w:val="single" w:color="CCCCCC" w:sz="1"/>
+              <w:right w:val="single" w:color="CCCCCC" w:sz="1"/>
+            </w:tcBorders>
+            <w:shd w:fill="FFFFFF" w:val="clear"/>
+            <w:tcMar>
+              <w:top w:type="dxa" w:w="80"/>
+              <w:left w:type="dxa" w:w="120"/>
+              <w:bottom w:type="dxa" w:w="80"/>
+              <w:right w:type="dxa" w:w="120"/>
+            </w:tcMar>
+          </w:tcPr>
+          <w:p>
+            <w:r>
+              <w:rPr>
+                <w:rFonts w:ascii="Arial" w:cs="Arial" w:eastAsia="Arial" w:hAnsi="Arial"/>
+                <w:color w:val="1A1A2E"/>
+                <w:sz w:val="20"/>
+                <w:szCs w:val="20"/>
+              </w:rPr>
+              <w:t xml:space="preserve">number</w:t>
+            </w:r>
+          </w:p>
+        </w:tc>
+        <w:tc>
+          <w:tcPr>
+            <w:tcW w:type="dxa" w:w="5560"/>
+            <w:tcBorders>
+              <w:top w:val="single" w:color="CCCCCC" w:sz="1"/>
+              <w:left w:val="single" w:color="CCCCCC" w:sz="1"/>
+              <w:bottom w:val="single" w:color="CCCCCC" w:sz="1"/>
+              <w:right w:val="single" w:color="CCCCCC" w:sz="1"/>
+            </w:tcBorders>
+            <w:shd w:fill="FFFFFF" w:val="clear"/>
+            <w:tcMar>
+              <w:top w:type="dxa" w:w="80"/>
+              <w:left w:type="dxa" w:w="120"/>
+              <w:bottom w:type="dxa" w:w="80"/>
+              <w:right w:type="dxa" w:w="120"/>
+            </w:tcMar>
+          </w:tcPr>
+          <w:p>
+            <w:r>
+              <w:rPr>
+                <w:rFonts w:ascii="Arial" w:cs="Arial" w:eastAsia="Arial" w:hAnsi="Arial"/>
+                <w:color w:val="1A1A2E"/>
+                <w:sz w:val="20"/>
+                <w:szCs w:val="20"/>
+              </w:rPr>
+              <w:t xml:space="preserve">How many pantry ingredients this recipe uses</w:t>
+            </w:r>
+          </w:p>
+        </w:tc>
+      </w:tr>
+      <w:tr>
+        <w:tc>
+          <w:tcPr>
+            <w:tcW w:type="dxa" w:w="2000"/>
+            <w:tcBorders>
+              <w:top w:val="single" w:color="CCCCCC" w:sz="1"/>
+              <w:left w:val="single" w:color="CCCCCC" w:sz="1"/>
+              <w:bottom w:val="single" w:color="CCCCCC" w:sz="1"/>
+              <w:right w:val="single" w:color="CCCCCC" w:sz="1"/>
+            </w:tcBorders>
+            <w:shd w:fill="E0F4F4" w:val="clear"/>
+            <w:tcMar>
+              <w:top w:type="dxa" w:w="80"/>
+              <w:left w:type="dxa" w:w="120"/>
+              <w:bottom w:type="dxa" w:w="80"/>
+              <w:right w:type="dxa" w:w="120"/>
+            </w:tcMar>
+          </w:tcPr>
+          <w:p>
+            <w:r>
+              <w:rPr>
+                <w:rFonts w:ascii="Arial" w:cs="Arial" w:eastAsia="Arial" w:hAnsi="Arial"/>
+                <w:color w:val="1A1A2E"/>
+                <w:sz w:val="20"/>
+                <w:szCs w:val="20"/>
+              </w:rPr>
+              <w:t xml:space="preserve">missed_count</w:t>
+            </w:r>
+          </w:p>
+        </w:tc>
+        <w:tc>
+          <w:tcPr>
+            <w:tcW w:type="dxa" w:w="1800"/>
+            <w:tcBorders>
+              <w:top w:val="single" w:color="CCCCCC" w:sz="1"/>
+              <w:left w:val="single" w:color="CCCCCC" w:sz="1"/>
+              <w:bottom w:val="single" w:color="CCCCCC" w:sz="1"/>
+              <w:right w:val="single" w:color="CCCCCC" w:sz="1"/>
+            </w:tcBorders>
+            <w:shd w:fill="E0F4F4" w:val="clear"/>
+            <w:tcMar>
+              <w:top w:type="dxa" w:w="80"/>
+              <w:left w:type="dxa" w:w="120"/>
+              <w:bottom w:type="dxa" w:w="80"/>
+              <w:right w:type="dxa" w:w="120"/>
+            </w:tcMar>
+          </w:tcPr>
+          <w:p>
+            <w:r>
+              <w:rPr>
+                <w:rFonts w:ascii="Arial" w:cs="Arial" w:eastAsia="Arial" w:hAnsi="Arial"/>
+                <w:color w:val="1A1A2E"/>
+                <w:sz w:val="20"/>
+                <w:szCs w:val="20"/>
+              </w:rPr>
+              <w:t xml:space="preserve">number</w:t>
+            </w:r>
+          </w:p>
+        </w:tc>
+        <w:tc>
+          <w:tcPr>
+            <w:tcW w:type="dxa" w:w="5560"/>
+            <w:tcBorders>
+              <w:top w:val="single" w:color="CCCCCC" w:sz="1"/>
+              <w:left w:val="single" w:color="CCCCCC" w:sz="1"/>
+              <w:bottom w:val="single" w:color="CCCCCC" w:sz="1"/>
+              <w:right w:val="single" w:color="CCCCCC" w:sz="1"/>
+            </w:tcBorders>
+            <w:shd w:fill="E0F4F4" w:val="clear"/>
+            <w:tcMar>
+              <w:top w:type="dxa" w:w="80"/>
+              <w:left w:type="dxa" w:w="120"/>
+              <w:bottom w:type="dxa" w:w="80"/>
+              <w:right w:type="dxa" w:w="120"/>
+            </w:tcMar>
+          </w:tcPr>
+          <w:p>
+            <w:r>
+              <w:rPr>
+                <w:rFonts w:ascii="Arial" w:cs="Arial" w:eastAsia="Arial" w:hAnsi="Arial"/>
+                <w:color w:val="1A1A2E"/>
+                <w:sz w:val="20"/>
+                <w:szCs w:val="20"/>
+              </w:rPr>
+              <w:t xml:space="preserve">How many extra ingredients need to be bought</w:t>
+            </w:r>
+          </w:p>
+        </w:tc>
+      </w:tr>
+    </w:tbl>
+    <w:p>
+      <w:pPr>
+        <w:pBdr>
+          <w:bottom w:val="single" w:color="007B7F" w:sz="6" w:space="1"/>
+        </w:pBdr>
+        <w:spacing w:after="160" w:before="160"/>
+      </w:pPr>
+      <w:r>
+        <w:t xml:space="preserve"/>
+      </w:r>
+    </w:p>
+    <w:p>
+      <w:pPr>
+        <w:pStyle w:val="Heading1"/>
+        <w:spacing w:after="160" w:before="320"/>
+      </w:pPr>
+      <w:r>
+        <w:rPr>
+          <w:rFonts w:ascii="Arial" w:cs="Arial" w:eastAsia="Arial" w:hAnsi="Arial"/>
+          <w:b/>
+          <w:bCs/>
+          <w:color w:val="007B7F"/>
+          <w:sz w:val="32"/>
+          <w:szCs w:val="32"/>
+        </w:rPr>
+        <w:t xml:space="preserve">6b. Supabase Data Architecture</w:t>
+      </w:r>
+    </w:p>
+    <w:p>
+      <w:pPr>
+        <w:pStyle w:val="Heading2"/>
+        <w:spacing w:after="120" w:before="240"/>
+      </w:pPr>
+      <w:r>
+        <w:rPr>
+          <w:rFonts w:ascii="Arial" w:cs="Arial" w:eastAsia="Arial" w:hAnsi="Arial"/>
+          <w:b/>
+          <w:bCs/>
+          <w:color w:val="1A1A2E"/>
+          <w:sz w:val="26"/>
+          <w:szCs w:val="26"/>
+        </w:rPr>
+        <w:t xml:space="preserve">6b.1 Database Tables</w:t>
+      </w:r>
+    </w:p>
+    <w:tbl>
+      <w:tblPr>
+        <w:tblW w:type="dxa" w:w="9360"/>
+        <w:tblBorders>
+          <w:top w:val="single" w:color="auto" w:sz="4"/>
+          <w:left w:val="single" w:color="auto" w:sz="4"/>
+          <w:bottom w:val="single" w:color="auto" w:sz="4"/>
+          <w:right w:val="single" w:color="auto" w:sz="4"/>
+          <w:insideH w:val="single" w:color="auto" w:sz="4"/>
+          <w:insideV w:val="single" w:color="auto" w:sz="4"/>
+        </w:tblBorders>
+      </w:tblPr>
+      <w:tblGrid>
+        <w:gridCol w:w="2200"/>
+        <w:gridCol w:w="3160"/>
+        <w:gridCol w:w="4000"/>
+      </w:tblGrid>
+      <w:tr>
+        <w:tc>
+          <w:tcPr>
+            <w:tcW w:type="dxa" w:w="2200"/>
+            <w:tcBorders>
+              <w:top w:val="single" w:color="CCCCCC" w:sz="1"/>
+              <w:left w:val="single" w:color="CCCCCC" w:sz="1"/>
+              <w:bottom w:val="single" w:color="CCCCCC" w:sz="1"/>
+              <w:right w:val="single" w:color="CCCCCC" w:sz="1"/>
+            </w:tcBorders>
+            <w:shd w:fill="007B7F" w:val="clear"/>
+            <w:tcMar>
+              <w:top w:type="dxa" w:w="80"/>
+              <w:left w:type="dxa" w:w="120"/>
+              <w:bottom w:type="dxa" w:w="80"/>
+              <w:right w:type="dxa" w:w="120"/>
+            </w:tcMar>
+          </w:tcPr>
+          <w:p>
+            <w:r>
+              <w:rPr>
+                <w:rFonts w:ascii="Arial" w:cs="Arial" w:eastAsia="Arial" w:hAnsi="Arial"/>
+                <w:b/>
+                <w:bCs/>
+                <w:color w:val="FFFFFF"/>
+                <w:sz w:val="20"/>
+                <w:szCs w:val="20"/>
+              </w:rPr>
+              <w:t xml:space="preserve">Table</w:t>
+            </w:r>
+          </w:p>
+        </w:tc>
+        <w:tc>
+          <w:tcPr>
+            <w:tcW w:type="dxa" w:w="3160"/>
+            <w:tcBorders>
+              <w:top w:val="single" w:color="CCCCCC" w:sz="1"/>
+              <w:left w:val="single" w:color="CCCCCC" w:sz="1"/>
+              <w:bottom w:val="single" w:color="CCCCCC" w:sz="1"/>
+              <w:right w:val="single" w:color="CCCCCC" w:sz="1"/>
+            </w:tcBorders>
+            <w:shd w:fill="007B7F" w:val="clear"/>
+            <w:tcMar>
+              <w:top w:type="dxa" w:w="80"/>
+              <w:left w:type="dxa" w:w="120"/>
+              <w:bottom w:type="dxa" w:w="80"/>
+              <w:right w:type="dxa" w:w="120"/>
+            </w:tcMar>
+          </w:tcPr>
+          <w:p>
+            <w:r>
+              <w:rPr>
+                <w:rFonts w:ascii="Arial" w:cs="Arial" w:eastAsia="Arial" w:hAnsi="Arial"/>
+                <w:b/>
+                <w:bCs/>
+                <w:color w:val="FFFFFF"/>
+                <w:sz w:val="20"/>
+                <w:szCs w:val="20"/>
+              </w:rPr>
+              <w:t xml:space="preserve">Key Columns</w:t>
+            </w:r>
+          </w:p>
+        </w:tc>
+        <w:tc>
+          <w:tcPr>
+            <w:tcW w:type="dxa" w:w="4000"/>
+            <w:tcBorders>
+              <w:top w:val="single" w:color="CCCCCC" w:sz="1"/>
+              <w:left w:val="single" w:color="CCCCCC" w:sz="1"/>
+              <w:bottom w:val="single" w:color="CCCCCC" w:sz="1"/>
+              <w:right w:val="single" w:color="CCCCCC" w:sz="1"/>
+            </w:tcBorders>
+            <w:shd w:fill="007B7F" w:val="clear"/>
+            <w:tcMar>
+              <w:top w:type="dxa" w:w="80"/>
+              <w:left w:type="dxa" w:w="120"/>
+              <w:bottom w:type="dxa" w:w="80"/>
+              <w:right w:type="dxa" w:w="120"/>
+            </w:tcMar>
+          </w:tcPr>
+          <w:p>
+            <w:r>
+              <w:rPr>
+                <w:rFonts w:ascii="Arial" w:cs="Arial" w:eastAsia="Arial" w:hAnsi="Arial"/>
+                <w:b/>
+                <w:bCs/>
+                <w:color w:val="FFFFFF"/>
+                <w:sz w:val="20"/>
+                <w:szCs w:val="20"/>
+              </w:rPr>
+              <w:t xml:space="preserve">Purpose</w:t>
+            </w:r>
+          </w:p>
+        </w:tc>
+      </w:tr>
+      <w:tr>
+        <w:tc>
+          <w:tcPr>
+            <w:tcW w:type="dxa" w:w="2200"/>
+            <w:tcBorders>
+              <w:top w:val="single" w:color="CCCCCC" w:sz="1"/>
+              <w:left w:val="single" w:color="CCCCCC" w:sz="1"/>
+              <w:bottom w:val="single" w:color="CCCCCC" w:sz="1"/>
+              <w:right w:val="single" w:color="CCCCCC" w:sz="1"/>
+            </w:tcBorders>
+            <w:shd w:fill="E0F4F4" w:val="clear"/>
+            <w:tcMar>
+              <w:top w:type="dxa" w:w="80"/>
+              <w:left w:type="dxa" w:w="120"/>
+              <w:bottom w:type="dxa" w:w="80"/>
+              <w:right w:type="dxa" w:w="120"/>
+            </w:tcMar>
+          </w:tcPr>
+          <w:p>
+            <w:r>
+              <w:rPr>
+                <w:rFonts w:ascii="Arial" w:cs="Arial" w:eastAsia="Arial" w:hAnsi="Arial"/>
+                <w:color w:val="1A1A2E"/>
+                <w:sz w:val="20"/>
+                <w:szCs w:val="20"/>
+              </w:rPr>
+              <w:t xml:space="preserve">users</w:t>
+            </w:r>
+          </w:p>
+        </w:tc>
+        <w:tc>
+          <w:tcPr>
+            <w:tcW w:type="dxa" w:w="3160"/>
+            <w:tcBorders>
+              <w:top w:val="single" w:color="CCCCCC" w:sz="1"/>
+              <w:left w:val="single" w:color="CCCCCC" w:sz="1"/>
+              <w:bottom w:val="single" w:color="CCCCCC" w:sz="1"/>
+              <w:right w:val="single" w:color="CCCCCC" w:sz="1"/>
+            </w:tcBorders>
+            <w:shd w:fill="E0F4F4" w:val="clear"/>
+            <w:tcMar>
+              <w:top w:type="dxa" w:w="80"/>
+              <w:left w:type="dxa" w:w="120"/>
+              <w:bottom w:type="dxa" w:w="80"/>
+              <w:right w:type="dxa" w:w="120"/>
+            </w:tcMar>
+          </w:tcPr>
+          <w:p>
+            <w:r>
+              <w:rPr>
+                <w:rFonts w:ascii="Arial" w:cs="Arial" w:eastAsia="Arial" w:hAnsi="Arial"/>
+                <w:color w:val="1A1A2E"/>
+                <w:sz w:val="20"/>
+                <w:szCs w:val="20"/>
+              </w:rPr>
+              <w:t xml:space="preserve">id, email, name, cuisine_pref, servings</w:t>
+            </w:r>
+          </w:p>
+        </w:tc>
+        <w:tc>
+          <w:tcPr>
+            <w:tcW w:type="dxa" w:w="4000"/>
+            <w:tcBorders>
+              <w:top w:val="single" w:color="CCCCCC" w:sz="1"/>
+              <w:left w:val="single" w:color="CCCCCC" w:sz="1"/>
+              <w:bottom w:val="single" w:color="CCCCCC" w:sz="1"/>
+              <w:right w:val="single" w:color="CCCCCC" w:sz="1"/>
+            </w:tcBorders>
+            <w:shd w:fill="E0F4F4" w:val="clear"/>
+            <w:tcMar>
+              <w:top w:type="dxa" w:w="80"/>
+              <w:left w:type="dxa" w:w="120"/>
+              <w:bottom w:type="dxa" w:w="80"/>
+              <w:right w:type="dxa" w:w="120"/>
+            </w:tcMar>
+          </w:tcPr>
+          <w:p>
+            <w:r>
+              <w:rPr>
+                <w:rFonts w:ascii="Arial" w:cs="Arial" w:eastAsia="Arial" w:hAnsi="Arial"/>
+                <w:color w:val="1A1A2E"/>
+                <w:sz w:val="20"/>
+                <w:szCs w:val="20"/>
+              </w:rPr>
+              <w:t xml:space="preserve">User profile and preferences</w:t>
+            </w:r>
+          </w:p>
+        </w:tc>
+      </w:tr>
+      <w:tr>
+        <w:tc>
+          <w:tcPr>
+            <w:tcW w:type="dxa" w:w="2200"/>
+            <w:tcBorders>
+              <w:top w:val="single" w:color="CCCCCC" w:sz="1"/>
+              <w:left w:val="single" w:color="CCCCCC" w:sz="1"/>
+              <w:bottom w:val="single" w:color="CCCCCC" w:sz="1"/>
+              <w:right w:val="single" w:color="CCCCCC" w:sz="1"/>
+            </w:tcBorders>
+            <w:shd w:fill="FFFFFF" w:val="clear"/>
+            <w:tcMar>
+              <w:top w:type="dxa" w:w="80"/>
+              <w:left w:type="dxa" w:w="120"/>
+              <w:bottom w:type="dxa" w:w="80"/>
+              <w:right w:type="dxa" w:w="120"/>
+            </w:tcMar>
+          </w:tcPr>
+          <w:p>
+            <w:r>
+              <w:rPr>
+                <w:rFonts w:ascii="Arial" w:cs="Arial" w:eastAsia="Arial" w:hAnsi="Arial"/>
+                <w:color w:val="1A1A2E"/>
+                <w:sz w:val="20"/>
+                <w:szCs w:val="20"/>
+              </w:rPr>
+              <w:t xml:space="preserve">pantry_items</w:t>
+            </w:r>
+          </w:p>
+        </w:tc>
+        <w:tc>
+          <w:tcPr>
+            <w:tcW w:type="dxa" w:w="3160"/>
+            <w:tcBorders>
+              <w:top w:val="single" w:color="CCCCCC" w:sz="1"/>
+              <w:left w:val="single" w:color="CCCCCC" w:sz="1"/>
+              <w:bottom w:val="single" w:color="CCCCCC" w:sz="1"/>
+              <w:right w:val="single" w:color="CCCCCC" w:sz="1"/>
+            </w:tcBorders>
+            <w:shd w:fill="FFFFFF" w:val="clear"/>
+            <w:tcMar>
+              <w:top w:type="dxa" w:w="80"/>
+              <w:left w:type="dxa" w:w="120"/>
+              <w:bottom w:type="dxa" w:w="80"/>
+              <w:right w:type="dxa" w:w="120"/>
+            </w:tcMar>
+          </w:tcPr>
+          <w:p>
+            <w:r>
+              <w:rPr>
+                <w:rFonts w:ascii="Arial" w:cs="Arial" w:eastAsia="Arial" w:hAnsi="Arial"/>
+                <w:color w:val="1A1A2E"/>
+                <w:sz w:val="20"/>
+                <w:szCs w:val="20"/>
+              </w:rPr>
+              <w:t xml:space="preserve">id, user_id, name, category, qty, expiry_date, status</w:t>
+            </w:r>
+          </w:p>
+        </w:tc>
+        <w:tc>
+          <w:tcPr>
+            <w:tcW w:type="dxa" w:w="4000"/>
+            <w:tcBorders>
+              <w:top w:val="single" w:color="CCCCCC" w:sz="1"/>
+              <w:left w:val="single" w:color="CCCCCC" w:sz="1"/>
+              <w:bottom w:val="single" w:color="CCCCCC" w:sz="1"/>
+              <w:right w:val="single" w:color="CCCCCC" w:sz="1"/>
+            </w:tcBorders>
+            <w:shd w:fill="FFFFFF" w:val="clear"/>
+            <w:tcMar>
+              <w:top w:type="dxa" w:w="80"/>
+              <w:left w:type="dxa" w:w="120"/>
+              <w:bottom w:type="dxa" w:w="80"/>
+              <w:right w:type="dxa" w:w="120"/>
+            </w:tcMar>
+          </w:tcPr>
+          <w:p>
+            <w:r>
+              <w:rPr>
+                <w:rFonts w:ascii="Arial" w:cs="Arial" w:eastAsia="Arial" w:hAnsi="Arial"/>
+                <w:color w:val="1A1A2E"/>
+                <w:sz w:val="20"/>
+                <w:szCs w:val="20"/>
+              </w:rPr>
+              <w:t xml:space="preserve">Live pantry inventory with expiry tracking</w:t>
+            </w:r>
+          </w:p>
+        </w:tc>
+      </w:tr>
+      <w:tr>
+        <w:tc>
+          <w:tcPr>
+            <w:tcW w:type="dxa" w:w="2200"/>
+            <w:tcBorders>
+              <w:top w:val="single" w:color="CCCCCC" w:sz="1"/>
+              <w:left w:val="single" w:color="CCCCCC" w:sz="1"/>
+              <w:bottom w:val="single" w:color="CCCCCC" w:sz="1"/>
+              <w:right w:val="single" w:color="CCCCCC" w:sz="1"/>
+            </w:tcBorders>
+            <w:shd w:fill="E0F4F4" w:val="clear"/>
+            <w:tcMar>
+              <w:top w:type="dxa" w:w="80"/>
+              <w:left w:type="dxa" w:w="120"/>
+              <w:bottom w:type="dxa" w:w="80"/>
+              <w:right w:type="dxa" w:w="120"/>
+            </w:tcMar>
+          </w:tcPr>
+          <w:p>
+            <w:r>
+              <w:rPr>
+                <w:rFonts w:ascii="Arial" w:cs="Arial" w:eastAsia="Arial" w:hAnsi="Arial"/>
+                <w:color w:val="1A1A2E"/>
+                <w:sz w:val="20"/>
+                <w:szCs w:val="20"/>
+              </w:rPr>
+              <w:t xml:space="preserve">pantry_scans</w:t>
+            </w:r>
+          </w:p>
+        </w:tc>
+        <w:tc>
+          <w:tcPr>
+            <w:tcW w:type="dxa" w:w="3160"/>
+            <w:tcBorders>
+              <w:top w:val="single" w:color="CCCCCC" w:sz="1"/>
+              <w:left w:val="single" w:color="CCCCCC" w:sz="1"/>
+              <w:bottom w:val="single" w:color="CCCCCC" w:sz="1"/>
+              <w:right w:val="single" w:color="CCCCCC" w:sz="1"/>
+            </w:tcBorders>
+            <w:shd w:fill="E0F4F4" w:val="clear"/>
+            <w:tcMar>
+              <w:top w:type="dxa" w:w="80"/>
+              <w:left w:type="dxa" w:w="120"/>
+              <w:bottom w:type="dxa" w:w="80"/>
+              <w:right w:type="dxa" w:w="120"/>
+            </w:tcMar>
+          </w:tcPr>
+          <w:p>
+            <w:r>
+              <w:rPr>
+                <w:rFonts w:ascii="Arial" w:cs="Arial" w:eastAsia="Arial" w:hAnsi="Arial"/>
+                <w:color w:val="1A1A2E"/>
+                <w:sz w:val="20"/>
+                <w:szCs w:val="20"/>
+              </w:rPr>
+              <w:t xml:space="preserve">id, user_id, image_url, scan_type, created_at</w:t>
+            </w:r>
+          </w:p>
+        </w:tc>
+        <w:tc>
+          <w:tcPr>
+            <w:tcW w:type="dxa" w:w="4000"/>
+            <w:tcBorders>
+              <w:top w:val="single" w:color="CCCCCC" w:sz="1"/>
+              <w:left w:val="single" w:color="CCCCCC" w:sz="1"/>
+              <w:bottom w:val="single" w:color="CCCCCC" w:sz="1"/>
+              <w:right w:val="single" w:color="CCCCCC" w:sz="1"/>
+            </w:tcBorders>
+            <w:shd w:fill="E0F4F4" w:val="clear"/>
+            <w:tcMar>
+              <w:top w:type="dxa" w:w="80"/>
+              <w:left w:type="dxa" w:w="120"/>
+              <w:bottom w:type="dxa" w:w="80"/>
+              <w:right w:type="dxa" w:w="120"/>
+            </w:tcMar>
+          </w:tcPr>
+          <w:p>
+            <w:r>
+              <w:rPr>
+                <w:rFonts w:ascii="Arial" w:cs="Arial" w:eastAsia="Arial" w:hAnsi="Arial"/>
+                <w:color w:val="1A1A2E"/>
+                <w:sz w:val="20"/>
+                <w:szCs w:val="20"/>
+              </w:rPr>
+              <w:t xml:space="preserve">Scan history with Supabase Storage image URL</w:t>
+            </w:r>
+          </w:p>
+        </w:tc>
+      </w:tr>
+      <w:tr>
+        <w:tc>
+          <w:tcPr>
+            <w:tcW w:type="dxa" w:w="2200"/>
+            <w:tcBorders>
+              <w:top w:val="single" w:color="CCCCCC" w:sz="1"/>
+              <w:left w:val="single" w:color="CCCCCC" w:sz="1"/>
+              <w:bottom w:val="single" w:color="CCCCCC" w:sz="1"/>
+              <w:right w:val="single" w:color="CCCCCC" w:sz="1"/>
+            </w:tcBorders>
+            <w:shd w:fill="FFFFFF" w:val="clear"/>
+            <w:tcMar>
+              <w:top w:type="dxa" w:w="80"/>
+              <w:left w:type="dxa" w:w="120"/>
+              <w:bottom w:type="dxa" w:w="80"/>
+              <w:right w:type="dxa" w:w="120"/>
+            </w:tcMar>
+          </w:tcPr>
+          <w:p>
+            <w:r>
+              <w:rPr>
+                <w:rFonts w:ascii="Arial" w:cs="Arial" w:eastAsia="Arial" w:hAnsi="Arial"/>
+                <w:color w:val="1A1A2E"/>
+                <w:sz w:val="20"/>
+                <w:szCs w:val="20"/>
+              </w:rPr>
+              <w:t xml:space="preserve">cooked_history</w:t>
+            </w:r>
+          </w:p>
+        </w:tc>
+        <w:tc>
+          <w:tcPr>
+            <w:tcW w:type="dxa" w:w="3160"/>
+            <w:tcBorders>
+              <w:top w:val="single" w:color="CCCCCC" w:sz="1"/>
+              <w:left w:val="single" w:color="CCCCCC" w:sz="1"/>
+              <w:bottom w:val="single" w:color="CCCCCC" w:sz="1"/>
+              <w:right w:val="single" w:color="CCCCCC" w:sz="1"/>
+            </w:tcBorders>
+            <w:shd w:fill="FFFFFF" w:val="clear"/>
+            <w:tcMar>
+              <w:top w:type="dxa" w:w="80"/>
+              <w:left w:type="dxa" w:w="120"/>
+              <w:bottom w:type="dxa" w:w="80"/>
+              <w:right w:type="dxa" w:w="120"/>
+            </w:tcMar>
+          </w:tcPr>
+          <w:p>
+            <w:r>
+              <w:rPr>
+                <w:rFonts w:ascii="Arial" w:cs="Arial" w:eastAsia="Arial" w:hAnsi="Arial"/>
+                <w:color w:val="1A1A2E"/>
+                <w:sz w:val="20"/>
+                <w:szCs w:val="20"/>
+              </w:rPr>
+              <w:t xml:space="preserve">id, user_id, recipe_title, cooked_at, ingredients_used</w:t>
+            </w:r>
+          </w:p>
+        </w:tc>
+        <w:tc>
+          <w:tcPr>
+            <w:tcW w:type="dxa" w:w="4000"/>
+            <w:tcBorders>
+              <w:top w:val="single" w:color="CCCCCC" w:sz="1"/>
+              <w:left w:val="single" w:color="CCCCCC" w:sz="1"/>
+              <w:bottom w:val="single" w:color="CCCCCC" w:sz="1"/>
+              <w:right w:val="single" w:color="CCCCCC" w:sz="1"/>
+            </w:tcBorders>
+            <w:shd w:fill="FFFFFF" w:val="clear"/>
+            <w:tcMar>
+              <w:top w:type="dxa" w:w="80"/>
+              <w:left w:type="dxa" w:w="120"/>
+              <w:bottom w:type="dxa" w:w="80"/>
+              <w:right w:type="dxa" w:w="120"/>
+            </w:tcMar>
+          </w:tcPr>
+          <w:p>
+            <w:r>
+              <w:rPr>
+                <w:rFonts w:ascii="Arial" w:cs="Arial" w:eastAsia="Arial" w:hAnsi="Arial"/>
+                <w:color w:val="1A1A2E"/>
+                <w:sz w:val="20"/>
+                <w:szCs w:val="20"/>
+              </w:rPr>
+              <w:t xml:space="preserve">What was cooked and when — powers Chammach memory</w:t>
+            </w:r>
+          </w:p>
+        </w:tc>
+      </w:tr>
+    </w:tbl>
+    <w:p>
+      <w:pPr>
+        <w:spacing w:after="0" w:before="80"/>
+      </w:pPr>
+      <w:r>
+        <w:t xml:space="preserve"/>
+      </w:r>
+    </w:p>
+    <w:p>
+      <w:pPr>
+        <w:pStyle w:val="Heading2"/>
+        <w:spacing w:after="120" w:before="240"/>
+      </w:pPr>
+      <w:r>
+        <w:rPr>
+          <w:rFonts w:ascii="Arial" w:cs="Arial" w:eastAsia="Arial" w:hAnsi="Arial"/>
+          <w:b/>
+          <w:bCs/>
+          <w:color w:val="1A1A2E"/>
+          <w:sz w:val="26"/>
+          <w:szCs w:val="26"/>
+        </w:rPr>
+        <w:t xml:space="preserve">6b.2 Storage Buckets</w:t>
+      </w:r>
+    </w:p>
+    <w:p>
+      <w:pPr>
+        <w:pStyle w:val="ListParagraph"/>
+        <w:numPr>
+          <w:ilvl w:val="0"/>
+          <w:numId w:val="2"/>
+        </w:numPr>
+        <w:spacing w:after="60" w:before="60"/>
+      </w:pPr>
+      <w:r>
+        <w:rPr>
+          <w:rFonts w:ascii="Arial" w:cs="Arial" w:eastAsia="Arial" w:hAnsi="Arial"/>
+          <w:b w:val="false"/>
+          <w:bCs w:val="false"/>
+          <w:color w:val="1A1A2E"/>
+          <w:sz w:val="22"/>
+          <w:szCs w:val="22"/>
+        </w:rPr>
+        <w:t xml:space="preserve">Bucket name: rasoi-scans (private, authenticated access only)</w:t>
+      </w:r>
+    </w:p>
+    <w:p>
+      <w:pPr>
+        <w:pStyle w:val="ListParagraph"/>
+        <w:numPr>
+          <w:ilvl w:val="0"/>
+          <w:numId w:val="2"/>
+        </w:numPr>
+        <w:spacing w:after="60" w:before="60"/>
+      </w:pPr>
+      <w:r>
+        <w:rPr>
+          <w:rFonts w:ascii="Arial" w:cs="Arial" w:eastAsia="Arial" w:hAnsi="Arial"/>
+          <w:b w:val="false"/>
+          <w:bCs w:val="false"/>
+          <w:color w:val="1A1A2E"/>
+          <w:sz w:val="22"/>
+          <w:szCs w:val="22"/>
+        </w:rPr>
+        <w:t xml:space="preserve">Path structure: rasoi-scans/{user_id}/{timestamp}_{type}.jpg</w:t>
+      </w:r>
+    </w:p>
+    <w:p>
+      <w:pPr>
+        <w:pStyle w:val="ListParagraph"/>
+        <w:numPr>
+          <w:ilvl w:val="0"/>
+          <w:numId w:val="2"/>
+        </w:numPr>
+        <w:spacing w:after="60" w:before="60"/>
+      </w:pPr>
+      <w:r>
+        <w:rPr>
+          <w:rFonts w:ascii="Arial" w:cs="Arial" w:eastAsia="Arial" w:hAnsi="Arial"/>
+          <w:b w:val="false"/>
+          <w:bCs w:val="false"/>
+          <w:color w:val="1A1A2E"/>
+          <w:sz w:val="22"/>
+          <w:szCs w:val="22"/>
+        </w:rPr>
+        <w:t xml:space="preserve">Types: fridge | receipt | pantry</w:t>
+      </w:r>
+    </w:p>
+    <w:p>
+      <w:pPr>
+        <w:pStyle w:val="ListParagraph"/>
+        <w:numPr>
+          <w:ilvl w:val="0"/>
+          <w:numId w:val="2"/>
+        </w:numPr>
+        <w:spacing w:after="60" w:before="60"/>
+      </w:pPr>
+      <w:r>
+        <w:rPr>
+          <w:rFonts w:ascii="Arial" w:cs="Arial" w:eastAsia="Arial" w:hAnsi="Arial"/>
+          <w:b w:val="false"/>
+          <w:bCs w:val="false"/>
+          <w:color w:val="1A1A2E"/>
+          <w:sz w:val="22"/>
+          <w:szCs w:val="22"/>
+        </w:rPr>
+        <w:t xml:space="preserve">Max file size: 5MB per scan image</w:t>
+      </w:r>
+    </w:p>
+    <w:p>
+      <w:pPr>
+        <w:pStyle w:val="ListParagraph"/>
+        <w:numPr>
+          <w:ilvl w:val="0"/>
+          <w:numId w:val="2"/>
+        </w:numPr>
+        <w:spacing w:after="60" w:before="60"/>
+      </w:pPr>
+      <w:r>
+        <w:rPr>
+          <w:rFonts w:ascii="Arial" w:cs="Arial" w:eastAsia="Arial" w:hAnsi="Arial"/>
+          <w:b w:val="false"/>
+          <w:bCs w:val="false"/>
+          <w:color w:val="1A1A2E"/>
+          <w:sz w:val="22"/>
+          <w:szCs w:val="22"/>
+        </w:rPr>
+        <w:t xml:space="preserve">Retention: 30 days (auto-delete via Supabase Storage lifecycle policy)</w:t>
+      </w:r>
+    </w:p>
+    <w:p>
+      <w:pPr>
+        <w:pBdr>
+          <w:bottom w:val="single" w:color="007B7F" w:sz="6" w:space="1"/>
+        </w:pBdr>
+        <w:spacing w:after="160" w:before="160"/>
+      </w:pPr>
+      <w:r>
+        <w:t xml:space="preserve"/>
+      </w:r>
+    </w:p>
+    <w:p>
+      <w:pPr>
+        <w:pStyle w:val="Heading1"/>
+        <w:spacing w:after="160" w:before="320"/>
+      </w:pPr>
+      <w:r>
+        <w:rPr>
+          <w:rFonts w:ascii="Arial" w:cs="Arial" w:eastAsia="Arial" w:hAnsi="Arial"/>
+          <w:b/>
+          <w:bCs/>
+          <w:color w:val="007B7F"/>
+          <w:sz w:val="32"/>
+          <w:szCs w:val="32"/>
+        </w:rPr>
+        <w:t xml:space="preserve">6c. Frontend Requirements</w:t>
+      </w:r>
+    </w:p>
+    <w:p>
+      <w:pPr>
+        <w:spacing w:after="80" w:before="80"/>
+      </w:pPr>
+      <w:r>
+        <w:rPr>
+          <w:rFonts w:ascii="Arial" w:cs="Arial" w:eastAsia="Arial" w:hAnsi="Arial"/>
+          <w:color w:val="1A1A2E"/>
+          <w:sz w:val="22"/>
+          <w:szCs w:val="22"/>
+        </w:rPr>
+        <w:t xml:space="preserve">RasOI's frontend is a React single-page application styled with Tailwind CSS. The UI follows a clean split-layout design with a teal and white colour palette, inspired by the DashEats onboarding style. Chammach is persistent across all screens as a floating bottom-right widget.</w:t>
+      </w:r>
+    </w:p>
+    <w:p>
+      <w:pPr>
+        <w:spacing w:after="0" w:before="80"/>
+      </w:pPr>
+      <w:r>
+        <w:t xml:space="preserve"/>
+      </w:r>
+    </w:p>
+    <w:p>
+      <w:pPr>
+        <w:pStyle w:val="Heading2"/>
+        <w:spacing w:after="120" w:before="240"/>
+      </w:pPr>
+      <w:r>
+        <w:rPr>
+          <w:rFonts w:ascii="Arial" w:cs="Arial" w:eastAsia="Arial" w:hAnsi="Arial"/>
+          <w:b/>
+          <w:bCs/>
+          <w:color w:val="1A1A2E"/>
+          <w:sz w:val="26"/>
+          <w:szCs w:val="26"/>
+        </w:rPr>
+        <w:t xml:space="preserve">6c.1 Pages and Components</w:t>
+      </w:r>
+    </w:p>
+    <w:tbl>
+      <w:tblPr>
+        <w:tblW w:type="dxa" w:w="9360"/>
+        <w:tblBorders>
+          <w:top w:val="single" w:color="auto" w:sz="4"/>
+          <w:left w:val="single" w:color="auto" w:sz="4"/>
+          <w:bottom w:val="single" w:color="auto" w:sz="4"/>
+          <w:right w:val="single" w:color="auto" w:sz="4"/>
+          <w:insideH w:val="single" w:color="auto" w:sz="4"/>
+          <w:insideV w:val="single" w:color="auto" w:sz="4"/>
+        </w:tblBorders>
+      </w:tblPr>
+      <w:tblGrid>
+        <w:gridCol w:w="2400"/>
+        <w:gridCol w:w="2960"/>
+        <w:gridCol w:w="4000"/>
+      </w:tblGrid>
+      <w:tr>
+        <w:tc>
+          <w:tcPr>
+            <w:tcW w:type="dxa" w:w="2400"/>
+            <w:tcBorders>
+              <w:top w:val="single" w:color="CCCCCC" w:sz="1"/>
+              <w:left w:val="single" w:color="CCCCCC" w:sz="1"/>
+              <w:bottom w:val="single" w:color="CCCCCC" w:sz="1"/>
+              <w:right w:val="single" w:color="CCCCCC" w:sz="1"/>
+            </w:tcBorders>
+            <w:shd w:fill="007B7F" w:val="clear"/>
+            <w:tcMar>
+              <w:top w:type="dxa" w:w="80"/>
+              <w:left w:type="dxa" w:w="120"/>
+              <w:bottom w:type="dxa" w:w="80"/>
+              <w:right w:type="dxa" w:w="120"/>
+            </w:tcMar>
+          </w:tcPr>
+          <w:p>
+            <w:r>
+              <w:rPr>
+                <w:rFonts w:ascii="Arial" w:cs="Arial" w:eastAsia="Arial" w:hAnsi="Arial"/>
+                <w:b/>
+                <w:bCs/>
+                <w:color w:val="FFFFFF"/>
+                <w:sz w:val="20"/>
+                <w:szCs w:val="20"/>
+              </w:rPr>
+              <w:t xml:space="preserve">Page / Component</w:t>
+            </w:r>
+          </w:p>
+        </w:tc>
+        <w:tc>
+          <w:tcPr>
+            <w:tcW w:type="dxa" w:w="2960"/>
+            <w:tcBorders>
+              <w:top w:val="single" w:color="CCCCCC" w:sz="1"/>
+              <w:left w:val="single" w:color="CCCCCC" w:sz="1"/>
+              <w:bottom w:val="single" w:color="CCCCCC" w:sz="1"/>
+              <w:right w:val="single" w:color="CCCCCC" w:sz="1"/>
+            </w:tcBorders>
+            <w:shd w:fill="007B7F" w:val="clear"/>
+            <w:tcMar>
+              <w:top w:type="dxa" w:w="80"/>
+              <w:left w:type="dxa" w:w="120"/>
+              <w:bottom w:type="dxa" w:w="80"/>
+              <w:right w:type="dxa" w:w="120"/>
+            </w:tcMar>
+          </w:tcPr>
+          <w:p>
+            <w:r>
+              <w:rPr>
+                <w:rFonts w:ascii="Arial" w:cs="Arial" w:eastAsia="Arial" w:hAnsi="Arial"/>
+                <w:b/>
+                <w:bCs/>
+                <w:color w:val="FFFFFF"/>
+                <w:sz w:val="20"/>
+                <w:szCs w:val="20"/>
+              </w:rPr>
+              <w:t xml:space="preserve">Route</w:t>
+            </w:r>
+          </w:p>
+        </w:tc>
+        <w:tc>
+          <w:tcPr>
+            <w:tcW w:type="dxa" w:w="4000"/>
+            <w:tcBorders>
+              <w:top w:val="single" w:color="CCCCCC" w:sz="1"/>
+              <w:left w:val="single" w:color="CCCCCC" w:sz="1"/>
+              <w:bottom w:val="single" w:color="CCCCCC" w:sz="1"/>
+              <w:right w:val="single" w:color="CCCCCC" w:sz="1"/>
+            </w:tcBorders>
+            <w:shd w:fill="007B7F" w:val="clear"/>
+            <w:tcMar>
+              <w:top w:type="dxa" w:w="80"/>
+              <w:left w:type="dxa" w:w="120"/>
+              <w:bottom w:type="dxa" w:w="80"/>
+              <w:right w:type="dxa" w:w="120"/>
+            </w:tcMar>
+          </w:tcPr>
+          <w:p>
+            <w:r>
+              <w:rPr>
+                <w:rFonts w:ascii="Arial" w:cs="Arial" w:eastAsia="Arial" w:hAnsi="Arial"/>
+                <w:b/>
+                <w:bCs/>
+                <w:color w:val="FFFFFF"/>
+                <w:sz w:val="20"/>
+                <w:szCs w:val="20"/>
+              </w:rPr>
+              <w:t xml:space="preserve">Description</w:t>
+            </w:r>
+          </w:p>
+        </w:tc>
+      </w:tr>
+      <w:tr>
+        <w:tc>
+          <w:tcPr>
+            <w:tcW w:type="dxa" w:w="2400"/>
+            <w:tcBorders>
+              <w:top w:val="single" w:color="CCCCCC" w:sz="1"/>
+              <w:left w:val="single" w:color="CCCCCC" w:sz="1"/>
+              <w:bottom w:val="single" w:color="CCCCCC" w:sz="1"/>
+              <w:right w:val="single" w:color="CCCCCC" w:sz="1"/>
+            </w:tcBorders>
+            <w:shd w:fill="E0F4F4" w:val="clear"/>
+            <w:tcMar>
+              <w:top w:type="dxa" w:w="80"/>
+              <w:left w:type="dxa" w:w="120"/>
+              <w:bottom w:type="dxa" w:w="80"/>
+              <w:right w:type="dxa" w:w="120"/>
+            </w:tcMar>
+          </w:tcPr>
+          <w:p>
+            <w:r>
+              <w:rPr>
+                <w:rFonts w:ascii="Arial" w:cs="Arial" w:eastAsia="Arial" w:hAnsi="Arial"/>
+                <w:color w:val="1A1A2E"/>
+                <w:sz w:val="20"/>
+                <w:szCs w:val="20"/>
+              </w:rPr>
+              <w:t xml:space="preserve">Landing / Onboarding</w:t>
+            </w:r>
+          </w:p>
+        </w:tc>
+        <w:tc>
+          <w:tcPr>
+            <w:tcW w:type="dxa" w:w="2960"/>
+            <w:tcBorders>
+              <w:top w:val="single" w:color="CCCCCC" w:sz="1"/>
+              <w:left w:val="single" w:color="CCCCCC" w:sz="1"/>
+              <w:bottom w:val="single" w:color="CCCCCC" w:sz="1"/>
+              <w:right w:val="single" w:color="CCCCCC" w:sz="1"/>
+            </w:tcBorders>
+            <w:shd w:fill="E0F4F4" w:val="clear"/>
+            <w:tcMar>
+              <w:top w:type="dxa" w:w="80"/>
+              <w:left w:type="dxa" w:w="120"/>
+              <w:bottom w:type="dxa" w:w="80"/>
+              <w:right w:type="dxa" w:w="120"/>
+            </w:tcMar>
+          </w:tcPr>
+          <w:p>
+            <w:r>
+              <w:rPr>
+                <w:rFonts w:ascii="Arial" w:cs="Arial" w:eastAsia="Arial" w:hAnsi="Arial"/>
+                <w:color w:val="1A1A2E"/>
+                <w:sz w:val="20"/>
+                <w:szCs w:val="20"/>
+              </w:rPr>
+              <w:t xml:space="preserve">/</w:t>
+            </w:r>
+          </w:p>
+        </w:tc>
+        <w:tc>
+          <w:tcPr>
+            <w:tcW w:type="dxa" w:w="4000"/>
+            <w:tcBorders>
+              <w:top w:val="single" w:color="CCCCCC" w:sz="1"/>
+              <w:left w:val="single" w:color="CCCCCC" w:sz="1"/>
+              <w:bottom w:val="single" w:color="CCCCCC" w:sz="1"/>
+              <w:right w:val="single" w:color="CCCCCC" w:sz="1"/>
+            </w:tcBorders>
+            <w:shd w:fill="E0F4F4" w:val="clear"/>
+            <w:tcMar>
+              <w:top w:type="dxa" w:w="80"/>
+              <w:left w:type="dxa" w:w="120"/>
+              <w:bottom w:type="dxa" w:w="80"/>
+              <w:right w:type="dxa" w:w="120"/>
+            </w:tcMar>
+          </w:tcPr>
+          <w:p>
+            <w:r>
+              <w:rPr>
+                <w:rFonts w:ascii="Arial" w:cs="Arial" w:eastAsia="Arial" w:hAnsi="Arial"/>
+                <w:color w:val="1A1A2E"/>
+                <w:sz w:val="20"/>
+                <w:szCs w:val="20"/>
+              </w:rPr>
+              <w:t xml:space="preserve">Split layout hero with Scan Fridge and Scan Receipt CTAs. Chammach greeting. Step 1 of 3 progress.</w:t>
+            </w:r>
+          </w:p>
+        </w:tc>
+      </w:tr>
+      <w:tr>
+        <w:tc>
+          <w:tcPr>
+            <w:tcW w:type="dxa" w:w="2400"/>
+            <w:tcBorders>
+              <w:top w:val="single" w:color="CCCCCC" w:sz="1"/>
+              <w:left w:val="single" w:color="CCCCCC" w:sz="1"/>
+              <w:bottom w:val="single" w:color="CCCCCC" w:sz="1"/>
+              <w:right w:val="single" w:color="CCCCCC" w:sz="1"/>
+            </w:tcBorders>
+            <w:shd w:fill="FFFFFF" w:val="clear"/>
+            <w:tcMar>
+              <w:top w:type="dxa" w:w="80"/>
+              <w:left w:type="dxa" w:w="120"/>
+              <w:bottom w:type="dxa" w:w="80"/>
+              <w:right w:type="dxa" w:w="120"/>
+            </w:tcMar>
+          </w:tcPr>
+          <w:p>
+            <w:r>
+              <w:rPr>
+                <w:rFonts w:ascii="Arial" w:cs="Arial" w:eastAsia="Arial" w:hAnsi="Arial"/>
+                <w:color w:val="1A1A2E"/>
+                <w:sz w:val="20"/>
+                <w:szCs w:val="20"/>
+              </w:rPr>
+              <w:t xml:space="preserve">Scan Upload</w:t>
+            </w:r>
+          </w:p>
+        </w:tc>
+        <w:tc>
+          <w:tcPr>
+            <w:tcW w:type="dxa" w:w="2960"/>
+            <w:tcBorders>
+              <w:top w:val="single" w:color="CCCCCC" w:sz="1"/>
+              <w:left w:val="single" w:color="CCCCCC" w:sz="1"/>
+              <w:bottom w:val="single" w:color="CCCCCC" w:sz="1"/>
+              <w:right w:val="single" w:color="CCCCCC" w:sz="1"/>
+            </w:tcBorders>
+            <w:shd w:fill="FFFFFF" w:val="clear"/>
+            <w:tcMar>
+              <w:top w:type="dxa" w:w="80"/>
+              <w:left w:type="dxa" w:w="120"/>
+              <w:bottom w:type="dxa" w:w="80"/>
+              <w:right w:type="dxa" w:w="120"/>
+            </w:tcMar>
+          </w:tcPr>
+          <w:p>
+            <w:r>
+              <w:rPr>
+                <w:rFonts w:ascii="Arial" w:cs="Arial" w:eastAsia="Arial" w:hAnsi="Arial"/>
+                <w:color w:val="1A1A2E"/>
+                <w:sz w:val="20"/>
+                <w:szCs w:val="20"/>
+              </w:rPr>
+              <w:t xml:space="preserve">/scan</w:t>
+            </w:r>
+          </w:p>
+        </w:tc>
+        <w:tc>
+          <w:tcPr>
+            <w:tcW w:type="dxa" w:w="4000"/>
+            <w:tcBorders>
+              <w:top w:val="single" w:color="CCCCCC" w:sz="1"/>
+              <w:left w:val="single" w:color="CCCCCC" w:sz="1"/>
+              <w:bottom w:val="single" w:color="CCCCCC" w:sz="1"/>
+              <w:right w:val="single" w:color="CCCCCC" w:sz="1"/>
+            </w:tcBorders>
+            <w:shd w:fill="FFFFFF" w:val="clear"/>
+            <w:tcMar>
+              <w:top w:type="dxa" w:w="80"/>
+              <w:left w:type="dxa" w:w="120"/>
+              <w:bottom w:type="dxa" w:w="80"/>
+              <w:right w:type="dxa" w:w="120"/>
+            </w:tcMar>
+          </w:tcPr>
+          <w:p>
+            <w:r>
+              <w:rPr>
+                <w:rFonts w:ascii="Arial" w:cs="Arial" w:eastAsia="Arial" w:hAnsi="Arial"/>
+                <w:color w:val="1A1A2E"/>
+                <w:sz w:val="20"/>
+                <w:szCs w:val="20"/>
+              </w:rPr>
+              <w:t xml:space="preserve">Camera capture or file upload. Loading animation while Claude processes. Ingredient preview overlay.</w:t>
+            </w:r>
+          </w:p>
+        </w:tc>
+      </w:tr>
+      <w:tr>
+        <w:tc>
+          <w:tcPr>
+            <w:tcW w:type="dxa" w:w="2400"/>
+            <w:tcBorders>
+              <w:top w:val="single" w:color="CCCCCC" w:sz="1"/>
+              <w:left w:val="single" w:color="CCCCCC" w:sz="1"/>
+              <w:bottom w:val="single" w:color="CCCCCC" w:sz="1"/>
+              <w:right w:val="single" w:color="CCCCCC" w:sz="1"/>
+            </w:tcBorders>
+            <w:shd w:fill="E0F4F4" w:val="clear"/>
+            <w:tcMar>
+              <w:top w:type="dxa" w:w="80"/>
+              <w:left w:type="dxa" w:w="120"/>
+              <w:bottom w:type="dxa" w:w="80"/>
+              <w:right w:type="dxa" w:w="120"/>
+            </w:tcMar>
+          </w:tcPr>
+          <w:p>
+            <w:r>
+              <w:rPr>
+                <w:rFonts w:ascii="Arial" w:cs="Arial" w:eastAsia="Arial" w:hAnsi="Arial"/>
+                <w:color w:val="1A1A2E"/>
+                <w:sz w:val="20"/>
+                <w:szCs w:val="20"/>
+              </w:rPr>
+              <w:t xml:space="preserve">Pantry Board</w:t>
+            </w:r>
+          </w:p>
+        </w:tc>
+        <w:tc>
+          <w:tcPr>
+            <w:tcW w:type="dxa" w:w="2960"/>
+            <w:tcBorders>
+              <w:top w:val="single" w:color="CCCCCC" w:sz="1"/>
+              <w:left w:val="single" w:color="CCCCCC" w:sz="1"/>
+              <w:bottom w:val="single" w:color="CCCCCC" w:sz="1"/>
+              <w:right w:val="single" w:color="CCCCCC" w:sz="1"/>
+            </w:tcBorders>
+            <w:shd w:fill="E0F4F4" w:val="clear"/>
+            <w:tcMar>
+              <w:top w:type="dxa" w:w="80"/>
+              <w:left w:type="dxa" w:w="120"/>
+              <w:bottom w:type="dxa" w:w="80"/>
+              <w:right w:type="dxa" w:w="120"/>
+            </w:tcMar>
+          </w:tcPr>
+          <w:p>
+            <w:r>
+              <w:rPr>
+                <w:rFonts w:ascii="Arial" w:cs="Arial" w:eastAsia="Arial" w:hAnsi="Arial"/>
+                <w:color w:val="1A1A2E"/>
+                <w:sz w:val="20"/>
+                <w:szCs w:val="20"/>
+              </w:rPr>
+              <w:t xml:space="preserve">/pantry</w:t>
+            </w:r>
+          </w:p>
+        </w:tc>
+        <w:tc>
+          <w:tcPr>
+            <w:tcW w:type="dxa" w:w="4000"/>
+            <w:tcBorders>
+              <w:top w:val="single" w:color="CCCCCC" w:sz="1"/>
+              <w:left w:val="single" w:color="CCCCCC" w:sz="1"/>
+              <w:bottom w:val="single" w:color="CCCCCC" w:sz="1"/>
+              <w:right w:val="single" w:color="CCCCCC" w:sz="1"/>
+            </w:tcBorders>
+            <w:shd w:fill="E0F4F4" w:val="clear"/>
+            <w:tcMar>
+              <w:top w:type="dxa" w:w="80"/>
+              <w:left w:type="dxa" w:w="120"/>
+              <w:bottom w:type="dxa" w:w="80"/>
+              <w:right w:type="dxa" w:w="120"/>
+            </w:tcMar>
+          </w:tcPr>
+          <w:p>
+            <w:r>
+              <w:rPr>
+                <w:rFonts w:ascii="Arial" w:cs="Arial" w:eastAsia="Arial" w:hAnsi="Arial"/>
+                <w:color w:val="1A1A2E"/>
+                <w:sz w:val="20"/>
+                <w:szCs w:val="20"/>
+              </w:rPr>
+              <w:t xml:space="preserve">Ingredient grid with Green / Amber / Red expiry badges. Manual add, edit, delete. Expiry sort toggle.</w:t>
+            </w:r>
+          </w:p>
+        </w:tc>
+      </w:tr>
+      <w:tr>
+        <w:tc>
+          <w:tcPr>
+            <w:tcW w:type="dxa" w:w="2400"/>
+            <w:tcBorders>
+              <w:top w:val="single" w:color="CCCCCC" w:sz="1"/>
+              <w:left w:val="single" w:color="CCCCCC" w:sz="1"/>
+              <w:bottom w:val="single" w:color="CCCCCC" w:sz="1"/>
+              <w:right w:val="single" w:color="CCCCCC" w:sz="1"/>
+            </w:tcBorders>
+            <w:shd w:fill="FFFFFF" w:val="clear"/>
+            <w:tcMar>
+              <w:top w:type="dxa" w:w="80"/>
+              <w:left w:type="dxa" w:w="120"/>
+              <w:bottom w:type="dxa" w:w="80"/>
+              <w:right w:type="dxa" w:w="120"/>
+            </w:tcMar>
+          </w:tcPr>
+          <w:p>
+            <w:r>
+              <w:rPr>
+                <w:rFonts w:ascii="Arial" w:cs="Arial" w:eastAsia="Arial" w:hAnsi="Arial"/>
+                <w:color w:val="1A1A2E"/>
+                <w:sz w:val="20"/>
+                <w:szCs w:val="20"/>
+              </w:rPr>
+              <w:t xml:space="preserve">Meal Recommendations</w:t>
+            </w:r>
+          </w:p>
+        </w:tc>
+        <w:tc>
+          <w:tcPr>
+            <w:tcW w:type="dxa" w:w="2960"/>
+            <w:tcBorders>
+              <w:top w:val="single" w:color="CCCCCC" w:sz="1"/>
+              <w:left w:val="single" w:color="CCCCCC" w:sz="1"/>
+              <w:bottom w:val="single" w:color="CCCCCC" w:sz="1"/>
+              <w:right w:val="single" w:color="CCCCCC" w:sz="1"/>
+            </w:tcBorders>
+            <w:shd w:fill="FFFFFF" w:val="clear"/>
+            <w:tcMar>
+              <w:top w:type="dxa" w:w="80"/>
+              <w:left w:type="dxa" w:w="120"/>
+              <w:bottom w:type="dxa" w:w="80"/>
+              <w:right w:type="dxa" w:w="120"/>
+            </w:tcMar>
+          </w:tcPr>
+          <w:p>
+            <w:r>
+              <w:rPr>
+                <w:rFonts w:ascii="Arial" w:cs="Arial" w:eastAsia="Arial" w:hAnsi="Arial"/>
+                <w:color w:val="1A1A2E"/>
+                <w:sz w:val="20"/>
+                <w:szCs w:val="20"/>
+              </w:rPr>
+              <w:t xml:space="preserve">/meals</w:t>
+            </w:r>
+          </w:p>
+        </w:tc>
+        <w:tc>
+          <w:tcPr>
+            <w:tcW w:type="dxa" w:w="4000"/>
+            <w:tcBorders>
+              <w:top w:val="single" w:color="CCCCCC" w:sz="1"/>
+              <w:left w:val="single" w:color="CCCCCC" w:sz="1"/>
+              <w:bottom w:val="single" w:color="CCCCCC" w:sz="1"/>
+              <w:right w:val="single" w:color="CCCCCC" w:sz="1"/>
+            </w:tcBorders>
+            <w:shd w:fill="FFFFFF" w:val="clear"/>
+            <w:tcMar>
+              <w:top w:type="dxa" w:w="80"/>
+              <w:left w:type="dxa" w:w="120"/>
+              <w:bottom w:type="dxa" w:w="80"/>
+              <w:right w:type="dxa" w:w="120"/>
+            </w:tcMar>
+          </w:tcPr>
+          <w:p>
+            <w:r>
+              <w:rPr>
+                <w:rFonts w:ascii="Arial" w:cs="Arial" w:eastAsia="Arial" w:hAnsi="Arial"/>
+                <w:color w:val="1A1A2E"/>
+                <w:sz w:val="20"/>
+                <w:szCs w:val="20"/>
+              </w:rPr>
+              <w:t xml:space="preserve">3 to 5 meal cards. Expiry-first toggle. Match percentage badge. Cuisine filter chips.</w:t>
+            </w:r>
+          </w:p>
+        </w:tc>
+      </w:tr>
+      <w:tr>
+        <w:tc>
+          <w:tcPr>
+            <w:tcW w:type="dxa" w:w="2400"/>
+            <w:tcBorders>
+              <w:top w:val="single" w:color="CCCCCC" w:sz="1"/>
+              <w:left w:val="single" w:color="CCCCCC" w:sz="1"/>
+              <w:bottom w:val="single" w:color="CCCCCC" w:sz="1"/>
+              <w:right w:val="single" w:color="CCCCCC" w:sz="1"/>
+            </w:tcBorders>
+            <w:shd w:fill="E0F4F4" w:val="clear"/>
+            <w:tcMar>
+              <w:top w:type="dxa" w:w="80"/>
+              <w:left w:type="dxa" w:w="120"/>
+              <w:bottom w:type="dxa" w:w="80"/>
+              <w:right w:type="dxa" w:w="120"/>
+            </w:tcMar>
+          </w:tcPr>
+          <w:p>
+            <w:r>
+              <w:rPr>
+                <w:rFonts w:ascii="Arial" w:cs="Arial" w:eastAsia="Arial" w:hAnsi="Arial"/>
+                <w:color w:val="1A1A2E"/>
+                <w:sz w:val="20"/>
+                <w:szCs w:val="20"/>
+              </w:rPr>
+              <w:t xml:space="preserve">Recipe View</w:t>
+            </w:r>
+          </w:p>
+        </w:tc>
+        <w:tc>
+          <w:tcPr>
+            <w:tcW w:type="dxa" w:w="2960"/>
+            <w:tcBorders>
+              <w:top w:val="single" w:color="CCCCCC" w:sz="1"/>
+              <w:left w:val="single" w:color="CCCCCC" w:sz="1"/>
+              <w:bottom w:val="single" w:color="CCCCCC" w:sz="1"/>
+              <w:right w:val="single" w:color="CCCCCC" w:sz="1"/>
+            </w:tcBorders>
+            <w:shd w:fill="E0F4F4" w:val="clear"/>
+            <w:tcMar>
+              <w:top w:type="dxa" w:w="80"/>
+              <w:left w:type="dxa" w:w="120"/>
+              <w:bottom w:type="dxa" w:w="80"/>
+              <w:right w:type="dxa" w:w="120"/>
+            </w:tcMar>
+          </w:tcPr>
+          <w:p>
+            <w:r>
+              <w:rPr>
+                <w:rFonts w:ascii="Arial" w:cs="Arial" w:eastAsia="Arial" w:hAnsi="Arial"/>
+                <w:color w:val="1A1A2E"/>
+                <w:sz w:val="20"/>
+                <w:szCs w:val="20"/>
+              </w:rPr>
+              <w:t xml:space="preserve">/recipe/:id</w:t>
+            </w:r>
+          </w:p>
+        </w:tc>
+        <w:tc>
+          <w:tcPr>
+            <w:tcW w:type="dxa" w:w="4000"/>
+            <w:tcBorders>
+              <w:top w:val="single" w:color="CCCCCC" w:sz="1"/>
+              <w:left w:val="single" w:color="CCCCCC" w:sz="1"/>
+              <w:bottom w:val="single" w:color="CCCCCC" w:sz="1"/>
+              <w:right w:val="single" w:color="CCCCCC" w:sz="1"/>
+            </w:tcBorders>
+            <w:shd w:fill="E0F4F4" w:val="clear"/>
+            <w:tcMar>
+              <w:top w:type="dxa" w:w="80"/>
+              <w:left w:type="dxa" w:w="120"/>
+              <w:bottom w:type="dxa" w:w="80"/>
+              <w:right w:type="dxa" w:w="120"/>
+            </w:tcMar>
+          </w:tcPr>
+          <w:p>
+            <w:r>
+              <w:rPr>
+                <w:rFonts w:ascii="Arial" w:cs="Arial" w:eastAsia="Arial" w:hAnsi="Arial"/>
+                <w:color w:val="1A1A2E"/>
+                <w:sz w:val="20"/>
+                <w:szCs w:val="20"/>
+              </w:rPr>
+              <w:t xml:space="preserve">Full recipe with step-by-step instructions. Per-step timer. Substitution banner if ingredient missing. Mark as cooked button.</w:t>
+            </w:r>
+          </w:p>
+        </w:tc>
+      </w:tr>
+      <w:tr>
+        <w:tc>
+          <w:tcPr>
+            <w:tcW w:type="dxa" w:w="2400"/>
+            <w:tcBorders>
+              <w:top w:val="single" w:color="CCCCCC" w:sz="1"/>
+              <w:left w:val="single" w:color="CCCCCC" w:sz="1"/>
+              <w:bottom w:val="single" w:color="CCCCCC" w:sz="1"/>
+              <w:right w:val="single" w:color="CCCCCC" w:sz="1"/>
+            </w:tcBorders>
+            <w:shd w:fill="FFFFFF" w:val="clear"/>
+            <w:tcMar>
+              <w:top w:type="dxa" w:w="80"/>
+              <w:left w:type="dxa" w:w="120"/>
+              <w:bottom w:type="dxa" w:w="80"/>
+              <w:right w:type="dxa" w:w="120"/>
+            </w:tcMar>
+          </w:tcPr>
+          <w:p>
+            <w:r>
+              <w:rPr>
+                <w:rFonts w:ascii="Arial" w:cs="Arial" w:eastAsia="Arial" w:hAnsi="Arial"/>
+                <w:color w:val="1A1A2E"/>
+                <w:sz w:val="20"/>
+                <w:szCs w:val="20"/>
+              </w:rPr>
+              <w:t xml:space="preserve">Chammach Widget</w:t>
+            </w:r>
+          </w:p>
+        </w:tc>
+        <w:tc>
+          <w:tcPr>
+            <w:tcW w:type="dxa" w:w="2960"/>
+            <w:tcBorders>
+              <w:top w:val="single" w:color="CCCCCC" w:sz="1"/>
+              <w:left w:val="single" w:color="CCCCCC" w:sz="1"/>
+              <w:bottom w:val="single" w:color="CCCCCC" w:sz="1"/>
+              <w:right w:val="single" w:color="CCCCCC" w:sz="1"/>
+            </w:tcBorders>
+            <w:shd w:fill="FFFFFF" w:val="clear"/>
+            <w:tcMar>
+              <w:top w:type="dxa" w:w="80"/>
+              <w:left w:type="dxa" w:w="120"/>
+              <w:bottom w:type="dxa" w:w="80"/>
+              <w:right w:type="dxa" w:w="120"/>
+            </w:tcMar>
+          </w:tcPr>
+          <w:p>
+            <w:r>
+              <w:rPr>
+                <w:rFonts w:ascii="Arial" w:cs="Arial" w:eastAsia="Arial" w:hAnsi="Arial"/>
+                <w:color w:val="1A1A2E"/>
+                <w:sz w:val="20"/>
+                <w:szCs w:val="20"/>
+              </w:rPr>
+              <w:t xml:space="preserve">Global (all pages)</w:t>
+            </w:r>
+          </w:p>
+        </w:tc>
+        <w:tc>
+          <w:tcPr>
+            <w:tcW w:type="dxa" w:w="4000"/>
+            <w:tcBorders>
+              <w:top w:val="single" w:color="CCCCCC" w:sz="1"/>
+              <w:left w:val="single" w:color="CCCCCC" w:sz="1"/>
+              <w:bottom w:val="single" w:color="CCCCCC" w:sz="1"/>
+              <w:right w:val="single" w:color="CCCCCC" w:sz="1"/>
+            </w:tcBorders>
+            <w:shd w:fill="FFFFFF" w:val="clear"/>
+            <w:tcMar>
+              <w:top w:type="dxa" w:w="80"/>
+              <w:left w:type="dxa" w:w="120"/>
+              <w:bottom w:type="dxa" w:w="80"/>
+              <w:right w:type="dxa" w:w="120"/>
+            </w:tcMar>
+          </w:tcPr>
+          <w:p>
+            <w:r>
+              <w:rPr>
+                <w:rFonts w:ascii="Arial" w:cs="Arial" w:eastAsia="Arial" w:hAnsi="Arial"/>
+                <w:color w:val="1A1A2E"/>
+                <w:sz w:val="20"/>
+                <w:szCs w:val="20"/>
+              </w:rPr>
+              <w:t xml:space="preserve">Floating bottom-right SVG mascot. Speech bubble updates on app state. Bounce, wiggle, blink animations.</w:t>
+            </w:r>
+          </w:p>
+        </w:tc>
+      </w:tr>
+    </w:tbl>
+    <w:p>
+      <w:pPr>
+        <w:spacing w:after="0" w:before="80"/>
+      </w:pPr>
+      <w:r>
+        <w:t xml:space="preserve"/>
+      </w:r>
+    </w:p>
+    <w:p>
+      <w:pPr>
+        <w:pStyle w:val="Heading2"/>
+        <w:spacing w:after="120" w:before="240"/>
+      </w:pPr>
+      <w:r>
+        <w:rPr>
+          <w:rFonts w:ascii="Arial" w:cs="Arial" w:eastAsia="Arial" w:hAnsi="Arial"/>
+          <w:b/>
+          <w:bCs/>
+          <w:color w:val="1A1A2E"/>
+          <w:sz w:val="26"/>
+          <w:szCs w:val="26"/>
+        </w:rPr>
+        <w:t xml:space="preserve">6c.2 UI Design System</w:t>
+      </w:r>
+    </w:p>
+    <w:p>
+      <w:pPr>
+        <w:pStyle w:val="ListParagraph"/>
+        <w:numPr>
+          <w:ilvl w:val="0"/>
+          <w:numId w:val="2"/>
+        </w:numPr>
+        <w:spacing w:after="60" w:before="60"/>
+      </w:pPr>
+      <w:r>
+        <w:rPr>
+          <w:rFonts w:ascii="Arial" w:cs="Arial" w:eastAsia="Arial" w:hAnsi="Arial"/>
+          <w:b w:val="false"/>
+          <w:bCs w:val="false"/>
+          <w:color w:val="1A1A2E"/>
+          <w:sz w:val="22"/>
+          <w:szCs w:val="22"/>
+        </w:rPr>
+        <w:t xml:space="preserve">Primary colour: Teal #1D9E75 — buttons, highlights, logo, expiry-fresh indicator</w:t>
+      </w:r>
+    </w:p>
+    <w:p>
+      <w:pPr>
+        <w:pStyle w:val="ListParagraph"/>
+        <w:numPr>
+          <w:ilvl w:val="0"/>
+          <w:numId w:val="2"/>
+        </w:numPr>
+        <w:spacing w:after="60" w:before="60"/>
+      </w:pPr>
+      <w:r>
+        <w:rPr>
+          <w:rFonts w:ascii="Arial" w:cs="Arial" w:eastAsia="Arial" w:hAnsi="Arial"/>
+          <w:b w:val="false"/>
+          <w:bCs w:val="false"/>
+          <w:color w:val="1A1A2E"/>
+          <w:sz w:val="22"/>
+          <w:szCs w:val="22"/>
+        </w:rPr>
+        <w:t xml:space="preserve">Warning colour: Amber #E67E22 — expiring in 2 days</w:t>
+      </w:r>
+    </w:p>
+    <w:p>
+      <w:pPr>
+        <w:pStyle w:val="ListParagraph"/>
+        <w:numPr>
+          <w:ilvl w:val="0"/>
+          <w:numId w:val="2"/>
+        </w:numPr>
+        <w:spacing w:after="60" w:before="60"/>
+      </w:pPr>
+      <w:r>
+        <w:rPr>
+          <w:rFonts w:ascii="Arial" w:cs="Arial" w:eastAsia="Arial" w:hAnsi="Arial"/>
+          <w:b w:val="false"/>
+          <w:bCs w:val="false"/>
+          <w:color w:val="1A1A2E"/>
+          <w:sz w:val="22"/>
+          <w:szCs w:val="22"/>
+        </w:rPr>
+        <w:t xml:space="preserve">Danger colour: Red #C0392B — expires today</w:t>
+      </w:r>
+    </w:p>
+    <w:p>
+      <w:pPr>
+        <w:pStyle w:val="ListParagraph"/>
+        <w:numPr>
+          <w:ilvl w:val="0"/>
+          <w:numId w:val="2"/>
+        </w:numPr>
+        <w:spacing w:after="60" w:before="60"/>
+      </w:pPr>
+      <w:r>
+        <w:rPr>
+          <w:rFonts w:ascii="Arial" w:cs="Arial" w:eastAsia="Arial" w:hAnsi="Arial"/>
+          <w:b w:val="false"/>
+          <w:bCs w:val="false"/>
+          <w:color w:val="1A1A2E"/>
+          <w:sz w:val="22"/>
+          <w:szCs w:val="22"/>
+        </w:rPr>
+        <w:t xml:space="preserve">Background: White #FFFFFF with light grey secondary panels #F8F9FA</w:t>
+      </w:r>
+    </w:p>
+    <w:p>
+      <w:pPr>
+        <w:pStyle w:val="ListParagraph"/>
+        <w:numPr>
+          <w:ilvl w:val="0"/>
+          <w:numId w:val="2"/>
+        </w:numPr>
+        <w:spacing w:after="60" w:before="60"/>
+      </w:pPr>
+      <w:r>
+        <w:rPr>
+          <w:rFonts w:ascii="Arial" w:cs="Arial" w:eastAsia="Arial" w:hAnsi="Arial"/>
+          <w:b w:val="false"/>
+          <w:bCs w:val="false"/>
+          <w:color w:val="1A1A2E"/>
+          <w:sz w:val="22"/>
+          <w:szCs w:val="22"/>
+        </w:rPr>
+        <w:t xml:space="preserve">Typography: Inter or system sans-serif, clean and readable</w:t>
+      </w:r>
+    </w:p>
+    <w:p>
+      <w:pPr>
+        <w:pStyle w:val="ListParagraph"/>
+        <w:numPr>
+          <w:ilvl w:val="0"/>
+          <w:numId w:val="2"/>
+        </w:numPr>
+        <w:spacing w:after="60" w:before="60"/>
+      </w:pPr>
+      <w:r>
+        <w:rPr>
+          <w:rFonts w:ascii="Arial" w:cs="Arial" w:eastAsia="Arial" w:hAnsi="Arial"/>
+          <w:b w:val="false"/>
+          <w:bCs w:val="false"/>
+          <w:color w:val="1A1A2E"/>
+          <w:sz w:val="22"/>
+          <w:szCs w:val="22"/>
+        </w:rPr>
+        <w:t xml:space="preserve">Border radius: 12px cards, 50px pill buttons — soft and approachable</w:t>
+      </w:r>
+    </w:p>
+    <w:p>
+      <w:pPr>
+        <w:pStyle w:val="ListParagraph"/>
+        <w:numPr>
+          <w:ilvl w:val="0"/>
+          <w:numId w:val="2"/>
+        </w:numPr>
+        <w:spacing w:after="60" w:before="60"/>
+      </w:pPr>
+      <w:r>
+        <w:rPr>
+          <w:rFonts w:ascii="Arial" w:cs="Arial" w:eastAsia="Arial" w:hAnsi="Arial"/>
+          <w:b w:val="false"/>
+          <w:bCs w:val="false"/>
+          <w:color w:val="1A1A2E"/>
+          <w:sz w:val="22"/>
+          <w:szCs w:val="22"/>
+        </w:rPr>
+        <w:t xml:space="preserve">Shadows: Subtle card shadows — no heavy drop shadows</w:t>
+      </w:r>
+    </w:p>
+    <w:p>
+      <w:pPr>
+        <w:spacing w:after="0" w:before="80"/>
+      </w:pPr>
+      <w:r>
+        <w:t xml:space="preserve"/>
+      </w:r>
+    </w:p>
+    <w:p>
+      <w:pPr>
+        <w:pStyle w:val="Heading2"/>
+        <w:spacing w:after="120" w:before="240"/>
+      </w:pPr>
+      <w:r>
+        <w:rPr>
+          <w:rFonts w:ascii="Arial" w:cs="Arial" w:eastAsia="Arial" w:hAnsi="Arial"/>
+          <w:b/>
+          <w:bCs/>
+          <w:color w:val="1A1A2E"/>
+          <w:sz w:val="26"/>
+          <w:szCs w:val="26"/>
+        </w:rPr>
+        <w:t xml:space="preserve">6c.3 Key Interactions</w:t>
+      </w:r>
+    </w:p>
+    <w:p>
+      <w:pPr>
+        <w:pStyle w:val="ListParagraph"/>
+        <w:numPr>
+          <w:ilvl w:val="0"/>
+          <w:numId w:val="2"/>
+        </w:numPr>
+        <w:spacing w:after="60" w:before="60"/>
+      </w:pPr>
+      <w:r>
+        <w:rPr>
+          <w:rFonts w:ascii="Arial" w:cs="Arial" w:eastAsia="Arial" w:hAnsi="Arial"/>
+          <w:b w:val="false"/>
+          <w:bCs w:val="false"/>
+          <w:color w:val="1A1A2E"/>
+          <w:sz w:val="22"/>
+          <w:szCs w:val="22"/>
+        </w:rPr>
+        <w:t xml:space="preserve">Scan upload — drag and drop or click to upload, camera capture on mobile</w:t>
+      </w:r>
+    </w:p>
+    <w:p>
+      <w:pPr>
+        <w:pStyle w:val="ListParagraph"/>
+        <w:numPr>
+          <w:ilvl w:val="0"/>
+          <w:numId w:val="2"/>
+        </w:numPr>
+        <w:spacing w:after="60" w:before="60"/>
+      </w:pPr>
+      <w:r>
+        <w:rPr>
+          <w:rFonts w:ascii="Arial" w:cs="Arial" w:eastAsia="Arial" w:hAnsi="Arial"/>
+          <w:b w:val="false"/>
+          <w:bCs w:val="false"/>
+          <w:color w:val="1A1A2E"/>
+          <w:sz w:val="22"/>
+          <w:szCs w:val="22"/>
+        </w:rPr>
+        <w:t xml:space="preserve">Ingredient cards — tap to edit name, quantity, or expiry date inline</w:t>
+      </w:r>
+    </w:p>
+    <w:p>
+      <w:pPr>
+        <w:pStyle w:val="ListParagraph"/>
+        <w:numPr>
+          <w:ilvl w:val="0"/>
+          <w:numId w:val="2"/>
+        </w:numPr>
+        <w:spacing w:after="60" w:before="60"/>
+      </w:pPr>
+      <w:r>
+        <w:rPr>
+          <w:rFonts w:ascii="Arial" w:cs="Arial" w:eastAsia="Arial" w:hAnsi="Arial"/>
+          <w:b w:val="false"/>
+          <w:bCs w:val="false"/>
+          <w:color w:val="1A1A2E"/>
+          <w:sz w:val="22"/>
+          <w:szCs w:val="22"/>
+        </w:rPr>
+        <w:t xml:space="preserve">Meal cards — swipe or click to expand, expiry badge on matched ingredients</w:t>
+      </w:r>
+    </w:p>
+    <w:p>
+      <w:pPr>
+        <w:pStyle w:val="ListParagraph"/>
+        <w:numPr>
+          <w:ilvl w:val="0"/>
+          <w:numId w:val="2"/>
+        </w:numPr>
+        <w:spacing w:after="60" w:before="60"/>
+      </w:pPr>
+      <w:r>
+        <w:rPr>
+          <w:rFonts w:ascii="Arial" w:cs="Arial" w:eastAsia="Arial" w:hAnsi="Arial"/>
+          <w:b w:val="false"/>
+          <w:bCs w:val="false"/>
+          <w:color w:val="1A1A2E"/>
+          <w:sz w:val="22"/>
+          <w:szCs w:val="22"/>
+        </w:rPr>
+        <w:t xml:space="preserve">Recipe steps — tap step to start timer, swipe to mark complete</w:t>
+      </w:r>
+    </w:p>
+    <w:p>
+      <w:pPr>
+        <w:pStyle w:val="ListParagraph"/>
+        <w:numPr>
+          <w:ilvl w:val="0"/>
+          <w:numId w:val="2"/>
+        </w:numPr>
+        <w:spacing w:after="60" w:before="60"/>
+      </w:pPr>
+      <w:r>
+        <w:rPr>
+          <w:rFonts w:ascii="Arial" w:cs="Arial" w:eastAsia="Arial" w:hAnsi="Arial"/>
+          <w:b w:val="false"/>
+          <w:bCs w:val="false"/>
+          <w:color w:val="1A1A2E"/>
+          <w:sz w:val="22"/>
+          <w:szCs w:val="22"/>
+        </w:rPr>
+        <w:t xml:space="preserve">Chammach — tap to replay last message, long-press to mute</w:t>
+      </w:r>
+    </w:p>
+    <w:p>
+      <w:pPr>
+        <w:pStyle w:val="ListParagraph"/>
+        <w:numPr>
+          <w:ilvl w:val="0"/>
+          <w:numId w:val="2"/>
+        </w:numPr>
+        <w:spacing w:after="60" w:before="60"/>
+      </w:pPr>
+      <w:r>
+        <w:rPr>
+          <w:rFonts w:ascii="Arial" w:cs="Arial" w:eastAsia="Arial" w:hAnsi="Arial"/>
+          <w:b w:val="false"/>
+          <w:bCs w:val="false"/>
+          <w:color w:val="1A1A2E"/>
+          <w:sz w:val="22"/>
+          <w:szCs w:val="22"/>
+        </w:rPr>
+        <w:t xml:space="preserve">Substitution banner — Accept or Reject buttons with one-tap response</w:t>
+      </w:r>
+    </w:p>
+    <w:p>
+      <w:pPr>
+        <w:spacing w:after="0" w:before="80"/>
+      </w:pPr>
+      <w:r>
+        <w:t xml:space="preserve"/>
+      </w:r>
+    </w:p>
+    <w:p>
+      <w:pPr>
+        <w:pStyle w:val="Heading2"/>
+        <w:spacing w:after="120" w:before="240"/>
+      </w:pPr>
+      <w:r>
+        <w:rPr>
+          <w:rFonts w:ascii="Arial" w:cs="Arial" w:eastAsia="Arial" w:hAnsi="Arial"/>
+          <w:b/>
+          <w:bCs/>
+          <w:color w:val="1A1A2E"/>
+          <w:sz w:val="26"/>
+          <w:szCs w:val="26"/>
+        </w:rPr>
+        <w:t xml:space="preserve">6c.4 State Management</w:t>
+      </w:r>
+    </w:p>
+    <w:p>
+      <w:pPr>
+        <w:pStyle w:val="ListParagraph"/>
+        <w:numPr>
+          <w:ilvl w:val="0"/>
+          <w:numId w:val="2"/>
+        </w:numPr>
+        <w:spacing w:after="60" w:before="60"/>
+      </w:pPr>
+      <w:r>
+        <w:rPr>
+          <w:rFonts w:ascii="Arial" w:cs="Arial" w:eastAsia="Arial" w:hAnsi="Arial"/>
+          <w:b w:val="false"/>
+          <w:bCs w:val="false"/>
+          <w:color w:val="1A1A2E"/>
+          <w:sz w:val="22"/>
+          <w:szCs w:val="22"/>
+        </w:rPr>
+        <w:t xml:space="preserve">React Context for global app state: pantry, user, activeRecipe, chammachState</w:t>
+      </w:r>
+    </w:p>
+    <w:p>
+      <w:pPr>
+        <w:pStyle w:val="ListParagraph"/>
+        <w:numPr>
+          <w:ilvl w:val="0"/>
+          <w:numId w:val="2"/>
+        </w:numPr>
+        <w:spacing w:after="60" w:before="60"/>
+      </w:pPr>
+      <w:r>
+        <w:rPr>
+          <w:rFonts w:ascii="Arial" w:cs="Arial" w:eastAsia="Arial" w:hAnsi="Arial"/>
+          <w:b w:val="false"/>
+          <w:bCs w:val="false"/>
+          <w:color w:val="1A1A2E"/>
+          <w:sz w:val="22"/>
+          <w:szCs w:val="22"/>
+        </w:rPr>
+        <w:t xml:space="preserve">Supabase Realtime subscription on pantry_items table for live updates</w:t>
+      </w:r>
+    </w:p>
+    <w:p>
+      <w:pPr>
+        <w:pStyle w:val="ListParagraph"/>
+        <w:numPr>
+          <w:ilvl w:val="0"/>
+          <w:numId w:val="2"/>
+        </w:numPr>
+        <w:spacing w:after="60" w:before="60"/>
+      </w:pPr>
+      <w:r>
+        <w:rPr>
+          <w:rFonts w:ascii="Arial" w:cs="Arial" w:eastAsia="Arial" w:hAnsi="Arial"/>
+          <w:b w:val="false"/>
+          <w:bCs w:val="false"/>
+          <w:color w:val="1A1A2E"/>
+          <w:sz w:val="22"/>
+          <w:szCs w:val="22"/>
+        </w:rPr>
+        <w:t xml:space="preserve">Local optimistic updates — UI updates instantly, syncs to Supabase in background</w:t>
+      </w:r>
+    </w:p>
+    <w:p>
+      <w:pPr>
+        <w:pStyle w:val="ListParagraph"/>
+        <w:numPr>
+          <w:ilvl w:val="0"/>
+          <w:numId w:val="2"/>
+        </w:numPr>
+        <w:spacing w:after="60" w:before="60"/>
+      </w:pPr>
+      <w:r>
+        <w:rPr>
+          <w:rFonts w:ascii="Arial" w:cs="Arial" w:eastAsia="Arial" w:hAnsi="Arial"/>
+          <w:b w:val="false"/>
+          <w:bCs w:val="false"/>
+          <w:color w:val="1A1A2E"/>
+          <w:sz w:val="22"/>
+          <w:szCs w:val="22"/>
+        </w:rPr>
+        <w:t xml:space="preserve">Guest mode uses localStorage as temporary pantry store with migration prompt on sign-up</w:t>
       </w:r>
     </w:p>
     <w:p>
@@ -5673,6 +9527,3650 @@
         <w:t xml:space="preserve">Tap or click on Chammach dismisses the current dialogue or replays the last message</w:t>
       </w:r>
     </w:p>
+    <w:p>
+      <w:pPr>
+        <w:pBdr>
+          <w:bottom w:val="single" w:color="007B7F" w:sz="6" w:space="1"/>
+        </w:pBdr>
+        <w:spacing w:after="160" w:before="160"/>
+      </w:pPr>
+      <w:r>
+        <w:t xml:space="preserve"/>
+      </w:r>
+    </w:p>
+    <w:p>
+      <w:pPr>
+        <w:pStyle w:val="Heading1"/>
+        <w:spacing w:after="160" w:before="320"/>
+      </w:pPr>
+      <w:r>
+        <w:rPr>
+          <w:rFonts w:ascii="Arial" w:cs="Arial" w:eastAsia="Arial" w:hAnsi="Arial"/>
+          <w:b/>
+          <w:bCs/>
+          <w:color w:val="007B7F"/>
+          <w:sz w:val="32"/>
+          <w:szCs w:val="32"/>
+        </w:rPr>
+        <w:t xml:space="preserve">8b. Chammach as Agentic AI</w:t>
+      </w:r>
+    </w:p>
+    <w:p>
+      <w:pPr>
+        <w:spacing w:after="80" w:before="80"/>
+      </w:pPr>
+      <w:r>
+        <w:rPr>
+          <w:rFonts w:ascii="Arial" w:cs="Arial" w:eastAsia="Arial" w:hAnsi="Arial"/>
+          <w:color w:val="1A1A2E"/>
+          <w:sz w:val="22"/>
+          <w:szCs w:val="22"/>
+        </w:rPr>
+        <w:t xml:space="preserve">Chammach is not a chatbot that responds to clicks. He is an autonomous AI agent — an Observe-Think-Plan-Act loop that runs continuously in the background, watching the kitchen state and proactively intervening at the right moments without being asked.</w:t>
+      </w:r>
+    </w:p>
+    <w:p>
+      <w:pPr>
+        <w:spacing w:after="0" w:before="80"/>
+      </w:pPr>
+      <w:r>
+        <w:t xml:space="preserve"/>
+      </w:r>
+    </w:p>
+    <w:p>
+      <w:pPr>
+        <w:pStyle w:val="Heading2"/>
+        <w:spacing w:after="120" w:before="240"/>
+      </w:pPr>
+      <w:r>
+        <w:rPr>
+          <w:rFonts w:ascii="Arial" w:cs="Arial" w:eastAsia="Arial" w:hAnsi="Arial"/>
+          <w:b/>
+          <w:bCs/>
+          <w:color w:val="1A1A2E"/>
+          <w:sz w:val="26"/>
+          <w:szCs w:val="26"/>
+        </w:rPr>
+        <w:t xml:space="preserve">8b.1 Chatbot vs Agent vs Agentic AI</w:t>
+      </w:r>
+    </w:p>
+    <w:tbl>
+      <w:tblPr>
+        <w:tblW w:type="dxa" w:w="9360"/>
+        <w:tblBorders>
+          <w:top w:val="single" w:color="auto" w:sz="4"/>
+          <w:left w:val="single" w:color="auto" w:sz="4"/>
+          <w:bottom w:val="single" w:color="auto" w:sz="4"/>
+          <w:right w:val="single" w:color="auto" w:sz="4"/>
+          <w:insideH w:val="single" w:color="auto" w:sz="4"/>
+          <w:insideV w:val="single" w:color="auto" w:sz="4"/>
+        </w:tblBorders>
+      </w:tblPr>
+      <w:tblGrid>
+        <w:gridCol w:w="2000"/>
+        <w:gridCol w:w="3680"/>
+        <w:gridCol w:w="3680"/>
+      </w:tblGrid>
+      <w:tr>
+        <w:tc>
+          <w:tcPr>
+            <w:tcW w:type="dxa" w:w="2000"/>
+            <w:tcBorders>
+              <w:top w:val="single" w:color="CCCCCC" w:sz="1"/>
+              <w:left w:val="single" w:color="CCCCCC" w:sz="1"/>
+              <w:bottom w:val="single" w:color="CCCCCC" w:sz="1"/>
+              <w:right w:val="single" w:color="CCCCCC" w:sz="1"/>
+            </w:tcBorders>
+            <w:shd w:fill="007B7F" w:val="clear"/>
+            <w:tcMar>
+              <w:top w:type="dxa" w:w="80"/>
+              <w:left w:type="dxa" w:w="120"/>
+              <w:bottom w:type="dxa" w:w="80"/>
+              <w:right w:type="dxa" w:w="120"/>
+            </w:tcMar>
+          </w:tcPr>
+          <w:p>
+            <w:r>
+              <w:rPr>
+                <w:rFonts w:ascii="Arial" w:cs="Arial" w:eastAsia="Arial" w:hAnsi="Arial"/>
+                <w:b/>
+                <w:bCs/>
+                <w:color w:val="FFFFFF"/>
+                <w:sz w:val="20"/>
+                <w:szCs w:val="20"/>
+              </w:rPr>
+              <w:t xml:space="preserve">Level</w:t>
+            </w:r>
+          </w:p>
+        </w:tc>
+        <w:tc>
+          <w:tcPr>
+            <w:tcW w:type="dxa" w:w="3680"/>
+            <w:tcBorders>
+              <w:top w:val="single" w:color="CCCCCC" w:sz="1"/>
+              <w:left w:val="single" w:color="CCCCCC" w:sz="1"/>
+              <w:bottom w:val="single" w:color="CCCCCC" w:sz="1"/>
+              <w:right w:val="single" w:color="CCCCCC" w:sz="1"/>
+            </w:tcBorders>
+            <w:shd w:fill="007B7F" w:val="clear"/>
+            <w:tcMar>
+              <w:top w:type="dxa" w:w="80"/>
+              <w:left w:type="dxa" w:w="120"/>
+              <w:bottom w:type="dxa" w:w="80"/>
+              <w:right w:type="dxa" w:w="120"/>
+            </w:tcMar>
+          </w:tcPr>
+          <w:p>
+            <w:r>
+              <w:rPr>
+                <w:rFonts w:ascii="Arial" w:cs="Arial" w:eastAsia="Arial" w:hAnsi="Arial"/>
+                <w:b/>
+                <w:bCs/>
+                <w:color w:val="FFFFFF"/>
+                <w:sz w:val="20"/>
+                <w:szCs w:val="20"/>
+              </w:rPr>
+              <w:t xml:space="preserve">Behaviour</w:t>
+            </w:r>
+          </w:p>
+        </w:tc>
+        <w:tc>
+          <w:tcPr>
+            <w:tcW w:type="dxa" w:w="3680"/>
+            <w:tcBorders>
+              <w:top w:val="single" w:color="CCCCCC" w:sz="1"/>
+              <w:left w:val="single" w:color="CCCCCC" w:sz="1"/>
+              <w:bottom w:val="single" w:color="CCCCCC" w:sz="1"/>
+              <w:right w:val="single" w:color="CCCCCC" w:sz="1"/>
+            </w:tcBorders>
+            <w:shd w:fill="007B7F" w:val="clear"/>
+            <w:tcMar>
+              <w:top w:type="dxa" w:w="80"/>
+              <w:left w:type="dxa" w:w="120"/>
+              <w:bottom w:type="dxa" w:w="80"/>
+              <w:right w:type="dxa" w:w="120"/>
+            </w:tcMar>
+          </w:tcPr>
+          <w:p>
+            <w:r>
+              <w:rPr>
+                <w:rFonts w:ascii="Arial" w:cs="Arial" w:eastAsia="Arial" w:hAnsi="Arial"/>
+                <w:b/>
+                <w:bCs/>
+                <w:color w:val="FFFFFF"/>
+                <w:sz w:val="20"/>
+                <w:szCs w:val="20"/>
+              </w:rPr>
+              <w:t xml:space="preserve">Chammach Example</w:t>
+            </w:r>
+          </w:p>
+        </w:tc>
+      </w:tr>
+      <w:tr>
+        <w:tc>
+          <w:tcPr>
+            <w:tcW w:type="dxa" w:w="2000"/>
+            <w:tcBorders>
+              <w:top w:val="single" w:color="CCCCCC" w:sz="1"/>
+              <w:left w:val="single" w:color="CCCCCC" w:sz="1"/>
+              <w:bottom w:val="single" w:color="CCCCCC" w:sz="1"/>
+              <w:right w:val="single" w:color="CCCCCC" w:sz="1"/>
+            </w:tcBorders>
+            <w:shd w:fill="E0F4F4" w:val="clear"/>
+            <w:tcMar>
+              <w:top w:type="dxa" w:w="80"/>
+              <w:left w:type="dxa" w:w="120"/>
+              <w:bottom w:type="dxa" w:w="80"/>
+              <w:right w:type="dxa" w:w="120"/>
+            </w:tcMar>
+          </w:tcPr>
+          <w:p>
+            <w:r>
+              <w:rPr>
+                <w:rFonts w:ascii="Arial" w:cs="Arial" w:eastAsia="Arial" w:hAnsi="Arial"/>
+                <w:color w:val="1A1A2E"/>
+                <w:sz w:val="20"/>
+                <w:szCs w:val="20"/>
+              </w:rPr>
+              <w:t xml:space="preserve">Chatbot</w:t>
+            </w:r>
+          </w:p>
+        </w:tc>
+        <w:tc>
+          <w:tcPr>
+            <w:tcW w:type="dxa" w:w="3680"/>
+            <w:tcBorders>
+              <w:top w:val="single" w:color="CCCCCC" w:sz="1"/>
+              <w:left w:val="single" w:color="CCCCCC" w:sz="1"/>
+              <w:bottom w:val="single" w:color="CCCCCC" w:sz="1"/>
+              <w:right w:val="single" w:color="CCCCCC" w:sz="1"/>
+            </w:tcBorders>
+            <w:shd w:fill="E0F4F4" w:val="clear"/>
+            <w:tcMar>
+              <w:top w:type="dxa" w:w="80"/>
+              <w:left w:type="dxa" w:w="120"/>
+              <w:bottom w:type="dxa" w:w="80"/>
+              <w:right w:type="dxa" w:w="120"/>
+            </w:tcMar>
+          </w:tcPr>
+          <w:p>
+            <w:r>
+              <w:rPr>
+                <w:rFonts w:ascii="Arial" w:cs="Arial" w:eastAsia="Arial" w:hAnsi="Arial"/>
+                <w:color w:val="1A1A2E"/>
+                <w:sz w:val="20"/>
+                <w:szCs w:val="20"/>
+              </w:rPr>
+              <w:t xml:space="preserve">Responds only when asked</w:t>
+            </w:r>
+          </w:p>
+        </w:tc>
+        <w:tc>
+          <w:tcPr>
+            <w:tcW w:type="dxa" w:w="3680"/>
+            <w:tcBorders>
+              <w:top w:val="single" w:color="CCCCCC" w:sz="1"/>
+              <w:left w:val="single" w:color="CCCCCC" w:sz="1"/>
+              <w:bottom w:val="single" w:color="CCCCCC" w:sz="1"/>
+              <w:right w:val="single" w:color="CCCCCC" w:sz="1"/>
+            </w:tcBorders>
+            <w:shd w:fill="E0F4F4" w:val="clear"/>
+            <w:tcMar>
+              <w:top w:type="dxa" w:w="80"/>
+              <w:left w:type="dxa" w:w="120"/>
+              <w:bottom w:type="dxa" w:w="80"/>
+              <w:right w:type="dxa" w:w="120"/>
+            </w:tcMar>
+          </w:tcPr>
+          <w:p>
+            <w:r>
+              <w:rPr>
+                <w:rFonts w:ascii="Arial" w:cs="Arial" w:eastAsia="Arial" w:hAnsi="Arial"/>
+                <w:color w:val="1A1A2E"/>
+                <w:sz w:val="20"/>
+                <w:szCs w:val="20"/>
+              </w:rPr>
+              <w:t xml:space="preserve">User clicks Get Recipes — Chammach shows results</w:t>
+            </w:r>
+          </w:p>
+        </w:tc>
+      </w:tr>
+      <w:tr>
+        <w:tc>
+          <w:tcPr>
+            <w:tcW w:type="dxa" w:w="2000"/>
+            <w:tcBorders>
+              <w:top w:val="single" w:color="CCCCCC" w:sz="1"/>
+              <w:left w:val="single" w:color="CCCCCC" w:sz="1"/>
+              <w:bottom w:val="single" w:color="CCCCCC" w:sz="1"/>
+              <w:right w:val="single" w:color="CCCCCC" w:sz="1"/>
+            </w:tcBorders>
+            <w:shd w:fill="FFFFFF" w:val="clear"/>
+            <w:tcMar>
+              <w:top w:type="dxa" w:w="80"/>
+              <w:left w:type="dxa" w:w="120"/>
+              <w:bottom w:type="dxa" w:w="80"/>
+              <w:right w:type="dxa" w:w="120"/>
+            </w:tcMar>
+          </w:tcPr>
+          <w:p>
+            <w:r>
+              <w:rPr>
+                <w:rFonts w:ascii="Arial" w:cs="Arial" w:eastAsia="Arial" w:hAnsi="Arial"/>
+                <w:color w:val="1A1A2E"/>
+                <w:sz w:val="20"/>
+                <w:szCs w:val="20"/>
+              </w:rPr>
+              <w:t xml:space="preserve">Agent</w:t>
+            </w:r>
+          </w:p>
+        </w:tc>
+        <w:tc>
+          <w:tcPr>
+            <w:tcW w:type="dxa" w:w="3680"/>
+            <w:tcBorders>
+              <w:top w:val="single" w:color="CCCCCC" w:sz="1"/>
+              <w:left w:val="single" w:color="CCCCCC" w:sz="1"/>
+              <w:bottom w:val="single" w:color="CCCCCC" w:sz="1"/>
+              <w:right w:val="single" w:color="CCCCCC" w:sz="1"/>
+            </w:tcBorders>
+            <w:shd w:fill="FFFFFF" w:val="clear"/>
+            <w:tcMar>
+              <w:top w:type="dxa" w:w="80"/>
+              <w:left w:type="dxa" w:w="120"/>
+              <w:bottom w:type="dxa" w:w="80"/>
+              <w:right w:type="dxa" w:w="120"/>
+            </w:tcMar>
+          </w:tcPr>
+          <w:p>
+            <w:r>
+              <w:rPr>
+                <w:rFonts w:ascii="Arial" w:cs="Arial" w:eastAsia="Arial" w:hAnsi="Arial"/>
+                <w:color w:val="1A1A2E"/>
+                <w:sz w:val="20"/>
+                <w:szCs w:val="20"/>
+              </w:rPr>
+              <w:t xml:space="preserve">Has a goal, uses tools when triggered</w:t>
+            </w:r>
+          </w:p>
+        </w:tc>
+        <w:tc>
+          <w:tcPr>
+            <w:tcW w:type="dxa" w:w="3680"/>
+            <w:tcBorders>
+              <w:top w:val="single" w:color="CCCCCC" w:sz="1"/>
+              <w:left w:val="single" w:color="CCCCCC" w:sz="1"/>
+              <w:bottom w:val="single" w:color="CCCCCC" w:sz="1"/>
+              <w:right w:val="single" w:color="CCCCCC" w:sz="1"/>
+            </w:tcBorders>
+            <w:shd w:fill="FFFFFF" w:val="clear"/>
+            <w:tcMar>
+              <w:top w:type="dxa" w:w="80"/>
+              <w:left w:type="dxa" w:w="120"/>
+              <w:bottom w:type="dxa" w:w="80"/>
+              <w:right w:type="dxa" w:w="120"/>
+            </w:tcMar>
+          </w:tcPr>
+          <w:p>
+            <w:r>
+              <w:rPr>
+                <w:rFonts w:ascii="Arial" w:cs="Arial" w:eastAsia="Arial" w:hAnsi="Arial"/>
+                <w:color w:val="1A1A2E"/>
+                <w:sz w:val="20"/>
+                <w:szCs w:val="20"/>
+              </w:rPr>
+              <w:t xml:space="preserve">Scan completes — Chammach auto-fetches recipes using Spoonacular tool</w:t>
+            </w:r>
+          </w:p>
+        </w:tc>
+      </w:tr>
+      <w:tr>
+        <w:tc>
+          <w:tcPr>
+            <w:tcW w:type="dxa" w:w="2000"/>
+            <w:tcBorders>
+              <w:top w:val="single" w:color="CCCCCC" w:sz="1"/>
+              <w:left w:val="single" w:color="CCCCCC" w:sz="1"/>
+              <w:bottom w:val="single" w:color="CCCCCC" w:sz="1"/>
+              <w:right w:val="single" w:color="CCCCCC" w:sz="1"/>
+            </w:tcBorders>
+            <w:shd w:fill="E0F4F4" w:val="clear"/>
+            <w:tcMar>
+              <w:top w:type="dxa" w:w="80"/>
+              <w:left w:type="dxa" w:w="120"/>
+              <w:bottom w:type="dxa" w:w="80"/>
+              <w:right w:type="dxa" w:w="120"/>
+            </w:tcMar>
+          </w:tcPr>
+          <w:p>
+            <w:r>
+              <w:rPr>
+                <w:rFonts w:ascii="Arial" w:cs="Arial" w:eastAsia="Arial" w:hAnsi="Arial"/>
+                <w:color w:val="1A1A2E"/>
+                <w:sz w:val="20"/>
+                <w:szCs w:val="20"/>
+              </w:rPr>
+              <w:t xml:space="preserve">Agentic AI</w:t>
+            </w:r>
+          </w:p>
+        </w:tc>
+        <w:tc>
+          <w:tcPr>
+            <w:tcW w:type="dxa" w:w="3680"/>
+            <w:tcBorders>
+              <w:top w:val="single" w:color="CCCCCC" w:sz="1"/>
+              <w:left w:val="single" w:color="CCCCCC" w:sz="1"/>
+              <w:bottom w:val="single" w:color="CCCCCC" w:sz="1"/>
+              <w:right w:val="single" w:color="CCCCCC" w:sz="1"/>
+            </w:tcBorders>
+            <w:shd w:fill="E0F4F4" w:val="clear"/>
+            <w:tcMar>
+              <w:top w:type="dxa" w:w="80"/>
+              <w:left w:type="dxa" w:w="120"/>
+              <w:bottom w:type="dxa" w:w="80"/>
+              <w:right w:type="dxa" w:w="120"/>
+            </w:tcMar>
+          </w:tcPr>
+          <w:p>
+            <w:r>
+              <w:rPr>
+                <w:rFonts w:ascii="Arial" w:cs="Arial" w:eastAsia="Arial" w:hAnsi="Arial"/>
+                <w:color w:val="1A1A2E"/>
+                <w:sz w:val="20"/>
+                <w:szCs w:val="20"/>
+              </w:rPr>
+              <w:t xml:space="preserve">Observes state, reasons, plans, acts autonomously in a loop</w:t>
+            </w:r>
+          </w:p>
+        </w:tc>
+        <w:tc>
+          <w:tcPr>
+            <w:tcW w:type="dxa" w:w="3680"/>
+            <w:tcBorders>
+              <w:top w:val="single" w:color="CCCCCC" w:sz="1"/>
+              <w:left w:val="single" w:color="CCCCCC" w:sz="1"/>
+              <w:bottom w:val="single" w:color="CCCCCC" w:sz="1"/>
+              <w:right w:val="single" w:color="CCCCCC" w:sz="1"/>
+            </w:tcBorders>
+            <w:shd w:fill="E0F4F4" w:val="clear"/>
+            <w:tcMar>
+              <w:top w:type="dxa" w:w="80"/>
+              <w:left w:type="dxa" w:w="120"/>
+              <w:bottom w:type="dxa" w:w="80"/>
+              <w:right w:type="dxa" w:w="120"/>
+            </w:tcMar>
+          </w:tcPr>
+          <w:p>
+            <w:r>
+              <w:rPr>
+                <w:rFonts w:ascii="Arial" w:cs="Arial" w:eastAsia="Arial" w:hAnsi="Arial"/>
+                <w:color w:val="1A1A2E"/>
+                <w:sz w:val="20"/>
+                <w:szCs w:val="20"/>
+              </w:rPr>
+              <w:t xml:space="preserve">Notices paneer expires tomorrow, reasons about available ingredients, fetches recipe, checks substitution, pushes dinner suggestion — all unprompted</w:t>
+            </w:r>
+          </w:p>
+        </w:tc>
+      </w:tr>
+    </w:tbl>
+    <w:p>
+      <w:pPr>
+        <w:spacing w:after="0" w:before="80"/>
+      </w:pPr>
+      <w:r>
+        <w:t xml:space="preserve"/>
+      </w:r>
+    </w:p>
+    <w:p>
+      <w:pPr>
+        <w:pStyle w:val="Heading2"/>
+        <w:spacing w:after="120" w:before="240"/>
+      </w:pPr>
+      <w:r>
+        <w:rPr>
+          <w:rFonts w:ascii="Arial" w:cs="Arial" w:eastAsia="Arial" w:hAnsi="Arial"/>
+          <w:b/>
+          <w:bCs/>
+          <w:color w:val="1A1A2E"/>
+          <w:sz w:val="26"/>
+          <w:szCs w:val="26"/>
+        </w:rPr>
+        <w:t xml:space="preserve">8b.2 The Agentic Loop</w:t>
+      </w:r>
+    </w:p>
+    <w:p>
+      <w:pPr>
+        <w:spacing w:after="80" w:before="80"/>
+      </w:pPr>
+      <w:r>
+        <w:rPr>
+          <w:rFonts w:ascii="Arial" w:cs="Arial" w:eastAsia="Arial" w:hAnsi="Arial"/>
+          <w:color w:val="1A1A2E"/>
+          <w:sz w:val="22"/>
+          <w:szCs w:val="22"/>
+        </w:rPr>
+        <w:t xml:space="preserve">Chammach runs a continuous Observe-Think-Plan-Act loop on the backend, triggered by pantry state changes, expiry thresholds, user inactivity, and scheduled times. Each loop iteration may call multiple tools in sequence — the order and selection are decided by Claude autonomously, not hardcoded.</w:t>
+      </w:r>
+    </w:p>
+    <w:p>
+      <w:pPr>
+        <w:spacing w:after="0" w:before="80"/>
+      </w:pPr>
+      <w:r>
+        <w:t xml:space="preserve"/>
+      </w:r>
+    </w:p>
+    <w:tbl>
+      <w:tblPr>
+        <w:tblW w:type="dxa" w:w="9360"/>
+        <w:tblBorders>
+          <w:top w:val="single" w:color="auto" w:sz="4"/>
+          <w:left w:val="single" w:color="auto" w:sz="4"/>
+          <w:bottom w:val="single" w:color="auto" w:sz="4"/>
+          <w:right w:val="single" w:color="auto" w:sz="4"/>
+          <w:insideH w:val="single" w:color="auto" w:sz="4"/>
+          <w:insideV w:val="single" w:color="auto" w:sz="4"/>
+        </w:tblBorders>
+      </w:tblPr>
+      <w:tblGrid>
+        <w:gridCol w:w="1600"/>
+        <w:gridCol w:w="3000"/>
+        <w:gridCol w:w="4760"/>
+      </w:tblGrid>
+      <w:tr>
+        <w:tc>
+          <w:tcPr>
+            <w:tcW w:type="dxa" w:w="1600"/>
+            <w:tcBorders>
+              <w:top w:val="single" w:color="CCCCCC" w:sz="1"/>
+              <w:left w:val="single" w:color="CCCCCC" w:sz="1"/>
+              <w:bottom w:val="single" w:color="CCCCCC" w:sz="1"/>
+              <w:right w:val="single" w:color="CCCCCC" w:sz="1"/>
+            </w:tcBorders>
+            <w:shd w:fill="007B7F" w:val="clear"/>
+            <w:tcMar>
+              <w:top w:type="dxa" w:w="80"/>
+              <w:left w:type="dxa" w:w="120"/>
+              <w:bottom w:type="dxa" w:w="80"/>
+              <w:right w:type="dxa" w:w="120"/>
+            </w:tcMar>
+          </w:tcPr>
+          <w:p>
+            <w:r>
+              <w:rPr>
+                <w:rFonts w:ascii="Arial" w:cs="Arial" w:eastAsia="Arial" w:hAnsi="Arial"/>
+                <w:b/>
+                <w:bCs/>
+                <w:color w:val="FFFFFF"/>
+                <w:sz w:val="20"/>
+                <w:szCs w:val="20"/>
+              </w:rPr>
+              <w:t xml:space="preserve">Phase</w:t>
+            </w:r>
+          </w:p>
+        </w:tc>
+        <w:tc>
+          <w:tcPr>
+            <w:tcW w:type="dxa" w:w="3000"/>
+            <w:tcBorders>
+              <w:top w:val="single" w:color="CCCCCC" w:sz="1"/>
+              <w:left w:val="single" w:color="CCCCCC" w:sz="1"/>
+              <w:bottom w:val="single" w:color="CCCCCC" w:sz="1"/>
+              <w:right w:val="single" w:color="CCCCCC" w:sz="1"/>
+            </w:tcBorders>
+            <w:shd w:fill="007B7F" w:val="clear"/>
+            <w:tcMar>
+              <w:top w:type="dxa" w:w="80"/>
+              <w:left w:type="dxa" w:w="120"/>
+              <w:bottom w:type="dxa" w:w="80"/>
+              <w:right w:type="dxa" w:w="120"/>
+            </w:tcMar>
+          </w:tcPr>
+          <w:p>
+            <w:r>
+              <w:rPr>
+                <w:rFonts w:ascii="Arial" w:cs="Arial" w:eastAsia="Arial" w:hAnsi="Arial"/>
+                <w:b/>
+                <w:bCs/>
+                <w:color w:val="FFFFFF"/>
+                <w:sz w:val="20"/>
+                <w:szCs w:val="20"/>
+              </w:rPr>
+              <w:t xml:space="preserve">What happens</w:t>
+            </w:r>
+          </w:p>
+        </w:tc>
+        <w:tc>
+          <w:tcPr>
+            <w:tcW w:type="dxa" w:w="4760"/>
+            <w:tcBorders>
+              <w:top w:val="single" w:color="CCCCCC" w:sz="1"/>
+              <w:left w:val="single" w:color="CCCCCC" w:sz="1"/>
+              <w:bottom w:val="single" w:color="CCCCCC" w:sz="1"/>
+              <w:right w:val="single" w:color="CCCCCC" w:sz="1"/>
+            </w:tcBorders>
+            <w:shd w:fill="007B7F" w:val="clear"/>
+            <w:tcMar>
+              <w:top w:type="dxa" w:w="80"/>
+              <w:left w:type="dxa" w:w="120"/>
+              <w:bottom w:type="dxa" w:w="80"/>
+              <w:right w:type="dxa" w:w="120"/>
+            </w:tcMar>
+          </w:tcPr>
+          <w:p>
+            <w:r>
+              <w:rPr>
+                <w:rFonts w:ascii="Arial" w:cs="Arial" w:eastAsia="Arial" w:hAnsi="Arial"/>
+                <w:b/>
+                <w:bCs/>
+                <w:color w:val="FFFFFF"/>
+                <w:sz w:val="20"/>
+                <w:szCs w:val="20"/>
+              </w:rPr>
+              <w:t xml:space="preserve">Example</w:t>
+            </w:r>
+          </w:p>
+        </w:tc>
+      </w:tr>
+      <w:tr>
+        <w:tc>
+          <w:tcPr>
+            <w:tcW w:type="dxa" w:w="1600"/>
+            <w:tcBorders>
+              <w:top w:val="single" w:color="CCCCCC" w:sz="1"/>
+              <w:left w:val="single" w:color="CCCCCC" w:sz="1"/>
+              <w:bottom w:val="single" w:color="CCCCCC" w:sz="1"/>
+              <w:right w:val="single" w:color="CCCCCC" w:sz="1"/>
+            </w:tcBorders>
+            <w:shd w:fill="E0F4F4" w:val="clear"/>
+            <w:tcMar>
+              <w:top w:type="dxa" w:w="80"/>
+              <w:left w:type="dxa" w:w="120"/>
+              <w:bottom w:type="dxa" w:w="80"/>
+              <w:right w:type="dxa" w:w="120"/>
+            </w:tcMar>
+          </w:tcPr>
+          <w:p>
+            <w:r>
+              <w:rPr>
+                <w:rFonts w:ascii="Arial" w:cs="Arial" w:eastAsia="Arial" w:hAnsi="Arial"/>
+                <w:color w:val="1A1A2E"/>
+                <w:sz w:val="20"/>
+                <w:szCs w:val="20"/>
+              </w:rPr>
+              <w:t xml:space="preserve">OBSERVE</w:t>
+            </w:r>
+          </w:p>
+        </w:tc>
+        <w:tc>
+          <w:tcPr>
+            <w:tcW w:type="dxa" w:w="3000"/>
+            <w:tcBorders>
+              <w:top w:val="single" w:color="CCCCCC" w:sz="1"/>
+              <w:left w:val="single" w:color="CCCCCC" w:sz="1"/>
+              <w:bottom w:val="single" w:color="CCCCCC" w:sz="1"/>
+              <w:right w:val="single" w:color="CCCCCC" w:sz="1"/>
+            </w:tcBorders>
+            <w:shd w:fill="E0F4F4" w:val="clear"/>
+            <w:tcMar>
+              <w:top w:type="dxa" w:w="80"/>
+              <w:left w:type="dxa" w:w="120"/>
+              <w:bottom w:type="dxa" w:w="80"/>
+              <w:right w:type="dxa" w:w="120"/>
+            </w:tcMar>
+          </w:tcPr>
+          <w:p>
+            <w:r>
+              <w:rPr>
+                <w:rFonts w:ascii="Arial" w:cs="Arial" w:eastAsia="Arial" w:hAnsi="Arial"/>
+                <w:color w:val="1A1A2E"/>
+                <w:sz w:val="20"/>
+                <w:szCs w:val="20"/>
+              </w:rPr>
+              <w:t xml:space="preserve">Read current pantry state from Supabase</w:t>
+            </w:r>
+          </w:p>
+        </w:tc>
+        <w:tc>
+          <w:tcPr>
+            <w:tcW w:type="dxa" w:w="4760"/>
+            <w:tcBorders>
+              <w:top w:val="single" w:color="CCCCCC" w:sz="1"/>
+              <w:left w:val="single" w:color="CCCCCC" w:sz="1"/>
+              <w:bottom w:val="single" w:color="CCCCCC" w:sz="1"/>
+              <w:right w:val="single" w:color="CCCCCC" w:sz="1"/>
+            </w:tcBorders>
+            <w:shd w:fill="E0F4F4" w:val="clear"/>
+            <w:tcMar>
+              <w:top w:type="dxa" w:w="80"/>
+              <w:left w:type="dxa" w:w="120"/>
+              <w:bottom w:type="dxa" w:w="80"/>
+              <w:right w:type="dxa" w:w="120"/>
+            </w:tcMar>
+          </w:tcPr>
+          <w:p>
+            <w:r>
+              <w:rPr>
+                <w:rFonts w:ascii="Arial" w:cs="Arial" w:eastAsia="Arial" w:hAnsi="Arial"/>
+                <w:color w:val="1A1A2E"/>
+                <w:sz w:val="20"/>
+                <w:szCs w:val="20"/>
+              </w:rPr>
+              <w:t xml:space="preserve">3 items expiring, spinach used up, user last cooked 2 days ago</w:t>
+            </w:r>
+          </w:p>
+        </w:tc>
+      </w:tr>
+      <w:tr>
+        <w:tc>
+          <w:tcPr>
+            <w:tcW w:type="dxa" w:w="1600"/>
+            <w:tcBorders>
+              <w:top w:val="single" w:color="CCCCCC" w:sz="1"/>
+              <w:left w:val="single" w:color="CCCCCC" w:sz="1"/>
+              <w:bottom w:val="single" w:color="CCCCCC" w:sz="1"/>
+              <w:right w:val="single" w:color="CCCCCC" w:sz="1"/>
+            </w:tcBorders>
+            <w:shd w:fill="FFFFFF" w:val="clear"/>
+            <w:tcMar>
+              <w:top w:type="dxa" w:w="80"/>
+              <w:left w:type="dxa" w:w="120"/>
+              <w:bottom w:type="dxa" w:w="80"/>
+              <w:right w:type="dxa" w:w="120"/>
+            </w:tcMar>
+          </w:tcPr>
+          <w:p>
+            <w:r>
+              <w:rPr>
+                <w:rFonts w:ascii="Arial" w:cs="Arial" w:eastAsia="Arial" w:hAnsi="Arial"/>
+                <w:color w:val="1A1A2E"/>
+                <w:sz w:val="20"/>
+                <w:szCs w:val="20"/>
+              </w:rPr>
+              <w:t xml:space="preserve">THINK</w:t>
+            </w:r>
+          </w:p>
+        </w:tc>
+        <w:tc>
+          <w:tcPr>
+            <w:tcW w:type="dxa" w:w="3000"/>
+            <w:tcBorders>
+              <w:top w:val="single" w:color="CCCCCC" w:sz="1"/>
+              <w:left w:val="single" w:color="CCCCCC" w:sz="1"/>
+              <w:bottom w:val="single" w:color="CCCCCC" w:sz="1"/>
+              <w:right w:val="single" w:color="CCCCCC" w:sz="1"/>
+            </w:tcBorders>
+            <w:shd w:fill="FFFFFF" w:val="clear"/>
+            <w:tcMar>
+              <w:top w:type="dxa" w:w="80"/>
+              <w:left w:type="dxa" w:w="120"/>
+              <w:bottom w:type="dxa" w:w="80"/>
+              <w:right w:type="dxa" w:w="120"/>
+            </w:tcMar>
+          </w:tcPr>
+          <w:p>
+            <w:r>
+              <w:rPr>
+                <w:rFonts w:ascii="Arial" w:cs="Arial" w:eastAsia="Arial" w:hAnsi="Arial"/>
+                <w:color w:val="1A1A2E"/>
+                <w:sz w:val="20"/>
+                <w:szCs w:val="20"/>
+              </w:rPr>
+              <w:t xml:space="preserve">Claude reasons about the state using its context window</w:t>
+            </w:r>
+          </w:p>
+        </w:tc>
+        <w:tc>
+          <w:tcPr>
+            <w:tcW w:type="dxa" w:w="4760"/>
+            <w:tcBorders>
+              <w:top w:val="single" w:color="CCCCCC" w:sz="1"/>
+              <w:left w:val="single" w:color="CCCCCC" w:sz="1"/>
+              <w:bottom w:val="single" w:color="CCCCCC" w:sz="1"/>
+              <w:right w:val="single" w:color="CCCCCC" w:sz="1"/>
+            </w:tcBorders>
+            <w:shd w:fill="FFFFFF" w:val="clear"/>
+            <w:tcMar>
+              <w:top w:type="dxa" w:w="80"/>
+              <w:left w:type="dxa" w:w="120"/>
+              <w:bottom w:type="dxa" w:w="80"/>
+              <w:right w:type="dxa" w:w="120"/>
+            </w:tcMar>
+          </w:tcPr>
+          <w:p>
+            <w:r>
+              <w:rPr>
+                <w:rFonts w:ascii="Arial" w:cs="Arial" w:eastAsia="Arial" w:hAnsi="Arial"/>
+                <w:color w:val="1A1A2E"/>
+                <w:sz w:val="20"/>
+                <w:szCs w:val="20"/>
+              </w:rPr>
+              <w:t xml:space="preserve">User needs dinner. Paneer + tomato + onion available. Paneer Butter Masala is a match. Cream missing.</w:t>
+            </w:r>
+          </w:p>
+        </w:tc>
+      </w:tr>
+      <w:tr>
+        <w:tc>
+          <w:tcPr>
+            <w:tcW w:type="dxa" w:w="1600"/>
+            <w:tcBorders>
+              <w:top w:val="single" w:color="CCCCCC" w:sz="1"/>
+              <w:left w:val="single" w:color="CCCCCC" w:sz="1"/>
+              <w:bottom w:val="single" w:color="CCCCCC" w:sz="1"/>
+              <w:right w:val="single" w:color="CCCCCC" w:sz="1"/>
+            </w:tcBorders>
+            <w:shd w:fill="E0F4F4" w:val="clear"/>
+            <w:tcMar>
+              <w:top w:type="dxa" w:w="80"/>
+              <w:left w:type="dxa" w:w="120"/>
+              <w:bottom w:type="dxa" w:w="80"/>
+              <w:right w:type="dxa" w:w="120"/>
+            </w:tcMar>
+          </w:tcPr>
+          <w:p>
+            <w:r>
+              <w:rPr>
+                <w:rFonts w:ascii="Arial" w:cs="Arial" w:eastAsia="Arial" w:hAnsi="Arial"/>
+                <w:color w:val="1A1A2E"/>
+                <w:sz w:val="20"/>
+                <w:szCs w:val="20"/>
+              </w:rPr>
+              <w:t xml:space="preserve">PLAN</w:t>
+            </w:r>
+          </w:p>
+        </w:tc>
+        <w:tc>
+          <w:tcPr>
+            <w:tcW w:type="dxa" w:w="3000"/>
+            <w:tcBorders>
+              <w:top w:val="single" w:color="CCCCCC" w:sz="1"/>
+              <w:left w:val="single" w:color="CCCCCC" w:sz="1"/>
+              <w:bottom w:val="single" w:color="CCCCCC" w:sz="1"/>
+              <w:right w:val="single" w:color="CCCCCC" w:sz="1"/>
+            </w:tcBorders>
+            <w:shd w:fill="E0F4F4" w:val="clear"/>
+            <w:tcMar>
+              <w:top w:type="dxa" w:w="80"/>
+              <w:left w:type="dxa" w:w="120"/>
+              <w:bottom w:type="dxa" w:w="80"/>
+              <w:right w:type="dxa" w:w="120"/>
+            </w:tcMar>
+          </w:tcPr>
+          <w:p>
+            <w:r>
+              <w:rPr>
+                <w:rFonts w:ascii="Arial" w:cs="Arial" w:eastAsia="Arial" w:hAnsi="Arial"/>
+                <w:color w:val="1A1A2E"/>
+                <w:sz w:val="20"/>
+                <w:szCs w:val="20"/>
+              </w:rPr>
+              <w:t xml:space="preserve">Claude decides which tools to call and in what order</w:t>
+            </w:r>
+          </w:p>
+        </w:tc>
+        <w:tc>
+          <w:tcPr>
+            <w:tcW w:type="dxa" w:w="4760"/>
+            <w:tcBorders>
+              <w:top w:val="single" w:color="CCCCCC" w:sz="1"/>
+              <w:left w:val="single" w:color="CCCCCC" w:sz="1"/>
+              <w:bottom w:val="single" w:color="CCCCCC" w:sz="1"/>
+              <w:right w:val="single" w:color="CCCCCC" w:sz="1"/>
+            </w:tcBorders>
+            <w:shd w:fill="E0F4F4" w:val="clear"/>
+            <w:tcMar>
+              <w:top w:type="dxa" w:w="80"/>
+              <w:left w:type="dxa" w:w="120"/>
+              <w:bottom w:type="dxa" w:w="80"/>
+              <w:right w:type="dxa" w:w="120"/>
+            </w:tcMar>
+          </w:tcPr>
+          <w:p>
+            <w:r>
+              <w:rPr>
+                <w:rFonts w:ascii="Arial" w:cs="Arial" w:eastAsia="Arial" w:hAnsi="Arial"/>
+                <w:color w:val="1A1A2E"/>
+                <w:sz w:val="20"/>
+                <w:szCs w:val="20"/>
+              </w:rPr>
+              <w:t xml:space="preserve">Step 1: search_recipes() Step 2: get_substitution() Step 3: notify user</w:t>
+            </w:r>
+          </w:p>
+        </w:tc>
+      </w:tr>
+      <w:tr>
+        <w:tc>
+          <w:tcPr>
+            <w:tcW w:type="dxa" w:w="1600"/>
+            <w:tcBorders>
+              <w:top w:val="single" w:color="CCCCCC" w:sz="1"/>
+              <w:left w:val="single" w:color="CCCCCC" w:sz="1"/>
+              <w:bottom w:val="single" w:color="CCCCCC" w:sz="1"/>
+              <w:right w:val="single" w:color="CCCCCC" w:sz="1"/>
+            </w:tcBorders>
+            <w:shd w:fill="FFFFFF" w:val="clear"/>
+            <w:tcMar>
+              <w:top w:type="dxa" w:w="80"/>
+              <w:left w:type="dxa" w:w="120"/>
+              <w:bottom w:type="dxa" w:w="80"/>
+              <w:right w:type="dxa" w:w="120"/>
+            </w:tcMar>
+          </w:tcPr>
+          <w:p>
+            <w:r>
+              <w:rPr>
+                <w:rFonts w:ascii="Arial" w:cs="Arial" w:eastAsia="Arial" w:hAnsi="Arial"/>
+                <w:color w:val="1A1A2E"/>
+                <w:sz w:val="20"/>
+                <w:szCs w:val="20"/>
+              </w:rPr>
+              <w:t xml:space="preserve">ACT</w:t>
+            </w:r>
+          </w:p>
+        </w:tc>
+        <w:tc>
+          <w:tcPr>
+            <w:tcW w:type="dxa" w:w="3000"/>
+            <w:tcBorders>
+              <w:top w:val="single" w:color="CCCCCC" w:sz="1"/>
+              <w:left w:val="single" w:color="CCCCCC" w:sz="1"/>
+              <w:bottom w:val="single" w:color="CCCCCC" w:sz="1"/>
+              <w:right w:val="single" w:color="CCCCCC" w:sz="1"/>
+            </w:tcBorders>
+            <w:shd w:fill="FFFFFF" w:val="clear"/>
+            <w:tcMar>
+              <w:top w:type="dxa" w:w="80"/>
+              <w:left w:type="dxa" w:w="120"/>
+              <w:bottom w:type="dxa" w:w="80"/>
+              <w:right w:type="dxa" w:w="120"/>
+            </w:tcMar>
+          </w:tcPr>
+          <w:p>
+            <w:r>
+              <w:rPr>
+                <w:rFonts w:ascii="Arial" w:cs="Arial" w:eastAsia="Arial" w:hAnsi="Arial"/>
+                <w:color w:val="1A1A2E"/>
+                <w:sz w:val="20"/>
+                <w:szCs w:val="20"/>
+              </w:rPr>
+              <w:t xml:space="preserve">Claude calls tools autonomously via tool_use</w:t>
+            </w:r>
+          </w:p>
+        </w:tc>
+        <w:tc>
+          <w:tcPr>
+            <w:tcW w:type="dxa" w:w="4760"/>
+            <w:tcBorders>
+              <w:top w:val="single" w:color="CCCCCC" w:sz="1"/>
+              <w:left w:val="single" w:color="CCCCCC" w:sz="1"/>
+              <w:bottom w:val="single" w:color="CCCCCC" w:sz="1"/>
+              <w:right w:val="single" w:color="CCCCCC" w:sz="1"/>
+            </w:tcBorders>
+            <w:shd w:fill="FFFFFF" w:val="clear"/>
+            <w:tcMar>
+              <w:top w:type="dxa" w:w="80"/>
+              <w:left w:type="dxa" w:w="120"/>
+              <w:bottom w:type="dxa" w:w="80"/>
+              <w:right w:type="dxa" w:w="120"/>
+            </w:tcMar>
+          </w:tcPr>
+          <w:p>
+            <w:r>
+              <w:rPr>
+                <w:rFonts w:ascii="Arial" w:cs="Arial" w:eastAsia="Arial" w:hAnsi="Arial"/>
+                <w:color w:val="1A1A2E"/>
+                <w:sz w:val="20"/>
+                <w:szCs w:val="20"/>
+              </w:rPr>
+              <w:t xml:space="preserve">Fetches Paneer Butter Masala from Spoonacular, gets cream substitute from Claude</w:t>
+            </w:r>
+          </w:p>
+        </w:tc>
+      </w:tr>
+      <w:tr>
+        <w:tc>
+          <w:tcPr>
+            <w:tcW w:type="dxa" w:w="1600"/>
+            <w:tcBorders>
+              <w:top w:val="single" w:color="CCCCCC" w:sz="1"/>
+              <w:left w:val="single" w:color="CCCCCC" w:sz="1"/>
+              <w:bottom w:val="single" w:color="CCCCCC" w:sz="1"/>
+              <w:right w:val="single" w:color="CCCCCC" w:sz="1"/>
+            </w:tcBorders>
+            <w:shd w:fill="E0F4F4" w:val="clear"/>
+            <w:tcMar>
+              <w:top w:type="dxa" w:w="80"/>
+              <w:left w:type="dxa" w:w="120"/>
+              <w:bottom w:type="dxa" w:w="80"/>
+              <w:right w:type="dxa" w:w="120"/>
+            </w:tcMar>
+          </w:tcPr>
+          <w:p>
+            <w:r>
+              <w:rPr>
+                <w:rFonts w:ascii="Arial" w:cs="Arial" w:eastAsia="Arial" w:hAnsi="Arial"/>
+                <w:color w:val="1A1A2E"/>
+                <w:sz w:val="20"/>
+                <w:szCs w:val="20"/>
+              </w:rPr>
+              <w:t xml:space="preserve">REPORT</w:t>
+            </w:r>
+          </w:p>
+        </w:tc>
+        <w:tc>
+          <w:tcPr>
+            <w:tcW w:type="dxa" w:w="3000"/>
+            <w:tcBorders>
+              <w:top w:val="single" w:color="CCCCCC" w:sz="1"/>
+              <w:left w:val="single" w:color="CCCCCC" w:sz="1"/>
+              <w:bottom w:val="single" w:color="CCCCCC" w:sz="1"/>
+              <w:right w:val="single" w:color="CCCCCC" w:sz="1"/>
+            </w:tcBorders>
+            <w:shd w:fill="E0F4F4" w:val="clear"/>
+            <w:tcMar>
+              <w:top w:type="dxa" w:w="80"/>
+              <w:left w:type="dxa" w:w="120"/>
+              <w:bottom w:type="dxa" w:w="80"/>
+              <w:right w:type="dxa" w:w="120"/>
+            </w:tcMar>
+          </w:tcPr>
+          <w:p>
+            <w:r>
+              <w:rPr>
+                <w:rFonts w:ascii="Arial" w:cs="Arial" w:eastAsia="Arial" w:hAnsi="Arial"/>
+                <w:color w:val="1A1A2E"/>
+                <w:sz w:val="20"/>
+                <w:szCs w:val="20"/>
+              </w:rPr>
+              <w:t xml:space="preserve">Push result to frontend via WebSocket</w:t>
+            </w:r>
+          </w:p>
+        </w:tc>
+        <w:tc>
+          <w:tcPr>
+            <w:tcW w:type="dxa" w:w="4760"/>
+            <w:tcBorders>
+              <w:top w:val="single" w:color="CCCCCC" w:sz="1"/>
+              <w:left w:val="single" w:color="CCCCCC" w:sz="1"/>
+              <w:bottom w:val="single" w:color="CCCCCC" w:sz="1"/>
+              <w:right w:val="single" w:color="CCCCCC" w:sz="1"/>
+            </w:tcBorders>
+            <w:shd w:fill="E0F4F4" w:val="clear"/>
+            <w:tcMar>
+              <w:top w:type="dxa" w:w="80"/>
+              <w:left w:type="dxa" w:w="120"/>
+              <w:bottom w:type="dxa" w:w="80"/>
+              <w:right w:type="dxa" w:w="120"/>
+            </w:tcMar>
+          </w:tcPr>
+          <w:p>
+            <w:r>
+              <w:rPr>
+                <w:rFonts w:ascii="Arial" w:cs="Arial" w:eastAsia="Arial" w:hAnsi="Arial"/>
+                <w:color w:val="1A1A2E"/>
+                <w:sz w:val="20"/>
+                <w:szCs w:val="20"/>
+              </w:rPr>
+              <w:t xml:space="preserve">Chammach bounces and says: Tonight I suggest Paneer Butter Masala — your paneer expires tomorrow. No cream? Use milk and butter.</w:t>
+            </w:r>
+          </w:p>
+        </w:tc>
+      </w:tr>
+      <w:tr>
+        <w:tc>
+          <w:tcPr>
+            <w:tcW w:type="dxa" w:w="1600"/>
+            <w:tcBorders>
+              <w:top w:val="single" w:color="CCCCCC" w:sz="1"/>
+              <w:left w:val="single" w:color="CCCCCC" w:sz="1"/>
+              <w:bottom w:val="single" w:color="CCCCCC" w:sz="1"/>
+              <w:right w:val="single" w:color="CCCCCC" w:sz="1"/>
+            </w:tcBorders>
+            <w:shd w:fill="FFFFFF" w:val="clear"/>
+            <w:tcMar>
+              <w:top w:type="dxa" w:w="80"/>
+              <w:left w:type="dxa" w:w="120"/>
+              <w:bottom w:type="dxa" w:w="80"/>
+              <w:right w:type="dxa" w:w="120"/>
+            </w:tcMar>
+          </w:tcPr>
+          <w:p>
+            <w:r>
+              <w:rPr>
+                <w:rFonts w:ascii="Arial" w:cs="Arial" w:eastAsia="Arial" w:hAnsi="Arial"/>
+                <w:color w:val="1A1A2E"/>
+                <w:sz w:val="20"/>
+                <w:szCs w:val="20"/>
+              </w:rPr>
+              <w:t xml:space="preserve">LOOP</w:t>
+            </w:r>
+          </w:p>
+        </w:tc>
+        <w:tc>
+          <w:tcPr>
+            <w:tcW w:type="dxa" w:w="3000"/>
+            <w:tcBorders>
+              <w:top w:val="single" w:color="CCCCCC" w:sz="1"/>
+              <w:left w:val="single" w:color="CCCCCC" w:sz="1"/>
+              <w:bottom w:val="single" w:color="CCCCCC" w:sz="1"/>
+              <w:right w:val="single" w:color="CCCCCC" w:sz="1"/>
+            </w:tcBorders>
+            <w:shd w:fill="FFFFFF" w:val="clear"/>
+            <w:tcMar>
+              <w:top w:type="dxa" w:w="80"/>
+              <w:left w:type="dxa" w:w="120"/>
+              <w:bottom w:type="dxa" w:w="80"/>
+              <w:right w:type="dxa" w:w="120"/>
+            </w:tcMar>
+          </w:tcPr>
+          <w:p>
+            <w:r>
+              <w:rPr>
+                <w:rFonts w:ascii="Arial" w:cs="Arial" w:eastAsia="Arial" w:hAnsi="Arial"/>
+                <w:color w:val="1A1A2E"/>
+                <w:sz w:val="20"/>
+                <w:szCs w:val="20"/>
+              </w:rPr>
+              <w:t xml:space="preserve">Wait for next trigger event</w:t>
+            </w:r>
+          </w:p>
+        </w:tc>
+        <w:tc>
+          <w:tcPr>
+            <w:tcW w:type="dxa" w:w="4760"/>
+            <w:tcBorders>
+              <w:top w:val="single" w:color="CCCCCC" w:sz="1"/>
+              <w:left w:val="single" w:color="CCCCCC" w:sz="1"/>
+              <w:bottom w:val="single" w:color="CCCCCC" w:sz="1"/>
+              <w:right w:val="single" w:color="CCCCCC" w:sz="1"/>
+            </w:tcBorders>
+            <w:shd w:fill="FFFFFF" w:val="clear"/>
+            <w:tcMar>
+              <w:top w:type="dxa" w:w="80"/>
+              <w:left w:type="dxa" w:w="120"/>
+              <w:bottom w:type="dxa" w:w="80"/>
+              <w:right w:type="dxa" w:w="120"/>
+            </w:tcMar>
+          </w:tcPr>
+          <w:p>
+            <w:r>
+              <w:rPr>
+                <w:rFonts w:ascii="Arial" w:cs="Arial" w:eastAsia="Arial" w:hAnsi="Arial"/>
+                <w:color w:val="1A1A2E"/>
+                <w:sz w:val="20"/>
+                <w:szCs w:val="20"/>
+              </w:rPr>
+              <w:t xml:space="preserve">Pantry update, expiry threshold, idle timer, morning schedule</w:t>
+            </w:r>
+          </w:p>
+        </w:tc>
+      </w:tr>
+    </w:tbl>
+    <w:p>
+      <w:pPr>
+        <w:spacing w:after="0" w:before="80"/>
+      </w:pPr>
+      <w:r>
+        <w:t xml:space="preserve"/>
+      </w:r>
+    </w:p>
+    <w:p>
+      <w:pPr>
+        <w:pStyle w:val="Heading2"/>
+        <w:spacing w:after="120" w:before="240"/>
+      </w:pPr>
+      <w:r>
+        <w:rPr>
+          <w:rFonts w:ascii="Arial" w:cs="Arial" w:eastAsia="Arial" w:hAnsi="Arial"/>
+          <w:b/>
+          <w:bCs/>
+          <w:color w:val="1A1A2E"/>
+          <w:sz w:val="26"/>
+          <w:szCs w:val="26"/>
+        </w:rPr>
+        <w:t xml:space="preserve">8b.3 Chammach's Tool Belt</w:t>
+      </w:r>
+    </w:p>
+    <w:p>
+      <w:pPr>
+        <w:spacing w:after="80" w:before="80"/>
+      </w:pPr>
+      <w:r>
+        <w:rPr>
+          <w:rFonts w:ascii="Arial" w:cs="Arial" w:eastAsia="Arial" w:hAnsi="Arial"/>
+          <w:color w:val="1A1A2E"/>
+          <w:sz w:val="22"/>
+          <w:szCs w:val="22"/>
+        </w:rPr>
+        <w:t xml:space="preserve">Claude selects and calls these tools autonomously. The order, combination, and decision to call them at all is determined by Claude's reasoning — not by hardcoded if-else logic.</w:t>
+      </w:r>
+    </w:p>
+    <w:p>
+      <w:pPr>
+        <w:spacing w:after="0" w:before="80"/>
+      </w:pPr>
+      <w:r>
+        <w:t xml:space="preserve"/>
+      </w:r>
+    </w:p>
+    <w:tbl>
+      <w:tblPr>
+        <w:tblW w:type="dxa" w:w="9360"/>
+        <w:tblBorders>
+          <w:top w:val="single" w:color="auto" w:sz="4"/>
+          <w:left w:val="single" w:color="auto" w:sz="4"/>
+          <w:bottom w:val="single" w:color="auto" w:sz="4"/>
+          <w:right w:val="single" w:color="auto" w:sz="4"/>
+          <w:insideH w:val="single" w:color="auto" w:sz="4"/>
+          <w:insideV w:val="single" w:color="auto" w:sz="4"/>
+        </w:tblBorders>
+      </w:tblPr>
+      <w:tblGrid>
+        <w:gridCol w:w="2800"/>
+        <w:gridCol w:w="2560"/>
+        <w:gridCol w:w="4000"/>
+      </w:tblGrid>
+      <w:tr>
+        <w:tc>
+          <w:tcPr>
+            <w:tcW w:type="dxa" w:w="2800"/>
+            <w:tcBorders>
+              <w:top w:val="single" w:color="CCCCCC" w:sz="1"/>
+              <w:left w:val="single" w:color="CCCCCC" w:sz="1"/>
+              <w:bottom w:val="single" w:color="CCCCCC" w:sz="1"/>
+              <w:right w:val="single" w:color="CCCCCC" w:sz="1"/>
+            </w:tcBorders>
+            <w:shd w:fill="007B7F" w:val="clear"/>
+            <w:tcMar>
+              <w:top w:type="dxa" w:w="80"/>
+              <w:left w:type="dxa" w:w="120"/>
+              <w:bottom w:type="dxa" w:w="80"/>
+              <w:right w:type="dxa" w:w="120"/>
+            </w:tcMar>
+          </w:tcPr>
+          <w:p>
+            <w:r>
+              <w:rPr>
+                <w:rFonts w:ascii="Arial" w:cs="Arial" w:eastAsia="Arial" w:hAnsi="Arial"/>
+                <w:b/>
+                <w:bCs/>
+                <w:color w:val="FFFFFF"/>
+                <w:sz w:val="20"/>
+                <w:szCs w:val="20"/>
+              </w:rPr>
+              <w:t xml:space="preserve">Tool</w:t>
+            </w:r>
+          </w:p>
+        </w:tc>
+        <w:tc>
+          <w:tcPr>
+            <w:tcW w:type="dxa" w:w="2560"/>
+            <w:tcBorders>
+              <w:top w:val="single" w:color="CCCCCC" w:sz="1"/>
+              <w:left w:val="single" w:color="CCCCCC" w:sz="1"/>
+              <w:bottom w:val="single" w:color="CCCCCC" w:sz="1"/>
+              <w:right w:val="single" w:color="CCCCCC" w:sz="1"/>
+            </w:tcBorders>
+            <w:shd w:fill="007B7F" w:val="clear"/>
+            <w:tcMar>
+              <w:top w:type="dxa" w:w="80"/>
+              <w:left w:type="dxa" w:w="120"/>
+              <w:bottom w:type="dxa" w:w="80"/>
+              <w:right w:type="dxa" w:w="120"/>
+            </w:tcMar>
+          </w:tcPr>
+          <w:p>
+            <w:r>
+              <w:rPr>
+                <w:rFonts w:ascii="Arial" w:cs="Arial" w:eastAsia="Arial" w:hAnsi="Arial"/>
+                <w:b/>
+                <w:bCs/>
+                <w:color w:val="FFFFFF"/>
+                <w:sz w:val="20"/>
+                <w:szCs w:val="20"/>
+              </w:rPr>
+              <w:t xml:space="preserve">Trigger</w:t>
+            </w:r>
+          </w:p>
+        </w:tc>
+        <w:tc>
+          <w:tcPr>
+            <w:tcW w:type="dxa" w:w="4000"/>
+            <w:tcBorders>
+              <w:top w:val="single" w:color="CCCCCC" w:sz="1"/>
+              <w:left w:val="single" w:color="CCCCCC" w:sz="1"/>
+              <w:bottom w:val="single" w:color="CCCCCC" w:sz="1"/>
+              <w:right w:val="single" w:color="CCCCCC" w:sz="1"/>
+            </w:tcBorders>
+            <w:shd w:fill="007B7F" w:val="clear"/>
+            <w:tcMar>
+              <w:top w:type="dxa" w:w="80"/>
+              <w:left w:type="dxa" w:w="120"/>
+              <w:bottom w:type="dxa" w:w="80"/>
+              <w:right w:type="dxa" w:w="120"/>
+            </w:tcMar>
+          </w:tcPr>
+          <w:p>
+            <w:r>
+              <w:rPr>
+                <w:rFonts w:ascii="Arial" w:cs="Arial" w:eastAsia="Arial" w:hAnsi="Arial"/>
+                <w:b/>
+                <w:bCs/>
+                <w:color w:val="FFFFFF"/>
+                <w:sz w:val="20"/>
+                <w:szCs w:val="20"/>
+              </w:rPr>
+              <w:t xml:space="preserve">What Chammach does with it</w:t>
+            </w:r>
+          </w:p>
+        </w:tc>
+      </w:tr>
+      <w:tr>
+        <w:tc>
+          <w:tcPr>
+            <w:tcW w:type="dxa" w:w="2800"/>
+            <w:tcBorders>
+              <w:top w:val="single" w:color="CCCCCC" w:sz="1"/>
+              <w:left w:val="single" w:color="CCCCCC" w:sz="1"/>
+              <w:bottom w:val="single" w:color="CCCCCC" w:sz="1"/>
+              <w:right w:val="single" w:color="CCCCCC" w:sz="1"/>
+            </w:tcBorders>
+            <w:shd w:fill="E0F4F4" w:val="clear"/>
+            <w:tcMar>
+              <w:top w:type="dxa" w:w="80"/>
+              <w:left w:type="dxa" w:w="120"/>
+              <w:bottom w:type="dxa" w:w="80"/>
+              <w:right w:type="dxa" w:w="120"/>
+            </w:tcMar>
+          </w:tcPr>
+          <w:p>
+            <w:r>
+              <w:rPr>
+                <w:rFonts w:ascii="Arial" w:cs="Arial" w:eastAsia="Arial" w:hAnsi="Arial"/>
+                <w:color w:val="1A1A2E"/>
+                <w:sz w:val="20"/>
+                <w:szCs w:val="20"/>
+              </w:rPr>
+              <w:t xml:space="preserve">check_expiry()</w:t>
+            </w:r>
+          </w:p>
+        </w:tc>
+        <w:tc>
+          <w:tcPr>
+            <w:tcW w:type="dxa" w:w="2560"/>
+            <w:tcBorders>
+              <w:top w:val="single" w:color="CCCCCC" w:sz="1"/>
+              <w:left w:val="single" w:color="CCCCCC" w:sz="1"/>
+              <w:bottom w:val="single" w:color="CCCCCC" w:sz="1"/>
+              <w:right w:val="single" w:color="CCCCCC" w:sz="1"/>
+            </w:tcBorders>
+            <w:shd w:fill="E0F4F4" w:val="clear"/>
+            <w:tcMar>
+              <w:top w:type="dxa" w:w="80"/>
+              <w:left w:type="dxa" w:w="120"/>
+              <w:bottom w:type="dxa" w:w="80"/>
+              <w:right w:type="dxa" w:w="120"/>
+            </w:tcMar>
+          </w:tcPr>
+          <w:p>
+            <w:r>
+              <w:rPr>
+                <w:rFonts w:ascii="Arial" w:cs="Arial" w:eastAsia="Arial" w:hAnsi="Arial"/>
+                <w:color w:val="1A1A2E"/>
+                <w:sz w:val="20"/>
+                <w:szCs w:val="20"/>
+              </w:rPr>
+              <w:t xml:space="preserve">Pantry updated</w:t>
+            </w:r>
+          </w:p>
+        </w:tc>
+        <w:tc>
+          <w:tcPr>
+            <w:tcW w:type="dxa" w:w="4000"/>
+            <w:tcBorders>
+              <w:top w:val="single" w:color="CCCCCC" w:sz="1"/>
+              <w:left w:val="single" w:color="CCCCCC" w:sz="1"/>
+              <w:bottom w:val="single" w:color="CCCCCC" w:sz="1"/>
+              <w:right w:val="single" w:color="CCCCCC" w:sz="1"/>
+            </w:tcBorders>
+            <w:shd w:fill="E0F4F4" w:val="clear"/>
+            <w:tcMar>
+              <w:top w:type="dxa" w:w="80"/>
+              <w:left w:type="dxa" w:w="120"/>
+              <w:bottom w:type="dxa" w:w="80"/>
+              <w:right w:type="dxa" w:w="120"/>
+            </w:tcMar>
+          </w:tcPr>
+          <w:p>
+            <w:r>
+              <w:rPr>
+                <w:rFonts w:ascii="Arial" w:cs="Arial" w:eastAsia="Arial" w:hAnsi="Arial"/>
+                <w:color w:val="1A1A2E"/>
+                <w:sz w:val="20"/>
+                <w:szCs w:val="20"/>
+              </w:rPr>
+              <w:t xml:space="preserve">Scans all items, flags Red and Amber items, ranks by urgency</w:t>
+            </w:r>
+          </w:p>
+        </w:tc>
+      </w:tr>
+      <w:tr>
+        <w:tc>
+          <w:tcPr>
+            <w:tcW w:type="dxa" w:w="2800"/>
+            <w:tcBorders>
+              <w:top w:val="single" w:color="CCCCCC" w:sz="1"/>
+              <w:left w:val="single" w:color="CCCCCC" w:sz="1"/>
+              <w:bottom w:val="single" w:color="CCCCCC" w:sz="1"/>
+              <w:right w:val="single" w:color="CCCCCC" w:sz="1"/>
+            </w:tcBorders>
+            <w:shd w:fill="FFFFFF" w:val="clear"/>
+            <w:tcMar>
+              <w:top w:type="dxa" w:w="80"/>
+              <w:left w:type="dxa" w:w="120"/>
+              <w:bottom w:type="dxa" w:w="80"/>
+              <w:right w:type="dxa" w:w="120"/>
+            </w:tcMar>
+          </w:tcPr>
+          <w:p>
+            <w:r>
+              <w:rPr>
+                <w:rFonts w:ascii="Arial" w:cs="Arial" w:eastAsia="Arial" w:hAnsi="Arial"/>
+                <w:color w:val="1A1A2E"/>
+                <w:sz w:val="20"/>
+                <w:szCs w:val="20"/>
+              </w:rPr>
+              <w:t xml:space="preserve">search_recipes(ingredients, expiring)</w:t>
+            </w:r>
+          </w:p>
+        </w:tc>
+        <w:tc>
+          <w:tcPr>
+            <w:tcW w:type="dxa" w:w="2560"/>
+            <w:tcBorders>
+              <w:top w:val="single" w:color="CCCCCC" w:sz="1"/>
+              <w:left w:val="single" w:color="CCCCCC" w:sz="1"/>
+              <w:bottom w:val="single" w:color="CCCCCC" w:sz="1"/>
+              <w:right w:val="single" w:color="CCCCCC" w:sz="1"/>
+            </w:tcBorders>
+            <w:shd w:fill="FFFFFF" w:val="clear"/>
+            <w:tcMar>
+              <w:top w:type="dxa" w:w="80"/>
+              <w:left w:type="dxa" w:w="120"/>
+              <w:bottom w:type="dxa" w:w="80"/>
+              <w:right w:type="dxa" w:w="120"/>
+            </w:tcMar>
+          </w:tcPr>
+          <w:p>
+            <w:r>
+              <w:rPr>
+                <w:rFonts w:ascii="Arial" w:cs="Arial" w:eastAsia="Arial" w:hAnsi="Arial"/>
+                <w:color w:val="1A1A2E"/>
+                <w:sz w:val="20"/>
+                <w:szCs w:val="20"/>
+              </w:rPr>
+              <w:t xml:space="preserve">After check_expiry</w:t>
+            </w:r>
+          </w:p>
+        </w:tc>
+        <w:tc>
+          <w:tcPr>
+            <w:tcW w:type="dxa" w:w="4000"/>
+            <w:tcBorders>
+              <w:top w:val="single" w:color="CCCCCC" w:sz="1"/>
+              <w:left w:val="single" w:color="CCCCCC" w:sz="1"/>
+              <w:bottom w:val="single" w:color="CCCCCC" w:sz="1"/>
+              <w:right w:val="single" w:color="CCCCCC" w:sz="1"/>
+            </w:tcBorders>
+            <w:shd w:fill="FFFFFF" w:val="clear"/>
+            <w:tcMar>
+              <w:top w:type="dxa" w:w="80"/>
+              <w:left w:type="dxa" w:w="120"/>
+              <w:bottom w:type="dxa" w:w="80"/>
+              <w:right w:type="dxa" w:w="120"/>
+            </w:tcMar>
+          </w:tcPr>
+          <w:p>
+            <w:r>
+              <w:rPr>
+                <w:rFonts w:ascii="Arial" w:cs="Arial" w:eastAsia="Arial" w:hAnsi="Arial"/>
+                <w:color w:val="1A1A2E"/>
+                <w:sz w:val="20"/>
+                <w:szCs w:val="20"/>
+              </w:rPr>
+              <w:t xml:space="preserve">Fetches ranked meals that use expiring items first via Spoonacular / Edamam / Claude</w:t>
+            </w:r>
+          </w:p>
+        </w:tc>
+      </w:tr>
+      <w:tr>
+        <w:tc>
+          <w:tcPr>
+            <w:tcW w:type="dxa" w:w="2800"/>
+            <w:tcBorders>
+              <w:top w:val="single" w:color="CCCCCC" w:sz="1"/>
+              <w:left w:val="single" w:color="CCCCCC" w:sz="1"/>
+              <w:bottom w:val="single" w:color="CCCCCC" w:sz="1"/>
+              <w:right w:val="single" w:color="CCCCCC" w:sz="1"/>
+            </w:tcBorders>
+            <w:shd w:fill="E0F4F4" w:val="clear"/>
+            <w:tcMar>
+              <w:top w:type="dxa" w:w="80"/>
+              <w:left w:type="dxa" w:w="120"/>
+              <w:bottom w:type="dxa" w:w="80"/>
+              <w:right w:type="dxa" w:w="120"/>
+            </w:tcMar>
+          </w:tcPr>
+          <w:p>
+            <w:r>
+              <w:rPr>
+                <w:rFonts w:ascii="Arial" w:cs="Arial" w:eastAsia="Arial" w:hAnsi="Arial"/>
+                <w:color w:val="1A1A2E"/>
+                <w:sz w:val="20"/>
+                <w:szCs w:val="20"/>
+              </w:rPr>
+              <w:t xml:space="preserve">get_substitution(missing, pantry)</w:t>
+            </w:r>
+          </w:p>
+        </w:tc>
+        <w:tc>
+          <w:tcPr>
+            <w:tcW w:type="dxa" w:w="2560"/>
+            <w:tcBorders>
+              <w:top w:val="single" w:color="CCCCCC" w:sz="1"/>
+              <w:left w:val="single" w:color="CCCCCC" w:sz="1"/>
+              <w:bottom w:val="single" w:color="CCCCCC" w:sz="1"/>
+              <w:right w:val="single" w:color="CCCCCC" w:sz="1"/>
+            </w:tcBorders>
+            <w:shd w:fill="E0F4F4" w:val="clear"/>
+            <w:tcMar>
+              <w:top w:type="dxa" w:w="80"/>
+              <w:left w:type="dxa" w:w="120"/>
+              <w:bottom w:type="dxa" w:w="80"/>
+              <w:right w:type="dxa" w:w="120"/>
+            </w:tcMar>
+          </w:tcPr>
+          <w:p>
+            <w:r>
+              <w:rPr>
+                <w:rFonts w:ascii="Arial" w:cs="Arial" w:eastAsia="Arial" w:hAnsi="Arial"/>
+                <w:color w:val="1A1A2E"/>
+                <w:sz w:val="20"/>
+                <w:szCs w:val="20"/>
+              </w:rPr>
+              <w:t xml:space="preserve">Recipe selected</w:t>
+            </w:r>
+          </w:p>
+        </w:tc>
+        <w:tc>
+          <w:tcPr>
+            <w:tcW w:type="dxa" w:w="4000"/>
+            <w:tcBorders>
+              <w:top w:val="single" w:color="CCCCCC" w:sz="1"/>
+              <w:left w:val="single" w:color="CCCCCC" w:sz="1"/>
+              <w:bottom w:val="single" w:color="CCCCCC" w:sz="1"/>
+              <w:right w:val="single" w:color="CCCCCC" w:sz="1"/>
+            </w:tcBorders>
+            <w:shd w:fill="E0F4F4" w:val="clear"/>
+            <w:tcMar>
+              <w:top w:type="dxa" w:w="80"/>
+              <w:left w:type="dxa" w:w="120"/>
+              <w:bottom w:type="dxa" w:w="80"/>
+              <w:right w:type="dxa" w:w="120"/>
+            </w:tcMar>
+          </w:tcPr>
+          <w:p>
+            <w:r>
+              <w:rPr>
+                <w:rFonts w:ascii="Arial" w:cs="Arial" w:eastAsia="Arial" w:hAnsi="Arial"/>
+                <w:color w:val="1A1A2E"/>
+                <w:sz w:val="20"/>
+                <w:szCs w:val="20"/>
+              </w:rPr>
+              <w:t xml:space="preserve">Resolves missing ingredients with best available pantry substitute + explanation</w:t>
+            </w:r>
+          </w:p>
+        </w:tc>
+      </w:tr>
+      <w:tr>
+        <w:tc>
+          <w:tcPr>
+            <w:tcW w:type="dxa" w:w="2800"/>
+            <w:tcBorders>
+              <w:top w:val="single" w:color="CCCCCC" w:sz="1"/>
+              <w:left w:val="single" w:color="CCCCCC" w:sz="1"/>
+              <w:bottom w:val="single" w:color="CCCCCC" w:sz="1"/>
+              <w:right w:val="single" w:color="CCCCCC" w:sz="1"/>
+            </w:tcBorders>
+            <w:shd w:fill="FFFFFF" w:val="clear"/>
+            <w:tcMar>
+              <w:top w:type="dxa" w:w="80"/>
+              <w:left w:type="dxa" w:w="120"/>
+              <w:bottom w:type="dxa" w:w="80"/>
+              <w:right w:type="dxa" w:w="120"/>
+            </w:tcMar>
+          </w:tcPr>
+          <w:p>
+            <w:r>
+              <w:rPr>
+                <w:rFonts w:ascii="Arial" w:cs="Arial" w:eastAsia="Arial" w:hAnsi="Arial"/>
+                <w:color w:val="1A1A2E"/>
+                <w:sz w:val="20"/>
+                <w:szCs w:val="20"/>
+              </w:rPr>
+              <w:t xml:space="preserve">get_cook_history(user_id)</w:t>
+            </w:r>
+          </w:p>
+        </w:tc>
+        <w:tc>
+          <w:tcPr>
+            <w:tcW w:type="dxa" w:w="2560"/>
+            <w:tcBorders>
+              <w:top w:val="single" w:color="CCCCCC" w:sz="1"/>
+              <w:left w:val="single" w:color="CCCCCC" w:sz="1"/>
+              <w:bottom w:val="single" w:color="CCCCCC" w:sz="1"/>
+              <w:right w:val="single" w:color="CCCCCC" w:sz="1"/>
+            </w:tcBorders>
+            <w:shd w:fill="FFFFFF" w:val="clear"/>
+            <w:tcMar>
+              <w:top w:type="dxa" w:w="80"/>
+              <w:left w:type="dxa" w:w="120"/>
+              <w:bottom w:type="dxa" w:w="80"/>
+              <w:right w:type="dxa" w:w="120"/>
+            </w:tcMar>
+          </w:tcPr>
+          <w:p>
+            <w:r>
+              <w:rPr>
+                <w:rFonts w:ascii="Arial" w:cs="Arial" w:eastAsia="Arial" w:hAnsi="Arial"/>
+                <w:color w:val="1A1A2E"/>
+                <w:sz w:val="20"/>
+                <w:szCs w:val="20"/>
+              </w:rPr>
+              <w:t xml:space="preserve">Morning trigger / idle</w:t>
+            </w:r>
+          </w:p>
+        </w:tc>
+        <w:tc>
+          <w:tcPr>
+            <w:tcW w:type="dxa" w:w="4000"/>
+            <w:tcBorders>
+              <w:top w:val="single" w:color="CCCCCC" w:sz="1"/>
+              <w:left w:val="single" w:color="CCCCCC" w:sz="1"/>
+              <w:bottom w:val="single" w:color="CCCCCC" w:sz="1"/>
+              <w:right w:val="single" w:color="CCCCCC" w:sz="1"/>
+            </w:tcBorders>
+            <w:shd w:fill="FFFFFF" w:val="clear"/>
+            <w:tcMar>
+              <w:top w:type="dxa" w:w="80"/>
+              <w:left w:type="dxa" w:w="120"/>
+              <w:bottom w:type="dxa" w:w="80"/>
+              <w:right w:type="dxa" w:w="120"/>
+            </w:tcMar>
+          </w:tcPr>
+          <w:p>
+            <w:r>
+              <w:rPr>
+                <w:rFonts w:ascii="Arial" w:cs="Arial" w:eastAsia="Arial" w:hAnsi="Arial"/>
+                <w:color w:val="1A1A2E"/>
+                <w:sz w:val="20"/>
+                <w:szCs w:val="20"/>
+              </w:rPr>
+              <w:t xml:space="preserve">Retrieves last 7 days of cooked meals to avoid repetition and spot patterns</w:t>
+            </w:r>
+          </w:p>
+        </w:tc>
+      </w:tr>
+      <w:tr>
+        <w:tc>
+          <w:tcPr>
+            <w:tcW w:type="dxa" w:w="2800"/>
+            <w:tcBorders>
+              <w:top w:val="single" w:color="CCCCCC" w:sz="1"/>
+              <w:left w:val="single" w:color="CCCCCC" w:sz="1"/>
+              <w:bottom w:val="single" w:color="CCCCCC" w:sz="1"/>
+              <w:right w:val="single" w:color="CCCCCC" w:sz="1"/>
+            </w:tcBorders>
+            <w:shd w:fill="E0F4F4" w:val="clear"/>
+            <w:tcMar>
+              <w:top w:type="dxa" w:w="80"/>
+              <w:left w:type="dxa" w:w="120"/>
+              <w:bottom w:type="dxa" w:w="80"/>
+              <w:right w:type="dxa" w:w="120"/>
+            </w:tcMar>
+          </w:tcPr>
+          <w:p>
+            <w:r>
+              <w:rPr>
+                <w:rFonts w:ascii="Arial" w:cs="Arial" w:eastAsia="Arial" w:hAnsi="Arial"/>
+                <w:color w:val="1A1A2E"/>
+                <w:sz w:val="20"/>
+                <w:szCs w:val="20"/>
+              </w:rPr>
+              <w:t xml:space="preserve">update_pantry(used_ingredients)</w:t>
+            </w:r>
+          </w:p>
+        </w:tc>
+        <w:tc>
+          <w:tcPr>
+            <w:tcW w:type="dxa" w:w="2560"/>
+            <w:tcBorders>
+              <w:top w:val="single" w:color="CCCCCC" w:sz="1"/>
+              <w:left w:val="single" w:color="CCCCCC" w:sz="1"/>
+              <w:bottom w:val="single" w:color="CCCCCC" w:sz="1"/>
+              <w:right w:val="single" w:color="CCCCCC" w:sz="1"/>
+            </w:tcBorders>
+            <w:shd w:fill="E0F4F4" w:val="clear"/>
+            <w:tcMar>
+              <w:top w:type="dxa" w:w="80"/>
+              <w:left w:type="dxa" w:w="120"/>
+              <w:bottom w:type="dxa" w:w="80"/>
+              <w:right w:type="dxa" w:w="120"/>
+            </w:tcMar>
+          </w:tcPr>
+          <w:p>
+            <w:r>
+              <w:rPr>
+                <w:rFonts w:ascii="Arial" w:cs="Arial" w:eastAsia="Arial" w:hAnsi="Arial"/>
+                <w:color w:val="1A1A2E"/>
+                <w:sz w:val="20"/>
+                <w:szCs w:val="20"/>
+              </w:rPr>
+              <w:t xml:space="preserve">Recipe marked cooked</w:t>
+            </w:r>
+          </w:p>
+        </w:tc>
+        <w:tc>
+          <w:tcPr>
+            <w:tcW w:type="dxa" w:w="4000"/>
+            <w:tcBorders>
+              <w:top w:val="single" w:color="CCCCCC" w:sz="1"/>
+              <w:left w:val="single" w:color="CCCCCC" w:sz="1"/>
+              <w:bottom w:val="single" w:color="CCCCCC" w:sz="1"/>
+              <w:right w:val="single" w:color="CCCCCC" w:sz="1"/>
+            </w:tcBorders>
+            <w:shd w:fill="E0F4F4" w:val="clear"/>
+            <w:tcMar>
+              <w:top w:type="dxa" w:w="80"/>
+              <w:left w:type="dxa" w:w="120"/>
+              <w:bottom w:type="dxa" w:w="80"/>
+              <w:right w:type="dxa" w:w="120"/>
+            </w:tcMar>
+          </w:tcPr>
+          <w:p>
+            <w:r>
+              <w:rPr>
+                <w:rFonts w:ascii="Arial" w:cs="Arial" w:eastAsia="Arial" w:hAnsi="Arial"/>
+                <w:color w:val="1A1A2E"/>
+                <w:sz w:val="20"/>
+                <w:szCs w:val="20"/>
+              </w:rPr>
+              <w:t xml:space="preserve">Autonomously removes used ingredients and adjusts quantities</w:t>
+            </w:r>
+          </w:p>
+        </w:tc>
+      </w:tr>
+      <w:tr>
+        <w:tc>
+          <w:tcPr>
+            <w:tcW w:type="dxa" w:w="2800"/>
+            <w:tcBorders>
+              <w:top w:val="single" w:color="CCCCCC" w:sz="1"/>
+              <w:left w:val="single" w:color="CCCCCC" w:sz="1"/>
+              <w:bottom w:val="single" w:color="CCCCCC" w:sz="1"/>
+              <w:right w:val="single" w:color="CCCCCC" w:sz="1"/>
+            </w:tcBorders>
+            <w:shd w:fill="FFFFFF" w:val="clear"/>
+            <w:tcMar>
+              <w:top w:type="dxa" w:w="80"/>
+              <w:left w:type="dxa" w:w="120"/>
+              <w:bottom w:type="dxa" w:w="80"/>
+              <w:right w:type="dxa" w:w="120"/>
+            </w:tcMar>
+          </w:tcPr>
+          <w:p>
+            <w:r>
+              <w:rPr>
+                <w:rFonts w:ascii="Arial" w:cs="Arial" w:eastAsia="Arial" w:hAnsi="Arial"/>
+                <w:color w:val="1A1A2E"/>
+                <w:sz w:val="20"/>
+                <w:szCs w:val="20"/>
+              </w:rPr>
+              <w:t xml:space="preserve">generate_shopping_list()</w:t>
+            </w:r>
+          </w:p>
+        </w:tc>
+        <w:tc>
+          <w:tcPr>
+            <w:tcW w:type="dxa" w:w="2560"/>
+            <w:tcBorders>
+              <w:top w:val="single" w:color="CCCCCC" w:sz="1"/>
+              <w:left w:val="single" w:color="CCCCCC" w:sz="1"/>
+              <w:bottom w:val="single" w:color="CCCCCC" w:sz="1"/>
+              <w:right w:val="single" w:color="CCCCCC" w:sz="1"/>
+            </w:tcBorders>
+            <w:shd w:fill="FFFFFF" w:val="clear"/>
+            <w:tcMar>
+              <w:top w:type="dxa" w:w="80"/>
+              <w:left w:type="dxa" w:w="120"/>
+              <w:bottom w:type="dxa" w:w="80"/>
+              <w:right w:type="dxa" w:w="120"/>
+            </w:tcMar>
+          </w:tcPr>
+          <w:p>
+            <w:r>
+              <w:rPr>
+                <w:rFonts w:ascii="Arial" w:cs="Arial" w:eastAsia="Arial" w:hAnsi="Arial"/>
+                <w:color w:val="1A1A2E"/>
+                <w:sz w:val="20"/>
+                <w:szCs w:val="20"/>
+              </w:rPr>
+              <w:t xml:space="preserve">Pantry below threshold</w:t>
+            </w:r>
+          </w:p>
+        </w:tc>
+        <w:tc>
+          <w:tcPr>
+            <w:tcW w:type="dxa" w:w="4000"/>
+            <w:tcBorders>
+              <w:top w:val="single" w:color="CCCCCC" w:sz="1"/>
+              <w:left w:val="single" w:color="CCCCCC" w:sz="1"/>
+              <w:bottom w:val="single" w:color="CCCCCC" w:sz="1"/>
+              <w:right w:val="single" w:color="CCCCCC" w:sz="1"/>
+            </w:tcBorders>
+            <w:shd w:fill="FFFFFF" w:val="clear"/>
+            <w:tcMar>
+              <w:top w:type="dxa" w:w="80"/>
+              <w:left w:type="dxa" w:w="120"/>
+              <w:bottom w:type="dxa" w:w="80"/>
+              <w:right w:type="dxa" w:w="120"/>
+            </w:tcMar>
+          </w:tcPr>
+          <w:p>
+            <w:r>
+              <w:rPr>
+                <w:rFonts w:ascii="Arial" w:cs="Arial" w:eastAsia="Arial" w:hAnsi="Arial"/>
+                <w:color w:val="1A1A2E"/>
+                <w:sz w:val="20"/>
+                <w:szCs w:val="20"/>
+              </w:rPr>
+              <w:t xml:space="preserve">Builds a prioritised shopping list from missing recipe ingredients</w:t>
+            </w:r>
+          </w:p>
+        </w:tc>
+      </w:tr>
+      <w:tr>
+        <w:tc>
+          <w:tcPr>
+            <w:tcW w:type="dxa" w:w="2800"/>
+            <w:tcBorders>
+              <w:top w:val="single" w:color="CCCCCC" w:sz="1"/>
+              <w:left w:val="single" w:color="CCCCCC" w:sz="1"/>
+              <w:bottom w:val="single" w:color="CCCCCC" w:sz="1"/>
+              <w:right w:val="single" w:color="CCCCCC" w:sz="1"/>
+            </w:tcBorders>
+            <w:shd w:fill="E0F4F4" w:val="clear"/>
+            <w:tcMar>
+              <w:top w:type="dxa" w:w="80"/>
+              <w:left w:type="dxa" w:w="120"/>
+              <w:bottom w:type="dxa" w:w="80"/>
+              <w:right w:type="dxa" w:w="120"/>
+            </w:tcMar>
+          </w:tcPr>
+          <w:p>
+            <w:r>
+              <w:rPr>
+                <w:rFonts w:ascii="Arial" w:cs="Arial" w:eastAsia="Arial" w:hAnsi="Arial"/>
+                <w:color w:val="1A1A2E"/>
+                <w:sz w:val="20"/>
+                <w:szCs w:val="20"/>
+              </w:rPr>
+              <w:t xml:space="preserve">notify_user(message, animation)</w:t>
+            </w:r>
+          </w:p>
+        </w:tc>
+        <w:tc>
+          <w:tcPr>
+            <w:tcW w:type="dxa" w:w="2560"/>
+            <w:tcBorders>
+              <w:top w:val="single" w:color="CCCCCC" w:sz="1"/>
+              <w:left w:val="single" w:color="CCCCCC" w:sz="1"/>
+              <w:bottom w:val="single" w:color="CCCCCC" w:sz="1"/>
+              <w:right w:val="single" w:color="CCCCCC" w:sz="1"/>
+            </w:tcBorders>
+            <w:shd w:fill="E0F4F4" w:val="clear"/>
+            <w:tcMar>
+              <w:top w:type="dxa" w:w="80"/>
+              <w:left w:type="dxa" w:w="120"/>
+              <w:bottom w:type="dxa" w:w="80"/>
+              <w:right w:type="dxa" w:w="120"/>
+            </w:tcMar>
+          </w:tcPr>
+          <w:p>
+            <w:r>
+              <w:rPr>
+                <w:rFonts w:ascii="Arial" w:cs="Arial" w:eastAsia="Arial" w:hAnsi="Arial"/>
+                <w:color w:val="1A1A2E"/>
+                <w:sz w:val="20"/>
+                <w:szCs w:val="20"/>
+              </w:rPr>
+              <w:t xml:space="preserve">End of every loop</w:t>
+            </w:r>
+          </w:p>
+        </w:tc>
+        <w:tc>
+          <w:tcPr>
+            <w:tcW w:type="dxa" w:w="4000"/>
+            <w:tcBorders>
+              <w:top w:val="single" w:color="CCCCCC" w:sz="1"/>
+              <w:left w:val="single" w:color="CCCCCC" w:sz="1"/>
+              <w:bottom w:val="single" w:color="CCCCCC" w:sz="1"/>
+              <w:right w:val="single" w:color="CCCCCC" w:sz="1"/>
+            </w:tcBorders>
+            <w:shd w:fill="E0F4F4" w:val="clear"/>
+            <w:tcMar>
+              <w:top w:type="dxa" w:w="80"/>
+              <w:left w:type="dxa" w:w="120"/>
+              <w:bottom w:type="dxa" w:w="80"/>
+              <w:right w:type="dxa" w:w="120"/>
+            </w:tcMar>
+          </w:tcPr>
+          <w:p>
+            <w:r>
+              <w:rPr>
+                <w:rFonts w:ascii="Arial" w:cs="Arial" w:eastAsia="Arial" w:hAnsi="Arial"/>
+                <w:color w:val="1A1A2E"/>
+                <w:sz w:val="20"/>
+                <w:szCs w:val="20"/>
+              </w:rPr>
+              <w:t xml:space="preserve">Pushes Chammach dialogue and animation trigger to frontend via WebSocket</w:t>
+            </w:r>
+          </w:p>
+        </w:tc>
+      </w:tr>
+    </w:tbl>
+    <w:p>
+      <w:pPr>
+        <w:spacing w:after="0" w:before="80"/>
+      </w:pPr>
+      <w:r>
+        <w:t xml:space="preserve"/>
+      </w:r>
+    </w:p>
+    <w:p>
+      <w:pPr>
+        <w:pStyle w:val="Heading2"/>
+        <w:spacing w:after="120" w:before="240"/>
+      </w:pPr>
+      <w:r>
+        <w:rPr>
+          <w:rFonts w:ascii="Arial" w:cs="Arial" w:eastAsia="Arial" w:hAnsi="Arial"/>
+          <w:b/>
+          <w:bCs/>
+          <w:color w:val="1A1A2E"/>
+          <w:sz w:val="26"/>
+          <w:szCs w:val="26"/>
+        </w:rPr>
+        <w:t xml:space="preserve">8b.4 Trigger Events</w:t>
+      </w:r>
+    </w:p>
+    <w:p>
+      <w:pPr>
+        <w:spacing w:after="80" w:before="80"/>
+      </w:pPr>
+      <w:r>
+        <w:rPr>
+          <w:rFonts w:ascii="Arial" w:cs="Arial" w:eastAsia="Arial" w:hAnsi="Arial"/>
+          <w:color w:val="1A1A2E"/>
+          <w:sz w:val="22"/>
+          <w:szCs w:val="22"/>
+        </w:rPr>
+        <w:t xml:space="preserve">Chammach wakes up and runs the agent loop when any of the following events occur:</w:t>
+      </w:r>
+    </w:p>
+    <w:p>
+      <w:pPr>
+        <w:spacing w:after="0" w:before="80"/>
+      </w:pPr>
+      <w:r>
+        <w:t xml:space="preserve"/>
+      </w:r>
+    </w:p>
+    <w:tbl>
+      <w:tblPr>
+        <w:tblW w:type="dxa" w:w="9360"/>
+        <w:tblBorders>
+          <w:top w:val="single" w:color="auto" w:sz="4"/>
+          <w:left w:val="single" w:color="auto" w:sz="4"/>
+          <w:bottom w:val="single" w:color="auto" w:sz="4"/>
+          <w:right w:val="single" w:color="auto" w:sz="4"/>
+          <w:insideH w:val="single" w:color="auto" w:sz="4"/>
+          <w:insideV w:val="single" w:color="auto" w:sz="4"/>
+        </w:tblBorders>
+      </w:tblPr>
+      <w:tblGrid>
+        <w:gridCol w:w="3000"/>
+        <w:gridCol w:w="2360"/>
+        <w:gridCol w:w="4000"/>
+      </w:tblGrid>
+      <w:tr>
+        <w:tc>
+          <w:tcPr>
+            <w:tcW w:type="dxa" w:w="3000"/>
+            <w:tcBorders>
+              <w:top w:val="single" w:color="CCCCCC" w:sz="1"/>
+              <w:left w:val="single" w:color="CCCCCC" w:sz="1"/>
+              <w:bottom w:val="single" w:color="CCCCCC" w:sz="1"/>
+              <w:right w:val="single" w:color="CCCCCC" w:sz="1"/>
+            </w:tcBorders>
+            <w:shd w:fill="007B7F" w:val="clear"/>
+            <w:tcMar>
+              <w:top w:type="dxa" w:w="80"/>
+              <w:left w:type="dxa" w:w="120"/>
+              <w:bottom w:type="dxa" w:w="80"/>
+              <w:right w:type="dxa" w:w="120"/>
+            </w:tcMar>
+          </w:tcPr>
+          <w:p>
+            <w:r>
+              <w:rPr>
+                <w:rFonts w:ascii="Arial" w:cs="Arial" w:eastAsia="Arial" w:hAnsi="Arial"/>
+                <w:b/>
+                <w:bCs/>
+                <w:color w:val="FFFFFF"/>
+                <w:sz w:val="20"/>
+                <w:szCs w:val="20"/>
+              </w:rPr>
+              <w:t xml:space="preserve">Trigger</w:t>
+            </w:r>
+          </w:p>
+        </w:tc>
+        <w:tc>
+          <w:tcPr>
+            <w:tcW w:type="dxa" w:w="2360"/>
+            <w:tcBorders>
+              <w:top w:val="single" w:color="CCCCCC" w:sz="1"/>
+              <w:left w:val="single" w:color="CCCCCC" w:sz="1"/>
+              <w:bottom w:val="single" w:color="CCCCCC" w:sz="1"/>
+              <w:right w:val="single" w:color="CCCCCC" w:sz="1"/>
+            </w:tcBorders>
+            <w:shd w:fill="007B7F" w:val="clear"/>
+            <w:tcMar>
+              <w:top w:type="dxa" w:w="80"/>
+              <w:left w:type="dxa" w:w="120"/>
+              <w:bottom w:type="dxa" w:w="80"/>
+              <w:right w:type="dxa" w:w="120"/>
+            </w:tcMar>
+          </w:tcPr>
+          <w:p>
+            <w:r>
+              <w:rPr>
+                <w:rFonts w:ascii="Arial" w:cs="Arial" w:eastAsia="Arial" w:hAnsi="Arial"/>
+                <w:b/>
+                <w:bCs/>
+                <w:color w:val="FFFFFF"/>
+                <w:sz w:val="20"/>
+                <w:szCs w:val="20"/>
+              </w:rPr>
+              <w:t xml:space="preserve">Type</w:t>
+            </w:r>
+          </w:p>
+        </w:tc>
+        <w:tc>
+          <w:tcPr>
+            <w:tcW w:type="dxa" w:w="4000"/>
+            <w:tcBorders>
+              <w:top w:val="single" w:color="CCCCCC" w:sz="1"/>
+              <w:left w:val="single" w:color="CCCCCC" w:sz="1"/>
+              <w:bottom w:val="single" w:color="CCCCCC" w:sz="1"/>
+              <w:right w:val="single" w:color="CCCCCC" w:sz="1"/>
+            </w:tcBorders>
+            <w:shd w:fill="007B7F" w:val="clear"/>
+            <w:tcMar>
+              <w:top w:type="dxa" w:w="80"/>
+              <w:left w:type="dxa" w:w="120"/>
+              <w:bottom w:type="dxa" w:w="80"/>
+              <w:right w:type="dxa" w:w="120"/>
+            </w:tcMar>
+          </w:tcPr>
+          <w:p>
+            <w:r>
+              <w:rPr>
+                <w:rFonts w:ascii="Arial" w:cs="Arial" w:eastAsia="Arial" w:hAnsi="Arial"/>
+                <w:b/>
+                <w:bCs/>
+                <w:color w:val="FFFFFF"/>
+                <w:sz w:val="20"/>
+                <w:szCs w:val="20"/>
+              </w:rPr>
+              <w:t xml:space="preserve">Chammach Response</w:t>
+            </w:r>
+          </w:p>
+        </w:tc>
+      </w:tr>
+      <w:tr>
+        <w:tc>
+          <w:tcPr>
+            <w:tcW w:type="dxa" w:w="3000"/>
+            <w:tcBorders>
+              <w:top w:val="single" w:color="CCCCCC" w:sz="1"/>
+              <w:left w:val="single" w:color="CCCCCC" w:sz="1"/>
+              <w:bottom w:val="single" w:color="CCCCCC" w:sz="1"/>
+              <w:right w:val="single" w:color="CCCCCC" w:sz="1"/>
+            </w:tcBorders>
+            <w:shd w:fill="E0F4F4" w:val="clear"/>
+            <w:tcMar>
+              <w:top w:type="dxa" w:w="80"/>
+              <w:left w:type="dxa" w:w="120"/>
+              <w:bottom w:type="dxa" w:w="80"/>
+              <w:right w:type="dxa" w:w="120"/>
+            </w:tcMar>
+          </w:tcPr>
+          <w:p>
+            <w:r>
+              <w:rPr>
+                <w:rFonts w:ascii="Arial" w:cs="Arial" w:eastAsia="Arial" w:hAnsi="Arial"/>
+                <w:color w:val="1A1A2E"/>
+                <w:sz w:val="20"/>
+                <w:szCs w:val="20"/>
+              </w:rPr>
+              <w:t xml:space="preserve">Pantry scan completed</w:t>
+            </w:r>
+          </w:p>
+        </w:tc>
+        <w:tc>
+          <w:tcPr>
+            <w:tcW w:type="dxa" w:w="2360"/>
+            <w:tcBorders>
+              <w:top w:val="single" w:color="CCCCCC" w:sz="1"/>
+              <w:left w:val="single" w:color="CCCCCC" w:sz="1"/>
+              <w:bottom w:val="single" w:color="CCCCCC" w:sz="1"/>
+              <w:right w:val="single" w:color="CCCCCC" w:sz="1"/>
+            </w:tcBorders>
+            <w:shd w:fill="E0F4F4" w:val="clear"/>
+            <w:tcMar>
+              <w:top w:type="dxa" w:w="80"/>
+              <w:left w:type="dxa" w:w="120"/>
+              <w:bottom w:type="dxa" w:w="80"/>
+              <w:right w:type="dxa" w:w="120"/>
+            </w:tcMar>
+          </w:tcPr>
+          <w:p>
+            <w:r>
+              <w:rPr>
+                <w:rFonts w:ascii="Arial" w:cs="Arial" w:eastAsia="Arial" w:hAnsi="Arial"/>
+                <w:color w:val="1A1A2E"/>
+                <w:sz w:val="20"/>
+                <w:szCs w:val="20"/>
+              </w:rPr>
+              <w:t xml:space="preserve">Event</w:t>
+            </w:r>
+          </w:p>
+        </w:tc>
+        <w:tc>
+          <w:tcPr>
+            <w:tcW w:type="dxa" w:w="4000"/>
+            <w:tcBorders>
+              <w:top w:val="single" w:color="CCCCCC" w:sz="1"/>
+              <w:left w:val="single" w:color="CCCCCC" w:sz="1"/>
+              <w:bottom w:val="single" w:color="CCCCCC" w:sz="1"/>
+              <w:right w:val="single" w:color="CCCCCC" w:sz="1"/>
+            </w:tcBorders>
+            <w:shd w:fill="E0F4F4" w:val="clear"/>
+            <w:tcMar>
+              <w:top w:type="dxa" w:w="80"/>
+              <w:left w:type="dxa" w:w="120"/>
+              <w:bottom w:type="dxa" w:w="80"/>
+              <w:right w:type="dxa" w:w="120"/>
+            </w:tcMar>
+          </w:tcPr>
+          <w:p>
+            <w:r>
+              <w:rPr>
+                <w:rFonts w:ascii="Arial" w:cs="Arial" w:eastAsia="Arial" w:hAnsi="Arial"/>
+                <w:color w:val="1A1A2E"/>
+                <w:sz w:val="20"/>
+                <w:szCs w:val="20"/>
+              </w:rPr>
+              <w:t xml:space="preserve">Auto-analyses and recommends meals without user clicking anything</w:t>
+            </w:r>
+          </w:p>
+        </w:tc>
+      </w:tr>
+      <w:tr>
+        <w:tc>
+          <w:tcPr>
+            <w:tcW w:type="dxa" w:w="3000"/>
+            <w:tcBorders>
+              <w:top w:val="single" w:color="CCCCCC" w:sz="1"/>
+              <w:left w:val="single" w:color="CCCCCC" w:sz="1"/>
+              <w:bottom w:val="single" w:color="CCCCCC" w:sz="1"/>
+              <w:right w:val="single" w:color="CCCCCC" w:sz="1"/>
+            </w:tcBorders>
+            <w:shd w:fill="FFFFFF" w:val="clear"/>
+            <w:tcMar>
+              <w:top w:type="dxa" w:w="80"/>
+              <w:left w:type="dxa" w:w="120"/>
+              <w:bottom w:type="dxa" w:w="80"/>
+              <w:right w:type="dxa" w:w="120"/>
+            </w:tcMar>
+          </w:tcPr>
+          <w:p>
+            <w:r>
+              <w:rPr>
+                <w:rFonts w:ascii="Arial" w:cs="Arial" w:eastAsia="Arial" w:hAnsi="Arial"/>
+                <w:color w:val="1A1A2E"/>
+                <w:sz w:val="20"/>
+                <w:szCs w:val="20"/>
+              </w:rPr>
+              <w:t xml:space="preserve">Item expiry crosses 2-day threshold</w:t>
+            </w:r>
+          </w:p>
+        </w:tc>
+        <w:tc>
+          <w:tcPr>
+            <w:tcW w:type="dxa" w:w="2360"/>
+            <w:tcBorders>
+              <w:top w:val="single" w:color="CCCCCC" w:sz="1"/>
+              <w:left w:val="single" w:color="CCCCCC" w:sz="1"/>
+              <w:bottom w:val="single" w:color="CCCCCC" w:sz="1"/>
+              <w:right w:val="single" w:color="CCCCCC" w:sz="1"/>
+            </w:tcBorders>
+            <w:shd w:fill="FFFFFF" w:val="clear"/>
+            <w:tcMar>
+              <w:top w:type="dxa" w:w="80"/>
+              <w:left w:type="dxa" w:w="120"/>
+              <w:bottom w:type="dxa" w:w="80"/>
+              <w:right w:type="dxa" w:w="120"/>
+            </w:tcMar>
+          </w:tcPr>
+          <w:p>
+            <w:r>
+              <w:rPr>
+                <w:rFonts w:ascii="Arial" w:cs="Arial" w:eastAsia="Arial" w:hAnsi="Arial"/>
+                <w:color w:val="1A1A2E"/>
+                <w:sz w:val="20"/>
+                <w:szCs w:val="20"/>
+              </w:rPr>
+              <w:t xml:space="preserve">Scheduled check (hourly)</w:t>
+            </w:r>
+          </w:p>
+        </w:tc>
+        <w:tc>
+          <w:tcPr>
+            <w:tcW w:type="dxa" w:w="4000"/>
+            <w:tcBorders>
+              <w:top w:val="single" w:color="CCCCCC" w:sz="1"/>
+              <w:left w:val="single" w:color="CCCCCC" w:sz="1"/>
+              <w:bottom w:val="single" w:color="CCCCCC" w:sz="1"/>
+              <w:right w:val="single" w:color="CCCCCC" w:sz="1"/>
+            </w:tcBorders>
+            <w:shd w:fill="FFFFFF" w:val="clear"/>
+            <w:tcMar>
+              <w:top w:type="dxa" w:w="80"/>
+              <w:left w:type="dxa" w:w="120"/>
+              <w:bottom w:type="dxa" w:w="80"/>
+              <w:right w:type="dxa" w:w="120"/>
+            </w:tcMar>
+          </w:tcPr>
+          <w:p>
+            <w:r>
+              <w:rPr>
+                <w:rFonts w:ascii="Arial" w:cs="Arial" w:eastAsia="Arial" w:hAnsi="Arial"/>
+                <w:color w:val="1A1A2E"/>
+                <w:sz w:val="20"/>
+                <w:szCs w:val="20"/>
+              </w:rPr>
+              <w:t xml:space="preserve">Proactively flags item and suggests a meal to use it</w:t>
+            </w:r>
+          </w:p>
+        </w:tc>
+      </w:tr>
+      <w:tr>
+        <w:tc>
+          <w:tcPr>
+            <w:tcW w:type="dxa" w:w="3000"/>
+            <w:tcBorders>
+              <w:top w:val="single" w:color="CCCCCC" w:sz="1"/>
+              <w:left w:val="single" w:color="CCCCCC" w:sz="1"/>
+              <w:bottom w:val="single" w:color="CCCCCC" w:sz="1"/>
+              <w:right w:val="single" w:color="CCCCCC" w:sz="1"/>
+            </w:tcBorders>
+            <w:shd w:fill="E0F4F4" w:val="clear"/>
+            <w:tcMar>
+              <w:top w:type="dxa" w:w="80"/>
+              <w:left w:type="dxa" w:w="120"/>
+              <w:bottom w:type="dxa" w:w="80"/>
+              <w:right w:type="dxa" w:w="120"/>
+            </w:tcMar>
+          </w:tcPr>
+          <w:p>
+            <w:r>
+              <w:rPr>
+                <w:rFonts w:ascii="Arial" w:cs="Arial" w:eastAsia="Arial" w:hAnsi="Arial"/>
+                <w:color w:val="1A1A2E"/>
+                <w:sz w:val="20"/>
+                <w:szCs w:val="20"/>
+              </w:rPr>
+              <w:t xml:space="preserve">User idle for 20 minutes</w:t>
+            </w:r>
+          </w:p>
+        </w:tc>
+        <w:tc>
+          <w:tcPr>
+            <w:tcW w:type="dxa" w:w="2360"/>
+            <w:tcBorders>
+              <w:top w:val="single" w:color="CCCCCC" w:sz="1"/>
+              <w:left w:val="single" w:color="CCCCCC" w:sz="1"/>
+              <w:bottom w:val="single" w:color="CCCCCC" w:sz="1"/>
+              <w:right w:val="single" w:color="CCCCCC" w:sz="1"/>
+            </w:tcBorders>
+            <w:shd w:fill="E0F4F4" w:val="clear"/>
+            <w:tcMar>
+              <w:top w:type="dxa" w:w="80"/>
+              <w:left w:type="dxa" w:w="120"/>
+              <w:bottom w:type="dxa" w:w="80"/>
+              <w:right w:type="dxa" w:w="120"/>
+            </w:tcMar>
+          </w:tcPr>
+          <w:p>
+            <w:r>
+              <w:rPr>
+                <w:rFonts w:ascii="Arial" w:cs="Arial" w:eastAsia="Arial" w:hAnsi="Arial"/>
+                <w:color w:val="1A1A2E"/>
+                <w:sz w:val="20"/>
+                <w:szCs w:val="20"/>
+              </w:rPr>
+              <w:t xml:space="preserve">Inactivity timer</w:t>
+            </w:r>
+          </w:p>
+        </w:tc>
+        <w:tc>
+          <w:tcPr>
+            <w:tcW w:type="dxa" w:w="4000"/>
+            <w:tcBorders>
+              <w:top w:val="single" w:color="CCCCCC" w:sz="1"/>
+              <w:left w:val="single" w:color="CCCCCC" w:sz="1"/>
+              <w:bottom w:val="single" w:color="CCCCCC" w:sz="1"/>
+              <w:right w:val="single" w:color="CCCCCC" w:sz="1"/>
+            </w:tcBorders>
+            <w:shd w:fill="E0F4F4" w:val="clear"/>
+            <w:tcMar>
+              <w:top w:type="dxa" w:w="80"/>
+              <w:left w:type="dxa" w:w="120"/>
+              <w:bottom w:type="dxa" w:w="80"/>
+              <w:right w:type="dxa" w:w="120"/>
+            </w:tcMar>
+          </w:tcPr>
+          <w:p>
+            <w:r>
+              <w:rPr>
+                <w:rFonts w:ascii="Arial" w:cs="Arial" w:eastAsia="Arial" w:hAnsi="Arial"/>
+                <w:color w:val="1A1A2E"/>
+                <w:sz w:val="20"/>
+                <w:szCs w:val="20"/>
+              </w:rPr>
+              <w:t xml:space="preserve">Gentle nudge: Still deciding? Here are your top 3 meals for tonight</w:t>
+            </w:r>
+          </w:p>
+        </w:tc>
+      </w:tr>
+      <w:tr>
+        <w:tc>
+          <w:tcPr>
+            <w:tcW w:type="dxa" w:w="3000"/>
+            <w:tcBorders>
+              <w:top w:val="single" w:color="CCCCCC" w:sz="1"/>
+              <w:left w:val="single" w:color="CCCCCC" w:sz="1"/>
+              <w:bottom w:val="single" w:color="CCCCCC" w:sz="1"/>
+              <w:right w:val="single" w:color="CCCCCC" w:sz="1"/>
+            </w:tcBorders>
+            <w:shd w:fill="FFFFFF" w:val="clear"/>
+            <w:tcMar>
+              <w:top w:type="dxa" w:w="80"/>
+              <w:left w:type="dxa" w:w="120"/>
+              <w:bottom w:type="dxa" w:w="80"/>
+              <w:right w:type="dxa" w:w="120"/>
+            </w:tcMar>
+          </w:tcPr>
+          <w:p>
+            <w:r>
+              <w:rPr>
+                <w:rFonts w:ascii="Arial" w:cs="Arial" w:eastAsia="Arial" w:hAnsi="Arial"/>
+                <w:color w:val="1A1A2E"/>
+                <w:sz w:val="20"/>
+                <w:szCs w:val="20"/>
+              </w:rPr>
+              <w:t xml:space="preserve">Recipe marked as cooked</w:t>
+            </w:r>
+          </w:p>
+        </w:tc>
+        <w:tc>
+          <w:tcPr>
+            <w:tcW w:type="dxa" w:w="2360"/>
+            <w:tcBorders>
+              <w:top w:val="single" w:color="CCCCCC" w:sz="1"/>
+              <w:left w:val="single" w:color="CCCCCC" w:sz="1"/>
+              <w:bottom w:val="single" w:color="CCCCCC" w:sz="1"/>
+              <w:right w:val="single" w:color="CCCCCC" w:sz="1"/>
+            </w:tcBorders>
+            <w:shd w:fill="FFFFFF" w:val="clear"/>
+            <w:tcMar>
+              <w:top w:type="dxa" w:w="80"/>
+              <w:left w:type="dxa" w:w="120"/>
+              <w:bottom w:type="dxa" w:w="80"/>
+              <w:right w:type="dxa" w:w="120"/>
+            </w:tcMar>
+          </w:tcPr>
+          <w:p>
+            <w:r>
+              <w:rPr>
+                <w:rFonts w:ascii="Arial" w:cs="Arial" w:eastAsia="Arial" w:hAnsi="Arial"/>
+                <w:color w:val="1A1A2E"/>
+                <w:sz w:val="20"/>
+                <w:szCs w:val="20"/>
+              </w:rPr>
+              <w:t xml:space="preserve">User action</w:t>
+            </w:r>
+          </w:p>
+        </w:tc>
+        <w:tc>
+          <w:tcPr>
+            <w:tcW w:type="dxa" w:w="4000"/>
+            <w:tcBorders>
+              <w:top w:val="single" w:color="CCCCCC" w:sz="1"/>
+              <w:left w:val="single" w:color="CCCCCC" w:sz="1"/>
+              <w:bottom w:val="single" w:color="CCCCCC" w:sz="1"/>
+              <w:right w:val="single" w:color="CCCCCC" w:sz="1"/>
+            </w:tcBorders>
+            <w:shd w:fill="FFFFFF" w:val="clear"/>
+            <w:tcMar>
+              <w:top w:type="dxa" w:w="80"/>
+              <w:left w:type="dxa" w:w="120"/>
+              <w:bottom w:type="dxa" w:w="80"/>
+              <w:right w:type="dxa" w:w="120"/>
+            </w:tcMar>
+          </w:tcPr>
+          <w:p>
+            <w:r>
+              <w:rPr>
+                <w:rFonts w:ascii="Arial" w:cs="Arial" w:eastAsia="Arial" w:hAnsi="Arial"/>
+                <w:color w:val="1A1A2E"/>
+                <w:sz w:val="20"/>
+                <w:szCs w:val="20"/>
+              </w:rPr>
+              <w:t xml:space="preserve">Updates pantry, congratulates user, previews tomorrow's options</w:t>
+            </w:r>
+          </w:p>
+        </w:tc>
+      </w:tr>
+      <w:tr>
+        <w:tc>
+          <w:tcPr>
+            <w:tcW w:type="dxa" w:w="3000"/>
+            <w:tcBorders>
+              <w:top w:val="single" w:color="CCCCCC" w:sz="1"/>
+              <w:left w:val="single" w:color="CCCCCC" w:sz="1"/>
+              <w:bottom w:val="single" w:color="CCCCCC" w:sz="1"/>
+              <w:right w:val="single" w:color="CCCCCC" w:sz="1"/>
+            </w:tcBorders>
+            <w:shd w:fill="E0F4F4" w:val="clear"/>
+            <w:tcMar>
+              <w:top w:type="dxa" w:w="80"/>
+              <w:left w:type="dxa" w:w="120"/>
+              <w:bottom w:type="dxa" w:w="80"/>
+              <w:right w:type="dxa" w:w="120"/>
+            </w:tcMar>
+          </w:tcPr>
+          <w:p>
+            <w:r>
+              <w:rPr>
+                <w:rFonts w:ascii="Arial" w:cs="Arial" w:eastAsia="Arial" w:hAnsi="Arial"/>
+                <w:color w:val="1A1A2E"/>
+                <w:sz w:val="20"/>
+                <w:szCs w:val="20"/>
+              </w:rPr>
+              <w:t xml:space="preserve">Pantry drops below 5 items</w:t>
+            </w:r>
+          </w:p>
+        </w:tc>
+        <w:tc>
+          <w:tcPr>
+            <w:tcW w:type="dxa" w:w="2360"/>
+            <w:tcBorders>
+              <w:top w:val="single" w:color="CCCCCC" w:sz="1"/>
+              <w:left w:val="single" w:color="CCCCCC" w:sz="1"/>
+              <w:bottom w:val="single" w:color="CCCCCC" w:sz="1"/>
+              <w:right w:val="single" w:color="CCCCCC" w:sz="1"/>
+            </w:tcBorders>
+            <w:shd w:fill="E0F4F4" w:val="clear"/>
+            <w:tcMar>
+              <w:top w:type="dxa" w:w="80"/>
+              <w:left w:type="dxa" w:w="120"/>
+              <w:bottom w:type="dxa" w:w="80"/>
+              <w:right w:type="dxa" w:w="120"/>
+            </w:tcMar>
+          </w:tcPr>
+          <w:p>
+            <w:r>
+              <w:rPr>
+                <w:rFonts w:ascii="Arial" w:cs="Arial" w:eastAsia="Arial" w:hAnsi="Arial"/>
+                <w:color w:val="1A1A2E"/>
+                <w:sz w:val="20"/>
+                <w:szCs w:val="20"/>
+              </w:rPr>
+              <w:t xml:space="preserve">Threshold</w:t>
+            </w:r>
+          </w:p>
+        </w:tc>
+        <w:tc>
+          <w:tcPr>
+            <w:tcW w:type="dxa" w:w="4000"/>
+            <w:tcBorders>
+              <w:top w:val="single" w:color="CCCCCC" w:sz="1"/>
+              <w:left w:val="single" w:color="CCCCCC" w:sz="1"/>
+              <w:bottom w:val="single" w:color="CCCCCC" w:sz="1"/>
+              <w:right w:val="single" w:color="CCCCCC" w:sz="1"/>
+            </w:tcBorders>
+            <w:shd w:fill="E0F4F4" w:val="clear"/>
+            <w:tcMar>
+              <w:top w:type="dxa" w:w="80"/>
+              <w:left w:type="dxa" w:w="120"/>
+              <w:bottom w:type="dxa" w:w="80"/>
+              <w:right w:type="dxa" w:w="120"/>
+            </w:tcMar>
+          </w:tcPr>
+          <w:p>
+            <w:r>
+              <w:rPr>
+                <w:rFonts w:ascii="Arial" w:cs="Arial" w:eastAsia="Arial" w:hAnsi="Arial"/>
+                <w:color w:val="1A1A2E"/>
+                <w:sz w:val="20"/>
+                <w:szCs w:val="20"/>
+              </w:rPr>
+              <w:t xml:space="preserve">Your pantry is running low — want me to build a shopping list?</w:t>
+            </w:r>
+          </w:p>
+        </w:tc>
+      </w:tr>
+      <w:tr>
+        <w:tc>
+          <w:tcPr>
+            <w:tcW w:type="dxa" w:w="3000"/>
+            <w:tcBorders>
+              <w:top w:val="single" w:color="CCCCCC" w:sz="1"/>
+              <w:left w:val="single" w:color="CCCCCC" w:sz="1"/>
+              <w:bottom w:val="single" w:color="CCCCCC" w:sz="1"/>
+              <w:right w:val="single" w:color="CCCCCC" w:sz="1"/>
+            </w:tcBorders>
+            <w:shd w:fill="FFFFFF" w:val="clear"/>
+            <w:tcMar>
+              <w:top w:type="dxa" w:w="80"/>
+              <w:left w:type="dxa" w:w="120"/>
+              <w:bottom w:type="dxa" w:w="80"/>
+              <w:right w:type="dxa" w:w="120"/>
+            </w:tcMar>
+          </w:tcPr>
+          <w:p>
+            <w:r>
+              <w:rPr>
+                <w:rFonts w:ascii="Arial" w:cs="Arial" w:eastAsia="Arial" w:hAnsi="Arial"/>
+                <w:color w:val="1A1A2E"/>
+                <w:sz w:val="20"/>
+                <w:szCs w:val="20"/>
+              </w:rPr>
+              <w:t xml:space="preserve">Morning (8am daily)</w:t>
+            </w:r>
+          </w:p>
+        </w:tc>
+        <w:tc>
+          <w:tcPr>
+            <w:tcW w:type="dxa" w:w="2360"/>
+            <w:tcBorders>
+              <w:top w:val="single" w:color="CCCCCC" w:sz="1"/>
+              <w:left w:val="single" w:color="CCCCCC" w:sz="1"/>
+              <w:bottom w:val="single" w:color="CCCCCC" w:sz="1"/>
+              <w:right w:val="single" w:color="CCCCCC" w:sz="1"/>
+            </w:tcBorders>
+            <w:shd w:fill="FFFFFF" w:val="clear"/>
+            <w:tcMar>
+              <w:top w:type="dxa" w:w="80"/>
+              <w:left w:type="dxa" w:w="120"/>
+              <w:bottom w:type="dxa" w:w="80"/>
+              <w:right w:type="dxa" w:w="120"/>
+            </w:tcMar>
+          </w:tcPr>
+          <w:p>
+            <w:r>
+              <w:rPr>
+                <w:rFonts w:ascii="Arial" w:cs="Arial" w:eastAsia="Arial" w:hAnsi="Arial"/>
+                <w:color w:val="1A1A2E"/>
+                <w:sz w:val="20"/>
+                <w:szCs w:val="20"/>
+              </w:rPr>
+              <w:t xml:space="preserve">Scheduled (cron)</w:t>
+            </w:r>
+          </w:p>
+        </w:tc>
+        <w:tc>
+          <w:tcPr>
+            <w:tcW w:type="dxa" w:w="4000"/>
+            <w:tcBorders>
+              <w:top w:val="single" w:color="CCCCCC" w:sz="1"/>
+              <w:left w:val="single" w:color="CCCCCC" w:sz="1"/>
+              <w:bottom w:val="single" w:color="CCCCCC" w:sz="1"/>
+              <w:right w:val="single" w:color="CCCCCC" w:sz="1"/>
+            </w:tcBorders>
+            <w:shd w:fill="FFFFFF" w:val="clear"/>
+            <w:tcMar>
+              <w:top w:type="dxa" w:w="80"/>
+              <w:left w:type="dxa" w:w="120"/>
+              <w:bottom w:type="dxa" w:w="80"/>
+              <w:right w:type="dxa" w:w="120"/>
+            </w:tcMar>
+          </w:tcPr>
+          <w:p>
+            <w:r>
+              <w:rPr>
+                <w:rFonts w:ascii="Arial" w:cs="Arial" w:eastAsia="Arial" w:hAnsi="Arial"/>
+                <w:color w:val="1A1A2E"/>
+                <w:sz w:val="20"/>
+                <w:szCs w:val="20"/>
+              </w:rPr>
+              <w:t xml:space="preserve">Good morning! Here is today's meal plan based on what you have</w:t>
+            </w:r>
+          </w:p>
+        </w:tc>
+      </w:tr>
+    </w:tbl>
+    <w:p>
+      <w:pPr>
+        <w:spacing w:after="0" w:before="80"/>
+      </w:pPr>
+      <w:r>
+        <w:t xml:space="preserve"/>
+      </w:r>
+    </w:p>
+    <w:p>
+      <w:pPr>
+        <w:pStyle w:val="Heading2"/>
+        <w:spacing w:after="120" w:before="240"/>
+      </w:pPr>
+      <w:r>
+        <w:rPr>
+          <w:rFonts w:ascii="Arial" w:cs="Arial" w:eastAsia="Arial" w:hAnsi="Arial"/>
+          <w:b/>
+          <w:bCs/>
+          <w:color w:val="1A1A2E"/>
+          <w:sz w:val="26"/>
+          <w:szCs w:val="26"/>
+        </w:rPr>
+        <w:t xml:space="preserve">8b.5 Technical Implementation</w:t>
+      </w:r>
+    </w:p>
+    <w:p>
+      <w:pPr>
+        <w:spacing w:after="80" w:before="160"/>
+      </w:pPr>
+      <w:r>
+        <w:rPr>
+          <w:rFonts w:ascii="Arial" w:cs="Arial" w:eastAsia="Arial" w:hAnsi="Arial"/>
+          <w:b/>
+          <w:bCs/>
+          <w:color w:val="007B7F"/>
+          <w:sz w:val="22"/>
+          <w:szCs w:val="22"/>
+        </w:rPr>
+        <w:t xml:space="preserve">Backend — FastAPI + Claude Tool Use</w:t>
+      </w:r>
+    </w:p>
+    <w:p>
+      <w:pPr>
+        <w:pStyle w:val="ListParagraph"/>
+        <w:numPr>
+          <w:ilvl w:val="0"/>
+          <w:numId w:val="2"/>
+        </w:numPr>
+        <w:spacing w:after="60" w:before="60"/>
+      </w:pPr>
+      <w:r>
+        <w:rPr>
+          <w:rFonts w:ascii="Arial" w:cs="Arial" w:eastAsia="Arial" w:hAnsi="Arial"/>
+          <w:b w:val="false"/>
+          <w:bCs w:val="false"/>
+          <w:color w:val="1A1A2E"/>
+          <w:sz w:val="22"/>
+          <w:szCs w:val="22"/>
+        </w:rPr>
+        <w:t xml:space="preserve">Agent loop runs as a FastAPI background task triggered by events</w:t>
+      </w:r>
+    </w:p>
+    <w:p>
+      <w:pPr>
+        <w:pStyle w:val="ListParagraph"/>
+        <w:numPr>
+          <w:ilvl w:val="0"/>
+          <w:numId w:val="2"/>
+        </w:numPr>
+        <w:spacing w:after="60" w:before="60"/>
+      </w:pPr>
+      <w:r>
+        <w:rPr>
+          <w:rFonts w:ascii="Arial" w:cs="Arial" w:eastAsia="Arial" w:hAnsi="Arial"/>
+          <w:b w:val="false"/>
+          <w:bCs w:val="false"/>
+          <w:color w:val="1A1A2E"/>
+          <w:sz w:val="22"/>
+          <w:szCs w:val="22"/>
+        </w:rPr>
+        <w:t xml:space="preserve">Claude claude-sonnet-4-6 with tools parameter — Claude decides which tools to call</w:t>
+      </w:r>
+    </w:p>
+    <w:p>
+      <w:pPr>
+        <w:pStyle w:val="ListParagraph"/>
+        <w:numPr>
+          <w:ilvl w:val="0"/>
+          <w:numId w:val="2"/>
+        </w:numPr>
+        <w:spacing w:after="60" w:before="60"/>
+      </w:pPr>
+      <w:r>
+        <w:rPr>
+          <w:rFonts w:ascii="Arial" w:cs="Arial" w:eastAsia="Arial" w:hAnsi="Arial"/>
+          <w:b w:val="false"/>
+          <w:bCs w:val="false"/>
+          <w:color w:val="1A1A2E"/>
+          <w:sz w:val="22"/>
+          <w:szCs w:val="22"/>
+        </w:rPr>
+        <w:t xml:space="preserve">Multi-turn loop: Claude calls a tool, gets result, reasons again, calls next tool</w:t>
+      </w:r>
+    </w:p>
+    <w:p>
+      <w:pPr>
+        <w:pStyle w:val="ListParagraph"/>
+        <w:numPr>
+          <w:ilvl w:val="0"/>
+          <w:numId w:val="2"/>
+        </w:numPr>
+        <w:spacing w:after="60" w:before="60"/>
+      </w:pPr>
+      <w:r>
+        <w:rPr>
+          <w:rFonts w:ascii="Arial" w:cs="Arial" w:eastAsia="Arial" w:hAnsi="Arial"/>
+          <w:b w:val="false"/>
+          <w:bCs w:val="false"/>
+          <w:color w:val="1A1A2E"/>
+          <w:sz w:val="22"/>
+          <w:szCs w:val="22"/>
+        </w:rPr>
+        <w:t xml:space="preserve">Loop continues until Claude issues notify_user() — the terminal tool</w:t>
+      </w:r>
+    </w:p>
+    <w:p>
+      <w:pPr>
+        <w:pStyle w:val="ListParagraph"/>
+        <w:numPr>
+          <w:ilvl w:val="0"/>
+          <w:numId w:val="2"/>
+        </w:numPr>
+        <w:spacing w:after="60" w:before="60"/>
+      </w:pPr>
+      <w:r>
+        <w:rPr>
+          <w:rFonts w:ascii="Arial" w:cs="Arial" w:eastAsia="Arial" w:hAnsi="Arial"/>
+          <w:b w:val="false"/>
+          <w:bCs w:val="false"/>
+          <w:color w:val="1A1A2E"/>
+          <w:sz w:val="22"/>
+          <w:szCs w:val="22"/>
+        </w:rPr>
+        <w:t xml:space="preserve">Max 5 tool calls per loop iteration to prevent runaway loops</w:t>
+      </w:r>
+    </w:p>
+    <w:p>
+      <w:pPr>
+        <w:spacing w:after="0" w:before="80"/>
+      </w:pPr>
+      <w:r>
+        <w:t xml:space="preserve"/>
+      </w:r>
+    </w:p>
+    <w:p>
+      <w:pPr>
+        <w:spacing w:after="80" w:before="160"/>
+      </w:pPr>
+      <w:r>
+        <w:rPr>
+          <w:rFonts w:ascii="Arial" w:cs="Arial" w:eastAsia="Arial" w:hAnsi="Arial"/>
+          <w:b/>
+          <w:bCs/>
+          <w:color w:val="007B7F"/>
+          <w:sz w:val="22"/>
+          <w:szCs w:val="22"/>
+        </w:rPr>
+        <w:t xml:space="preserve">Frontend — WebSocket Connection</w:t>
+      </w:r>
+    </w:p>
+    <w:p>
+      <w:pPr>
+        <w:pStyle w:val="ListParagraph"/>
+        <w:numPr>
+          <w:ilvl w:val="0"/>
+          <w:numId w:val="2"/>
+        </w:numPr>
+        <w:spacing w:after="60" w:before="60"/>
+      </w:pPr>
+      <w:r>
+        <w:rPr>
+          <w:rFonts w:ascii="Arial" w:cs="Arial" w:eastAsia="Arial" w:hAnsi="Arial"/>
+          <w:b w:val="false"/>
+          <w:bCs w:val="false"/>
+          <w:color w:val="1A1A2E"/>
+          <w:sz w:val="22"/>
+          <w:szCs w:val="22"/>
+        </w:rPr>
+        <w:t xml:space="preserve">React frontend maintains a persistent WebSocket connection to FastAPI</w:t>
+      </w:r>
+    </w:p>
+    <w:p>
+      <w:pPr>
+        <w:pStyle w:val="ListParagraph"/>
+        <w:numPr>
+          <w:ilvl w:val="0"/>
+          <w:numId w:val="2"/>
+        </w:numPr>
+        <w:spacing w:after="60" w:before="60"/>
+      </w:pPr>
+      <w:r>
+        <w:rPr>
+          <w:rFonts w:ascii="Arial" w:cs="Arial" w:eastAsia="Arial" w:hAnsi="Arial"/>
+          <w:b w:val="false"/>
+          <w:bCs w:val="false"/>
+          <w:color w:val="1A1A2E"/>
+          <w:sz w:val="22"/>
+          <w:szCs w:val="22"/>
+        </w:rPr>
+        <w:t xml:space="preserve">Backend pushes ChammachEvent objects: { dialogue, animation, data }</w:t>
+      </w:r>
+    </w:p>
+    <w:p>
+      <w:pPr>
+        <w:pStyle w:val="ListParagraph"/>
+        <w:numPr>
+          <w:ilvl w:val="0"/>
+          <w:numId w:val="2"/>
+        </w:numPr>
+        <w:spacing w:after="60" w:before="60"/>
+      </w:pPr>
+      <w:r>
+        <w:rPr>
+          <w:rFonts w:ascii="Arial" w:cs="Arial" w:eastAsia="Arial" w:hAnsi="Arial"/>
+          <w:b w:val="false"/>
+          <w:bCs w:val="false"/>
+          <w:color w:val="1A1A2E"/>
+          <w:sz w:val="22"/>
+          <w:szCs w:val="22"/>
+        </w:rPr>
+        <w:t xml:space="preserve">Frontend receives event and triggers Chammach speech bubble + animation</w:t>
+      </w:r>
+    </w:p>
+    <w:p>
+      <w:pPr>
+        <w:pStyle w:val="ListParagraph"/>
+        <w:numPr>
+          <w:ilvl w:val="0"/>
+          <w:numId w:val="2"/>
+        </w:numPr>
+        <w:spacing w:after="60" w:before="60"/>
+      </w:pPr>
+      <w:r>
+        <w:rPr>
+          <w:rFonts w:ascii="Arial" w:cs="Arial" w:eastAsia="Arial" w:hAnsi="Arial"/>
+          <w:b w:val="false"/>
+          <w:bCs w:val="false"/>
+          <w:color w:val="1A1A2E"/>
+          <w:sz w:val="22"/>
+          <w:szCs w:val="22"/>
+        </w:rPr>
+        <w:t xml:space="preserve">User never needs to click — Chammach appears proactively</w:t>
+      </w:r>
+    </w:p>
+    <w:p>
+      <w:pPr>
+        <w:spacing w:after="0" w:before="80"/>
+      </w:pPr>
+      <w:r>
+        <w:t xml:space="preserve"/>
+      </w:r>
+    </w:p>
+    <w:p>
+      <w:pPr>
+        <w:spacing w:after="80" w:before="160"/>
+      </w:pPr>
+      <w:r>
+        <w:rPr>
+          <w:rFonts w:ascii="Arial" w:cs="Arial" w:eastAsia="Arial" w:hAnsi="Arial"/>
+          <w:b/>
+          <w:bCs/>
+          <w:color w:val="007B7F"/>
+          <w:sz w:val="22"/>
+          <w:szCs w:val="22"/>
+        </w:rPr>
+        <w:t xml:space="preserve">Memory — Supabase</w:t>
+      </w:r>
+    </w:p>
+    <w:p>
+      <w:pPr>
+        <w:pStyle w:val="ListParagraph"/>
+        <w:numPr>
+          <w:ilvl w:val="0"/>
+          <w:numId w:val="2"/>
+        </w:numPr>
+        <w:spacing w:after="60" w:before="60"/>
+      </w:pPr>
+      <w:r>
+        <w:rPr>
+          <w:rFonts w:ascii="Arial" w:cs="Arial" w:eastAsia="Arial" w:hAnsi="Arial"/>
+          <w:b w:val="false"/>
+          <w:bCs w:val="false"/>
+          <w:color w:val="1A1A2E"/>
+          <w:sz w:val="22"/>
+          <w:szCs w:val="22"/>
+        </w:rPr>
+        <w:t xml:space="preserve">cook_history table stores what was cooked, when, and what ingredients were used</w:t>
+      </w:r>
+    </w:p>
+    <w:p>
+      <w:pPr>
+        <w:pStyle w:val="ListParagraph"/>
+        <w:numPr>
+          <w:ilvl w:val="0"/>
+          <w:numId w:val="2"/>
+        </w:numPr>
+        <w:spacing w:after="60" w:before="60"/>
+      </w:pPr>
+      <w:r>
+        <w:rPr>
+          <w:rFonts w:ascii="Arial" w:cs="Arial" w:eastAsia="Arial" w:hAnsi="Arial"/>
+          <w:b w:val="false"/>
+          <w:bCs w:val="false"/>
+          <w:color w:val="1A1A2E"/>
+          <w:sz w:val="22"/>
+          <w:szCs w:val="22"/>
+        </w:rPr>
+        <w:t xml:space="preserve">Chammach reads last 7 days of history at the start of every agent loop</w:t>
+      </w:r>
+    </w:p>
+    <w:p>
+      <w:pPr>
+        <w:pStyle w:val="ListParagraph"/>
+        <w:numPr>
+          <w:ilvl w:val="0"/>
+          <w:numId w:val="2"/>
+        </w:numPr>
+        <w:spacing w:after="60" w:before="60"/>
+      </w:pPr>
+      <w:r>
+        <w:rPr>
+          <w:rFonts w:ascii="Arial" w:cs="Arial" w:eastAsia="Arial" w:hAnsi="Arial"/>
+          <w:b w:val="false"/>
+          <w:bCs w:val="false"/>
+          <w:color w:val="1A1A2E"/>
+          <w:sz w:val="22"/>
+          <w:szCs w:val="22"/>
+        </w:rPr>
+        <w:t xml:space="preserve">Prevents repetitive suggestions — will not recommend the same meal two days running</w:t>
+      </w:r>
+    </w:p>
+    <w:p>
+      <w:pPr>
+        <w:pStyle w:val="ListParagraph"/>
+        <w:numPr>
+          <w:ilvl w:val="0"/>
+          <w:numId w:val="2"/>
+        </w:numPr>
+        <w:spacing w:after="60" w:before="60"/>
+      </w:pPr>
+      <w:r>
+        <w:rPr>
+          <w:rFonts w:ascii="Arial" w:cs="Arial" w:eastAsia="Arial" w:hAnsi="Arial"/>
+          <w:b w:val="false"/>
+          <w:bCs w:val="false"/>
+          <w:color w:val="1A1A2E"/>
+          <w:sz w:val="22"/>
+          <w:szCs w:val="22"/>
+        </w:rPr>
+        <w:t xml:space="preserve">Enables weekly pattern recognition: You cook Indian on Fridays — here is this week's suggestion</w:t>
+      </w:r>
+    </w:p>
+    <w:p>
+      <w:pPr>
+        <w:spacing w:after="0" w:before="80"/>
+      </w:pPr>
+      <w:r>
+        <w:t xml:space="preserve"/>
+      </w:r>
+    </w:p>
+    <w:p>
+      <w:pPr>
+        <w:pStyle w:val="Heading2"/>
+        <w:spacing w:after="120" w:before="240"/>
+      </w:pPr>
+      <w:r>
+        <w:rPr>
+          <w:rFonts w:ascii="Arial" w:cs="Arial" w:eastAsia="Arial" w:hAnsi="Arial"/>
+          <w:b/>
+          <w:bCs/>
+          <w:color w:val="1A1A2E"/>
+          <w:sz w:val="26"/>
+          <w:szCs w:val="26"/>
+        </w:rPr>
+        <w:t xml:space="preserve">8b.6 Hackathon Scope — Two Agentic Moments</w:t>
+      </w:r>
+    </w:p>
+    <w:p>
+      <w:pPr>
+        <w:spacing w:after="80" w:before="80"/>
+      </w:pPr>
+      <w:r>
+        <w:rPr>
+          <w:rFonts w:ascii="Arial" w:cs="Arial" w:eastAsia="Arial" w:hAnsi="Arial"/>
+          <w:color w:val="1A1A2E"/>
+          <w:sz w:val="22"/>
+          <w:szCs w:val="22"/>
+        </w:rPr>
+        <w:t xml:space="preserve">A full agentic loop with all 7 tools and all 6 triggers is a 2 to 3 day build. For the hackathon, implement exactly two agentic moments that will land with judges:</w:t>
+      </w:r>
+    </w:p>
+    <w:p>
+      <w:pPr>
+        <w:spacing w:after="0" w:before="80"/>
+      </w:pPr>
+      <w:r>
+        <w:t xml:space="preserve"/>
+      </w:r>
+    </w:p>
+    <w:tbl>
+      <w:tblPr>
+        <w:tblW w:type="dxa" w:w="9360"/>
+        <w:tblBorders>
+          <w:top w:val="single" w:color="auto" w:sz="4"/>
+          <w:left w:val="single" w:color="auto" w:sz="4"/>
+          <w:bottom w:val="single" w:color="auto" w:sz="4"/>
+          <w:right w:val="single" w:color="auto" w:sz="4"/>
+          <w:insideH w:val="single" w:color="auto" w:sz="4"/>
+          <w:insideV w:val="single" w:color="auto" w:sz="4"/>
+        </w:tblBorders>
+      </w:tblPr>
+      <w:tblGrid>
+        <w:gridCol w:w="3200"/>
+        <w:gridCol w:w="1600"/>
+        <w:gridCol w:w="1760"/>
+        <w:gridCol w:w="2800"/>
+      </w:tblGrid>
+      <w:tr>
+        <w:tc>
+          <w:tcPr>
+            <w:tcW w:type="dxa" w:w="3200"/>
+            <w:tcBorders>
+              <w:top w:val="single" w:color="CCCCCC" w:sz="1"/>
+              <w:left w:val="single" w:color="CCCCCC" w:sz="1"/>
+              <w:bottom w:val="single" w:color="CCCCCC" w:sz="1"/>
+              <w:right w:val="single" w:color="CCCCCC" w:sz="1"/>
+            </w:tcBorders>
+            <w:shd w:fill="007B7F" w:val="clear"/>
+            <w:tcMar>
+              <w:top w:type="dxa" w:w="80"/>
+              <w:left w:type="dxa" w:w="120"/>
+              <w:bottom w:type="dxa" w:w="80"/>
+              <w:right w:type="dxa" w:w="120"/>
+            </w:tcMar>
+          </w:tcPr>
+          <w:p>
+            <w:r>
+              <w:rPr>
+                <w:rFonts w:ascii="Arial" w:cs="Arial" w:eastAsia="Arial" w:hAnsi="Arial"/>
+                <w:b/>
+                <w:bCs/>
+                <w:color w:val="FFFFFF"/>
+                <w:sz w:val="20"/>
+                <w:szCs w:val="20"/>
+              </w:rPr>
+              <w:t xml:space="preserve">Agentic Moment</w:t>
+            </w:r>
+          </w:p>
+        </w:tc>
+        <w:tc>
+          <w:tcPr>
+            <w:tcW w:type="dxa" w:w="1600"/>
+            <w:tcBorders>
+              <w:top w:val="single" w:color="CCCCCC" w:sz="1"/>
+              <w:left w:val="single" w:color="CCCCCC" w:sz="1"/>
+              <w:bottom w:val="single" w:color="CCCCCC" w:sz="1"/>
+              <w:right w:val="single" w:color="CCCCCC" w:sz="1"/>
+            </w:tcBorders>
+            <w:shd w:fill="007B7F" w:val="clear"/>
+            <w:tcMar>
+              <w:top w:type="dxa" w:w="80"/>
+              <w:left w:type="dxa" w:w="120"/>
+              <w:bottom w:type="dxa" w:w="80"/>
+              <w:right w:type="dxa" w:w="120"/>
+            </w:tcMar>
+          </w:tcPr>
+          <w:p>
+            <w:r>
+              <w:rPr>
+                <w:rFonts w:ascii="Arial" w:cs="Arial" w:eastAsia="Arial" w:hAnsi="Arial"/>
+                <w:b/>
+                <w:bCs/>
+                <w:color w:val="FFFFFF"/>
+                <w:sz w:val="20"/>
+                <w:szCs w:val="20"/>
+              </w:rPr>
+              <w:t xml:space="preserve">Effort</w:t>
+            </w:r>
+          </w:p>
+        </w:tc>
+        <w:tc>
+          <w:tcPr>
+            <w:tcW w:type="dxa" w:w="1760"/>
+            <w:tcBorders>
+              <w:top w:val="single" w:color="CCCCCC" w:sz="1"/>
+              <w:left w:val="single" w:color="CCCCCC" w:sz="1"/>
+              <w:bottom w:val="single" w:color="CCCCCC" w:sz="1"/>
+              <w:right w:val="single" w:color="CCCCCC" w:sz="1"/>
+            </w:tcBorders>
+            <w:shd w:fill="007B7F" w:val="clear"/>
+            <w:tcMar>
+              <w:top w:type="dxa" w:w="80"/>
+              <w:left w:type="dxa" w:w="120"/>
+              <w:bottom w:type="dxa" w:w="80"/>
+              <w:right w:type="dxa" w:w="120"/>
+            </w:tcMar>
+          </w:tcPr>
+          <w:p>
+            <w:r>
+              <w:rPr>
+                <w:rFonts w:ascii="Arial" w:cs="Arial" w:eastAsia="Arial" w:hAnsi="Arial"/>
+                <w:b/>
+                <w:bCs/>
+                <w:color w:val="FFFFFF"/>
+                <w:sz w:val="20"/>
+                <w:szCs w:val="20"/>
+              </w:rPr>
+              <w:t xml:space="preserve">Wow Factor</w:t>
+            </w:r>
+          </w:p>
+        </w:tc>
+        <w:tc>
+          <w:tcPr>
+            <w:tcW w:type="dxa" w:w="2800"/>
+            <w:tcBorders>
+              <w:top w:val="single" w:color="CCCCCC" w:sz="1"/>
+              <w:left w:val="single" w:color="CCCCCC" w:sz="1"/>
+              <w:bottom w:val="single" w:color="CCCCCC" w:sz="1"/>
+              <w:right w:val="single" w:color="CCCCCC" w:sz="1"/>
+            </w:tcBorders>
+            <w:shd w:fill="007B7F" w:val="clear"/>
+            <w:tcMar>
+              <w:top w:type="dxa" w:w="80"/>
+              <w:left w:type="dxa" w:w="120"/>
+              <w:bottom w:type="dxa" w:w="80"/>
+              <w:right w:type="dxa" w:w="120"/>
+            </w:tcMar>
+          </w:tcPr>
+          <w:p>
+            <w:r>
+              <w:rPr>
+                <w:rFonts w:ascii="Arial" w:cs="Arial" w:eastAsia="Arial" w:hAnsi="Arial"/>
+                <w:b/>
+                <w:bCs/>
+                <w:color w:val="FFFFFF"/>
+                <w:sz w:val="20"/>
+                <w:szCs w:val="20"/>
+              </w:rPr>
+              <w:t xml:space="preserve">Tools Used</w:t>
+            </w:r>
+          </w:p>
+        </w:tc>
+      </w:tr>
+      <w:tr>
+        <w:tc>
+          <w:tcPr>
+            <w:tcW w:type="dxa" w:w="3200"/>
+            <w:tcBorders>
+              <w:top w:val="single" w:color="CCCCCC" w:sz="1"/>
+              <w:left w:val="single" w:color="CCCCCC" w:sz="1"/>
+              <w:bottom w:val="single" w:color="CCCCCC" w:sz="1"/>
+              <w:right w:val="single" w:color="CCCCCC" w:sz="1"/>
+            </w:tcBorders>
+            <w:shd w:fill="E0F4F4" w:val="clear"/>
+            <w:tcMar>
+              <w:top w:type="dxa" w:w="80"/>
+              <w:left w:type="dxa" w:w="120"/>
+              <w:bottom w:type="dxa" w:w="80"/>
+              <w:right w:type="dxa" w:w="120"/>
+            </w:tcMar>
+          </w:tcPr>
+          <w:p>
+            <w:r>
+              <w:rPr>
+                <w:rFonts w:ascii="Arial" w:cs="Arial" w:eastAsia="Arial" w:hAnsi="Arial"/>
+                <w:color w:val="1A1A2E"/>
+                <w:sz w:val="20"/>
+                <w:szCs w:val="20"/>
+              </w:rPr>
+              <w:t xml:space="preserve">Auto-recommend on scan complete — no button click needed</w:t>
+            </w:r>
+          </w:p>
+        </w:tc>
+        <w:tc>
+          <w:tcPr>
+            <w:tcW w:type="dxa" w:w="1600"/>
+            <w:tcBorders>
+              <w:top w:val="single" w:color="CCCCCC" w:sz="1"/>
+              <w:left w:val="single" w:color="CCCCCC" w:sz="1"/>
+              <w:bottom w:val="single" w:color="CCCCCC" w:sz="1"/>
+              <w:right w:val="single" w:color="CCCCCC" w:sz="1"/>
+            </w:tcBorders>
+            <w:shd w:fill="E0F4F4" w:val="clear"/>
+            <w:tcMar>
+              <w:top w:type="dxa" w:w="80"/>
+              <w:left w:type="dxa" w:w="120"/>
+              <w:bottom w:type="dxa" w:w="80"/>
+              <w:right w:type="dxa" w:w="120"/>
+            </w:tcMar>
+          </w:tcPr>
+          <w:p>
+            <w:r>
+              <w:rPr>
+                <w:rFonts w:ascii="Arial" w:cs="Arial" w:eastAsia="Arial" w:hAnsi="Arial"/>
+                <w:color w:val="1A1A2E"/>
+                <w:sz w:val="20"/>
+                <w:szCs w:val="20"/>
+              </w:rPr>
+              <w:t xml:space="preserve">Low</w:t>
+            </w:r>
+          </w:p>
+        </w:tc>
+        <w:tc>
+          <w:tcPr>
+            <w:tcW w:type="dxa" w:w="1760"/>
+            <w:tcBorders>
+              <w:top w:val="single" w:color="CCCCCC" w:sz="1"/>
+              <w:left w:val="single" w:color="CCCCCC" w:sz="1"/>
+              <w:bottom w:val="single" w:color="CCCCCC" w:sz="1"/>
+              <w:right w:val="single" w:color="CCCCCC" w:sz="1"/>
+            </w:tcBorders>
+            <w:shd w:fill="E0F4F4" w:val="clear"/>
+            <w:tcMar>
+              <w:top w:type="dxa" w:w="80"/>
+              <w:left w:type="dxa" w:w="120"/>
+              <w:bottom w:type="dxa" w:w="80"/>
+              <w:right w:type="dxa" w:w="120"/>
+            </w:tcMar>
+          </w:tcPr>
+          <w:p>
+            <w:r>
+              <w:rPr>
+                <w:rFonts w:ascii="Arial" w:cs="Arial" w:eastAsia="Arial" w:hAnsi="Arial"/>
+                <w:color w:val="1A1A2E"/>
+                <w:sz w:val="20"/>
+                <w:szCs w:val="20"/>
+              </w:rPr>
+              <w:t xml:space="preserve">High</w:t>
+            </w:r>
+          </w:p>
+        </w:tc>
+        <w:tc>
+          <w:tcPr>
+            <w:tcW w:type="dxa" w:w="2800"/>
+            <w:tcBorders>
+              <w:top w:val="single" w:color="CCCCCC" w:sz="1"/>
+              <w:left w:val="single" w:color="CCCCCC" w:sz="1"/>
+              <w:bottom w:val="single" w:color="CCCCCC" w:sz="1"/>
+              <w:right w:val="single" w:color="CCCCCC" w:sz="1"/>
+            </w:tcBorders>
+            <w:shd w:fill="E0F4F4" w:val="clear"/>
+            <w:tcMar>
+              <w:top w:type="dxa" w:w="80"/>
+              <w:left w:type="dxa" w:w="120"/>
+              <w:bottom w:type="dxa" w:w="80"/>
+              <w:right w:type="dxa" w:w="120"/>
+            </w:tcMar>
+          </w:tcPr>
+          <w:p>
+            <w:r>
+              <w:rPr>
+                <w:rFonts w:ascii="Arial" w:cs="Arial" w:eastAsia="Arial" w:hAnsi="Arial"/>
+                <w:color w:val="1A1A2E"/>
+                <w:sz w:val="20"/>
+                <w:szCs w:val="20"/>
+              </w:rPr>
+              <w:t xml:space="preserve">check_expiry + search_recipes + notify_user</w:t>
+            </w:r>
+          </w:p>
+        </w:tc>
+      </w:tr>
+      <w:tr>
+        <w:tc>
+          <w:tcPr>
+            <w:tcW w:type="dxa" w:w="3200"/>
+            <w:tcBorders>
+              <w:top w:val="single" w:color="CCCCCC" w:sz="1"/>
+              <w:left w:val="single" w:color="CCCCCC" w:sz="1"/>
+              <w:bottom w:val="single" w:color="CCCCCC" w:sz="1"/>
+              <w:right w:val="single" w:color="CCCCCC" w:sz="1"/>
+            </w:tcBorders>
+            <w:shd w:fill="FFFFFF" w:val="clear"/>
+            <w:tcMar>
+              <w:top w:type="dxa" w:w="80"/>
+              <w:left w:type="dxa" w:w="120"/>
+              <w:bottom w:type="dxa" w:w="80"/>
+              <w:right w:type="dxa" w:w="120"/>
+            </w:tcMar>
+          </w:tcPr>
+          <w:p>
+            <w:r>
+              <w:rPr>
+                <w:rFonts w:ascii="Arial" w:cs="Arial" w:eastAsia="Arial" w:hAnsi="Arial"/>
+                <w:color w:val="1A1A2E"/>
+                <w:sz w:val="20"/>
+                <w:szCs w:val="20"/>
+              </w:rPr>
+              <w:t xml:space="preserve">Proactive expiry alert with pre-fetched recipe and substitution</w:t>
+            </w:r>
+          </w:p>
+        </w:tc>
+        <w:tc>
+          <w:tcPr>
+            <w:tcW w:type="dxa" w:w="1600"/>
+            <w:tcBorders>
+              <w:top w:val="single" w:color="CCCCCC" w:sz="1"/>
+              <w:left w:val="single" w:color="CCCCCC" w:sz="1"/>
+              <w:bottom w:val="single" w:color="CCCCCC" w:sz="1"/>
+              <w:right w:val="single" w:color="CCCCCC" w:sz="1"/>
+            </w:tcBorders>
+            <w:shd w:fill="FFFFFF" w:val="clear"/>
+            <w:tcMar>
+              <w:top w:type="dxa" w:w="80"/>
+              <w:left w:type="dxa" w:w="120"/>
+              <w:bottom w:type="dxa" w:w="80"/>
+              <w:right w:type="dxa" w:w="120"/>
+            </w:tcMar>
+          </w:tcPr>
+          <w:p>
+            <w:r>
+              <w:rPr>
+                <w:rFonts w:ascii="Arial" w:cs="Arial" w:eastAsia="Arial" w:hAnsi="Arial"/>
+                <w:color w:val="1A1A2E"/>
+                <w:sz w:val="20"/>
+                <w:szCs w:val="20"/>
+              </w:rPr>
+              <w:t xml:space="preserve">Medium</w:t>
+            </w:r>
+          </w:p>
+        </w:tc>
+        <w:tc>
+          <w:tcPr>
+            <w:tcW w:type="dxa" w:w="1760"/>
+            <w:tcBorders>
+              <w:top w:val="single" w:color="CCCCCC" w:sz="1"/>
+              <w:left w:val="single" w:color="CCCCCC" w:sz="1"/>
+              <w:bottom w:val="single" w:color="CCCCCC" w:sz="1"/>
+              <w:right w:val="single" w:color="CCCCCC" w:sz="1"/>
+            </w:tcBorders>
+            <w:shd w:fill="FFFFFF" w:val="clear"/>
+            <w:tcMar>
+              <w:top w:type="dxa" w:w="80"/>
+              <w:left w:type="dxa" w:w="120"/>
+              <w:bottom w:type="dxa" w:w="80"/>
+              <w:right w:type="dxa" w:w="120"/>
+            </w:tcMar>
+          </w:tcPr>
+          <w:p>
+            <w:r>
+              <w:rPr>
+                <w:rFonts w:ascii="Arial" w:cs="Arial" w:eastAsia="Arial" w:hAnsi="Arial"/>
+                <w:color w:val="1A1A2E"/>
+                <w:sz w:val="20"/>
+                <w:szCs w:val="20"/>
+              </w:rPr>
+              <w:t xml:space="preserve">Very High</w:t>
+            </w:r>
+          </w:p>
+        </w:tc>
+        <w:tc>
+          <w:tcPr>
+            <w:tcW w:type="dxa" w:w="2800"/>
+            <w:tcBorders>
+              <w:top w:val="single" w:color="CCCCCC" w:sz="1"/>
+              <w:left w:val="single" w:color="CCCCCC" w:sz="1"/>
+              <w:bottom w:val="single" w:color="CCCCCC" w:sz="1"/>
+              <w:right w:val="single" w:color="CCCCCC" w:sz="1"/>
+            </w:tcBorders>
+            <w:shd w:fill="FFFFFF" w:val="clear"/>
+            <w:tcMar>
+              <w:top w:type="dxa" w:w="80"/>
+              <w:left w:type="dxa" w:w="120"/>
+              <w:bottom w:type="dxa" w:w="80"/>
+              <w:right w:type="dxa" w:w="120"/>
+            </w:tcMar>
+          </w:tcPr>
+          <w:p>
+            <w:r>
+              <w:rPr>
+                <w:rFonts w:ascii="Arial" w:cs="Arial" w:eastAsia="Arial" w:hAnsi="Arial"/>
+                <w:color w:val="1A1A2E"/>
+                <w:sz w:val="20"/>
+                <w:szCs w:val="20"/>
+              </w:rPr>
+              <w:t xml:space="preserve">check_expiry + search_recipes + get_substitution + notify_user</w:t>
+            </w:r>
+          </w:p>
+        </w:tc>
+      </w:tr>
+      <w:tr>
+        <w:tc>
+          <w:tcPr>
+            <w:tcW w:type="dxa" w:w="3200"/>
+            <w:tcBorders>
+              <w:top w:val="single" w:color="CCCCCC" w:sz="1"/>
+              <w:left w:val="single" w:color="CCCCCC" w:sz="1"/>
+              <w:bottom w:val="single" w:color="CCCCCC" w:sz="1"/>
+              <w:right w:val="single" w:color="CCCCCC" w:sz="1"/>
+            </w:tcBorders>
+            <w:shd w:fill="E0F4F4" w:val="clear"/>
+            <w:tcMar>
+              <w:top w:type="dxa" w:w="80"/>
+              <w:left w:type="dxa" w:w="120"/>
+              <w:bottom w:type="dxa" w:w="80"/>
+              <w:right w:type="dxa" w:w="120"/>
+            </w:tcMar>
+          </w:tcPr>
+          <w:p>
+            <w:r>
+              <w:rPr>
+                <w:rFonts w:ascii="Arial" w:cs="Arial" w:eastAsia="Arial" w:hAnsi="Arial"/>
+                <w:color w:val="1A1A2E"/>
+                <w:sz w:val="20"/>
+                <w:szCs w:val="20"/>
+              </w:rPr>
+              <w:t xml:space="preserve">Morning meal plan push — Good morning message with plan</w:t>
+            </w:r>
+          </w:p>
+        </w:tc>
+        <w:tc>
+          <w:tcPr>
+            <w:tcW w:type="dxa" w:w="1600"/>
+            <w:tcBorders>
+              <w:top w:val="single" w:color="CCCCCC" w:sz="1"/>
+              <w:left w:val="single" w:color="CCCCCC" w:sz="1"/>
+              <w:bottom w:val="single" w:color="CCCCCC" w:sz="1"/>
+              <w:right w:val="single" w:color="CCCCCC" w:sz="1"/>
+            </w:tcBorders>
+            <w:shd w:fill="E0F4F4" w:val="clear"/>
+            <w:tcMar>
+              <w:top w:type="dxa" w:w="80"/>
+              <w:left w:type="dxa" w:w="120"/>
+              <w:bottom w:type="dxa" w:w="80"/>
+              <w:right w:type="dxa" w:w="120"/>
+            </w:tcMar>
+          </w:tcPr>
+          <w:p>
+            <w:r>
+              <w:rPr>
+                <w:rFonts w:ascii="Arial" w:cs="Arial" w:eastAsia="Arial" w:hAnsi="Arial"/>
+                <w:color w:val="1A1A2E"/>
+                <w:sz w:val="20"/>
+                <w:szCs w:val="20"/>
+              </w:rPr>
+              <w:t xml:space="preserve">Low</w:t>
+            </w:r>
+          </w:p>
+        </w:tc>
+        <w:tc>
+          <w:tcPr>
+            <w:tcW w:type="dxa" w:w="1760"/>
+            <w:tcBorders>
+              <w:top w:val="single" w:color="CCCCCC" w:sz="1"/>
+              <w:left w:val="single" w:color="CCCCCC" w:sz="1"/>
+              <w:bottom w:val="single" w:color="CCCCCC" w:sz="1"/>
+              <w:right w:val="single" w:color="CCCCCC" w:sz="1"/>
+            </w:tcBorders>
+            <w:shd w:fill="E0F4F4" w:val="clear"/>
+            <w:tcMar>
+              <w:top w:type="dxa" w:w="80"/>
+              <w:left w:type="dxa" w:w="120"/>
+              <w:bottom w:type="dxa" w:w="80"/>
+              <w:right w:type="dxa" w:w="120"/>
+            </w:tcMar>
+          </w:tcPr>
+          <w:p>
+            <w:r>
+              <w:rPr>
+                <w:rFonts w:ascii="Arial" w:cs="Arial" w:eastAsia="Arial" w:hAnsi="Arial"/>
+                <w:color w:val="1A1A2E"/>
+                <w:sz w:val="20"/>
+                <w:szCs w:val="20"/>
+              </w:rPr>
+              <w:t xml:space="preserve">High</w:t>
+            </w:r>
+          </w:p>
+        </w:tc>
+        <w:tc>
+          <w:tcPr>
+            <w:tcW w:type="dxa" w:w="2800"/>
+            <w:tcBorders>
+              <w:top w:val="single" w:color="CCCCCC" w:sz="1"/>
+              <w:left w:val="single" w:color="CCCCCC" w:sz="1"/>
+              <w:bottom w:val="single" w:color="CCCCCC" w:sz="1"/>
+              <w:right w:val="single" w:color="CCCCCC" w:sz="1"/>
+            </w:tcBorders>
+            <w:shd w:fill="E0F4F4" w:val="clear"/>
+            <w:tcMar>
+              <w:top w:type="dxa" w:w="80"/>
+              <w:left w:type="dxa" w:w="120"/>
+              <w:bottom w:type="dxa" w:w="80"/>
+              <w:right w:type="dxa" w:w="120"/>
+            </w:tcMar>
+          </w:tcPr>
+          <w:p>
+            <w:r>
+              <w:rPr>
+                <w:rFonts w:ascii="Arial" w:cs="Arial" w:eastAsia="Arial" w:hAnsi="Arial"/>
+                <w:color w:val="1A1A2E"/>
+                <w:sz w:val="20"/>
+                <w:szCs w:val="20"/>
+              </w:rPr>
+              <w:t xml:space="preserve">Post-hackathon roadmap</w:t>
+            </w:r>
+          </w:p>
+        </w:tc>
+      </w:tr>
+      <w:tr>
+        <w:tc>
+          <w:tcPr>
+            <w:tcW w:type="dxa" w:w="3200"/>
+            <w:tcBorders>
+              <w:top w:val="single" w:color="CCCCCC" w:sz="1"/>
+              <w:left w:val="single" w:color="CCCCCC" w:sz="1"/>
+              <w:bottom w:val="single" w:color="CCCCCC" w:sz="1"/>
+              <w:right w:val="single" w:color="CCCCCC" w:sz="1"/>
+            </w:tcBorders>
+            <w:shd w:fill="FFFFFF" w:val="clear"/>
+            <w:tcMar>
+              <w:top w:type="dxa" w:w="80"/>
+              <w:left w:type="dxa" w:w="120"/>
+              <w:bottom w:type="dxa" w:w="80"/>
+              <w:right w:type="dxa" w:w="120"/>
+            </w:tcMar>
+          </w:tcPr>
+          <w:p>
+            <w:r>
+              <w:rPr>
+                <w:rFonts w:ascii="Arial" w:cs="Arial" w:eastAsia="Arial" w:hAnsi="Arial"/>
+                <w:color w:val="1A1A2E"/>
+                <w:sz w:val="20"/>
+                <w:szCs w:val="20"/>
+              </w:rPr>
+              <w:t xml:space="preserve">Full autonomous loop with all 7 tools and 6 triggers</w:t>
+            </w:r>
+          </w:p>
+        </w:tc>
+        <w:tc>
+          <w:tcPr>
+            <w:tcW w:type="dxa" w:w="1600"/>
+            <w:tcBorders>
+              <w:top w:val="single" w:color="CCCCCC" w:sz="1"/>
+              <w:left w:val="single" w:color="CCCCCC" w:sz="1"/>
+              <w:bottom w:val="single" w:color="CCCCCC" w:sz="1"/>
+              <w:right w:val="single" w:color="CCCCCC" w:sz="1"/>
+            </w:tcBorders>
+            <w:shd w:fill="FFFFFF" w:val="clear"/>
+            <w:tcMar>
+              <w:top w:type="dxa" w:w="80"/>
+              <w:left w:type="dxa" w:w="120"/>
+              <w:bottom w:type="dxa" w:w="80"/>
+              <w:right w:type="dxa" w:w="120"/>
+            </w:tcMar>
+          </w:tcPr>
+          <w:p>
+            <w:r>
+              <w:rPr>
+                <w:rFonts w:ascii="Arial" w:cs="Arial" w:eastAsia="Arial" w:hAnsi="Arial"/>
+                <w:color w:val="1A1A2E"/>
+                <w:sz w:val="20"/>
+                <w:szCs w:val="20"/>
+              </w:rPr>
+              <w:t xml:space="preserve">High</w:t>
+            </w:r>
+          </w:p>
+        </w:tc>
+        <w:tc>
+          <w:tcPr>
+            <w:tcW w:type="dxa" w:w="1760"/>
+            <w:tcBorders>
+              <w:top w:val="single" w:color="CCCCCC" w:sz="1"/>
+              <w:left w:val="single" w:color="CCCCCC" w:sz="1"/>
+              <w:bottom w:val="single" w:color="CCCCCC" w:sz="1"/>
+              <w:right w:val="single" w:color="CCCCCC" w:sz="1"/>
+            </w:tcBorders>
+            <w:shd w:fill="FFFFFF" w:val="clear"/>
+            <w:tcMar>
+              <w:top w:type="dxa" w:w="80"/>
+              <w:left w:type="dxa" w:w="120"/>
+              <w:bottom w:type="dxa" w:w="80"/>
+              <w:right w:type="dxa" w:w="120"/>
+            </w:tcMar>
+          </w:tcPr>
+          <w:p>
+            <w:r>
+              <w:rPr>
+                <w:rFonts w:ascii="Arial" w:cs="Arial" w:eastAsia="Arial" w:hAnsi="Arial"/>
+                <w:color w:val="1A1A2E"/>
+                <w:sz w:val="20"/>
+                <w:szCs w:val="20"/>
+              </w:rPr>
+              <w:t xml:space="preserve">Very High</w:t>
+            </w:r>
+          </w:p>
+        </w:tc>
+        <w:tc>
+          <w:tcPr>
+            <w:tcW w:type="dxa" w:w="2800"/>
+            <w:tcBorders>
+              <w:top w:val="single" w:color="CCCCCC" w:sz="1"/>
+              <w:left w:val="single" w:color="CCCCCC" w:sz="1"/>
+              <w:bottom w:val="single" w:color="CCCCCC" w:sz="1"/>
+              <w:right w:val="single" w:color="CCCCCC" w:sz="1"/>
+            </w:tcBorders>
+            <w:shd w:fill="FFFFFF" w:val="clear"/>
+            <w:tcMar>
+              <w:top w:type="dxa" w:w="80"/>
+              <w:left w:type="dxa" w:w="120"/>
+              <w:bottom w:type="dxa" w:w="80"/>
+              <w:right w:type="dxa" w:w="120"/>
+            </w:tcMar>
+          </w:tcPr>
+          <w:p>
+            <w:r>
+              <w:rPr>
+                <w:rFonts w:ascii="Arial" w:cs="Arial" w:eastAsia="Arial" w:hAnsi="Arial"/>
+                <w:color w:val="1A1A2E"/>
+                <w:sz w:val="20"/>
+                <w:szCs w:val="20"/>
+              </w:rPr>
+              <w:t xml:space="preserve">Post-hackathon roadmap</w:t>
+            </w:r>
+          </w:p>
+        </w:tc>
+      </w:tr>
+    </w:tbl>
     <w:p>
       <w:pPr>
         <w:pBdr>
